--- a/docs/Job-Scam-Documentation.docx
+++ b/docs/Job-Scam-Documentation.docx
@@ -2,6 +2,558 @@
 <file path=word/document.xml><?xml version="1.0" encoding="utf-8"?>
 <w:document xmlns:wpc="http://schemas.microsoft.com/office/word/2010/wordprocessingCanvas" xmlns:cx="http://schemas.microsoft.com/office/drawing/2014/chartex" xmlns:cx1="http://schemas.microsoft.com/office/drawing/2015/9/8/chartex" xmlns:cx2="http://schemas.microsoft.com/office/drawing/2015/10/21/chartex" xmlns:cx3="http://schemas.microsoft.com/office/drawing/2016/5/9/chartex" xmlns:cx4="http://schemas.microsoft.com/office/drawing/2016/5/10/chartex" xmlns:cx5="http://schemas.microsoft.com/office/drawing/2016/5/11/chartex" xmlns:cx6="http://schemas.microsoft.com/office/drawing/2016/5/12/chartex" xmlns:cx7="http://schemas.microsoft.com/office/drawing/2016/5/13/chartex" xmlns:cx8="http://schemas.microsoft.com/office/drawing/2016/5/14/chartex" xmlns:mc="http://schemas.openxmlformats.org/markup-compatibility/2006" xmlns:aink="http://schemas.microsoft.com/office/drawing/2016/ink" xmlns:am3d="http://schemas.microsoft.com/office/drawing/2017/model3d" xmlns:o="urn:schemas-microsoft-com:office:office" xmlns:oel="http://schemas.microsoft.com/office/2019/extlst" xmlns:r="http://schemas.openxmlformats.org/officeDocument/2006/relationships" xmlns:m="http://schemas.openxmlformats.org/officeDocument/2006/math" xmlns:v="urn:schemas-microsoft-com:vml" xmlns:wp14="http://schemas.microsoft.com/office/word/2010/wordprocessingDrawing" xmlns:wp="http://schemas.openxmlformats.org/drawingml/2006/wordprocessingDrawing" xmlns:w10="urn:schemas-microsoft-com:office:word" xmlns:w="http://schemas.openxmlformats.org/wordprocessingml/2006/main" xmlns:w14="http://schemas.microsoft.com/office/word/2010/wordml" xmlns:w15="http://schemas.microsoft.com/office/word/2012/wordml" xmlns:w16cex="http://schemas.microsoft.com/office/word/2018/wordml/cex" xmlns:w16cid="http://schemas.microsoft.com/office/word/2016/wordml/cid" xmlns:w16="http://schemas.microsoft.com/office/word/2018/wordml" xmlns:w16sdtdh="http://schemas.microsoft.com/office/word/2020/wordml/sdtdatahash" xmlns:w16se="http://schemas.microsoft.com/office/word/2015/wordml/symex" xmlns:wpg="http://schemas.microsoft.com/office/word/2010/wordprocessingGroup" xmlns:wpi="http://schemas.microsoft.com/office/word/2010/wordprocessingInk" xmlns:wne="http://schemas.microsoft.com/office/word/2006/wordml" xmlns:wps="http://schemas.microsoft.com/office/word/2010/wordprocessingShape" mc:Ignorable="w14 w15 w16se w16cid w16 w16cex w16sdtdh wp14">
   <w:body>
+    <w:p>
+      <w:pPr>
+        <w:rPr>
+          <w:rFonts w:ascii="Times New Roman" w:hAnsi="Times New Roman" w:cs="Times New Roman"/>
+        </w:rPr>
+      </w:pPr>
+      <w:r>
+        <w:rPr>
+          <w:rFonts w:ascii="Times New Roman" w:hAnsi="Times New Roman" w:cs="Times New Roman"/>
+        </w:rPr>
+        <w:t xml:space="preserve"> </w:t>
+      </w:r>
+    </w:p>
+    <w:sdt>
+      <w:sdtPr>
+        <w:rPr>
+          <w:rFonts w:ascii="Times New Roman" w:hAnsi="Times New Roman" w:cs="Times New Roman"/>
+        </w:rPr>
+        <w:id w:val="-906459352"/>
+        <w:docPartObj>
+          <w:docPartGallery w:val="Cover Pages"/>
+          <w:docPartUnique/>
+        </w:docPartObj>
+      </w:sdtPr>
+      <w:sdtContent>
+        <w:p>
+          <w:pPr>
+            <w:rPr>
+              <w:rFonts w:ascii="Times New Roman" w:hAnsi="Times New Roman" w:cs="Times New Roman"/>
+            </w:rPr>
+          </w:pPr>
+          <w:r>
+            <w:rPr>
+              <w:rFonts w:ascii="Times New Roman" w:hAnsi="Times New Roman" w:cs="Times New Roman"/>
+              <w:noProof/>
+            </w:rPr>
+            <mc:AlternateContent>
+              <mc:Choice Requires="wpg">
+                <w:drawing>
+                  <wp:anchor distT="0" distB="0" distL="114300" distR="114300" simplePos="0" relativeHeight="251659264" behindDoc="1" locked="0" layoutInCell="1" allowOverlap="1" wp14:anchorId="63E93BB3" wp14:editId="05A41B0C">
+                    <wp:simplePos x="0" y="0"/>
+                    <wp:positionH relativeFrom="page">
+                      <wp:align>center</wp:align>
+                    </wp:positionH>
+                    <wp:positionV relativeFrom="page">
+                      <wp:align>center</wp:align>
+                    </wp:positionV>
+                    <wp:extent cx="6852920" cy="9142730"/>
+                    <wp:effectExtent l="0" t="0" r="21590" b="153035"/>
+                    <wp:wrapNone/>
+                    <wp:docPr id="119" name="Group 119"/>
+                    <wp:cNvGraphicFramePr/>
+                    <a:graphic xmlns:a="http://schemas.openxmlformats.org/drawingml/2006/main">
+                      <a:graphicData uri="http://schemas.microsoft.com/office/word/2010/wordprocessingGroup">
+                        <wpg:wgp>
+                          <wpg:cNvGrpSpPr/>
+                          <wpg:grpSpPr>
+                            <a:xfrm>
+                              <a:off x="0" y="0"/>
+                              <a:ext cx="6858000" cy="9271750"/>
+                              <a:chOff x="0" y="0"/>
+                              <a:chExt cx="6858000" cy="9271750"/>
+                            </a:xfrm>
+                          </wpg:grpSpPr>
+                          <wps:wsp>
+                            <wps:cNvPr id="120" name="Rectangle 120"/>
+                            <wps:cNvSpPr/>
+                            <wps:spPr>
+                              <a:xfrm>
+                                <a:off x="0" y="7315200"/>
+                                <a:ext cx="6858000" cy="143182"/>
+                              </a:xfrm>
+                              <a:prstGeom prst="rect">
+                                <a:avLst/>
+                              </a:prstGeom>
+                              <a:solidFill>
+                                <a:schemeClr val="accent1"/>
+                              </a:solidFill>
+                              <a:ln>
+                                <a:noFill/>
+                              </a:ln>
+                            </wps:spPr>
+                            <wps:style>
+                              <a:lnRef idx="2">
+                                <a:schemeClr val="accent1">
+                                  <a:shade val="50000"/>
+                                </a:schemeClr>
+                              </a:lnRef>
+                              <a:fillRef idx="1">
+                                <a:schemeClr val="accent1"/>
+                              </a:fillRef>
+                              <a:effectRef idx="0">
+                                <a:schemeClr val="accent1"/>
+                              </a:effectRef>
+                              <a:fontRef idx="minor">
+                                <a:schemeClr val="lt1"/>
+                              </a:fontRef>
+                            </wps:style>
+                            <wps:bodyPr rot="0" spcFirstLastPara="0" vertOverflow="overflow" horzOverflow="overflow" vert="horz" wrap="square" lIns="91440" tIns="45720" rIns="91440" bIns="45720" numCol="1" spcCol="0" rtlCol="0" fromWordArt="0" anchor="ctr" anchorCtr="0" forceAA="0" compatLnSpc="1">
+                              <a:prstTxWarp prst="textNoShape">
+                                <a:avLst/>
+                              </a:prstTxWarp>
+                              <a:noAutofit/>
+                            </wps:bodyPr>
+                          </wps:wsp>
+                          <wps:wsp>
+                            <wps:cNvPr id="121" name="Rectangle 121"/>
+                            <wps:cNvSpPr/>
+                            <wps:spPr>
+                              <a:xfrm>
+                                <a:off x="0" y="7439025"/>
+                                <a:ext cx="6858000" cy="1832725"/>
+                              </a:xfrm>
+                              <a:prstGeom prst="rect">
+                                <a:avLst/>
+                              </a:prstGeom>
+                              <a:ln/>
+                            </wps:spPr>
+                            <wps:style>
+                              <a:lnRef idx="2">
+                                <a:schemeClr val="accent2">
+                                  <a:shade val="15000"/>
+                                </a:schemeClr>
+                              </a:lnRef>
+                              <a:fillRef idx="1">
+                                <a:schemeClr val="accent2"/>
+                              </a:fillRef>
+                              <a:effectRef idx="0">
+                                <a:schemeClr val="accent2"/>
+                              </a:effectRef>
+                              <a:fontRef idx="minor">
+                                <a:schemeClr val="lt1"/>
+                              </a:fontRef>
+                            </wps:style>
+                            <wps:txbx>
+                              <w:txbxContent>
+                                <w:sdt>
+                                  <w:sdtPr>
+                                    <w:rPr>
+                                      <w:rFonts w:ascii="Times New Roman" w:hAnsi="Times New Roman" w:cs="Times New Roman"/>
+                                      <w:color w:val="FFFFFF" w:themeColor="background1"/>
+                                      <w:sz w:val="32"/>
+                                      <w:szCs w:val="32"/>
+                                    </w:rPr>
+                                    <w:alias w:val="Author"/>
+                                    <w:tag w:val=""/>
+                                    <w:id w:val="884141857"/>
+                                    <w:dataBinding w:prefixMappings="xmlns:ns0='http://purl.org/dc/elements/1.1/' xmlns:ns1='http://schemas.openxmlformats.org/package/2006/metadata/core-properties' " w:xpath="/ns1:coreProperties[1]/ns0:creator[1]" w:storeItemID="{6C3C8BC8-F283-45AE-878A-BAB7291924A1}"/>
+                                    <w:text/>
+                                  </w:sdtPr>
+                                  <w:sdtContent>
+                                    <w:p>
+                                      <w:pPr>
+                                        <w:pStyle w:val="NoSpacing"/>
+                                        <w:rPr>
+                                          <w:rFonts w:ascii="Times New Roman" w:hAnsi="Times New Roman" w:cs="Times New Roman"/>
+                                          <w:color w:val="FFFFFF" w:themeColor="background1"/>
+                                          <w:sz w:val="32"/>
+                                          <w:szCs w:val="32"/>
+                                        </w:rPr>
+                                      </w:pPr>
+                                      <w:r>
+                                        <w:rPr>
+                                          <w:rFonts w:ascii="Times New Roman" w:hAnsi="Times New Roman" w:cs="Times New Roman"/>
+                                          <w:color w:val="FFFFFF" w:themeColor="background1"/>
+                                          <w:sz w:val="32"/>
+                                          <w:szCs w:val="32"/>
+                                        </w:rPr>
+                                        <w:t>ALEX KINYUA, CLEOPAS KARANJA, BRIANNAH CHELANGAT, MELISA ACHIENG,</w:t>
+                                      </w:r>
+                                      <w:r>
+                                        <w:rPr>
+                                          <w:rFonts w:ascii="Times New Roman" w:hAnsi="Times New Roman" w:cs="Times New Roman"/>
+                                          <w:color w:val="FFFFFF" w:themeColor="background1"/>
+                                          <w:sz w:val="32"/>
+                                          <w:szCs w:val="32"/>
+                                        </w:rPr>
+                                        <w:t xml:space="preserve"> </w:t>
+                                      </w:r>
+                                      <w:r>
+                                        <w:rPr>
+                                          <w:rFonts w:ascii="Times New Roman" w:hAnsi="Times New Roman" w:cs="Times New Roman"/>
+                                          <w:color w:val="FFFFFF" w:themeColor="background1"/>
+                                          <w:sz w:val="32"/>
+                                          <w:szCs w:val="32"/>
+                                        </w:rPr>
+                                        <w:t>CHRISTOPHER KARIUKI</w:t>
+                                      </w:r>
+                                      <w:r>
+                                        <w:rPr>
+                                          <w:rFonts w:ascii="Times New Roman" w:hAnsi="Times New Roman" w:cs="Times New Roman"/>
+                                          <w:color w:val="FFFFFF" w:themeColor="background1"/>
+                                          <w:sz w:val="32"/>
+                                          <w:szCs w:val="32"/>
+                                        </w:rPr>
+                                        <w:t>.</w:t>
+                                      </w:r>
+                                    </w:p>
+                                  </w:sdtContent>
+                                </w:sdt>
+                                <w:p>
+                                  <w:pPr>
+                                    <w:pStyle w:val="NoSpacing"/>
+                                    <w:rPr>
+                                      <w:caps/>
+                                      <w:color w:val="FFFFFF" w:themeColor="background1"/>
+                                    </w:rPr>
+                                  </w:pPr>
+                                </w:p>
+                              </w:txbxContent>
+                            </wps:txbx>
+                            <wps:bodyPr rot="0" spcFirstLastPara="0" vertOverflow="overflow" horzOverflow="overflow" vert="horz" wrap="square" lIns="457200" tIns="182880" rIns="457200" bIns="457200" numCol="1" spcCol="0" rtlCol="0" fromWordArt="0" anchor="b" anchorCtr="0" forceAA="0" compatLnSpc="1">
+                              <a:prstTxWarp prst="textNoShape">
+                                <a:avLst/>
+                              </a:prstTxWarp>
+                              <a:noAutofit/>
+                            </wps:bodyPr>
+                          </wps:wsp>
+                          <wps:wsp>
+                            <wps:cNvPr id="122" name="Text Box 122"/>
+                            <wps:cNvSpPr txBox="1"/>
+                            <wps:spPr>
+                              <a:xfrm>
+                                <a:off x="0" y="0"/>
+                                <a:ext cx="6858000" cy="7315200"/>
+                              </a:xfrm>
+                              <a:prstGeom prst="rect">
+                                <a:avLst/>
+                              </a:prstGeom>
+                              <a:noFill/>
+                              <a:ln w="6350">
+                                <a:noFill/>
+                              </a:ln>
+                              <a:effectLst/>
+                            </wps:spPr>
+                            <wps:style>
+                              <a:lnRef idx="0">
+                                <a:schemeClr val="accent1"/>
+                              </a:lnRef>
+                              <a:fillRef idx="0">
+                                <a:schemeClr val="accent1"/>
+                              </a:fillRef>
+                              <a:effectRef idx="0">
+                                <a:schemeClr val="accent1"/>
+                              </a:effectRef>
+                              <a:fontRef idx="minor">
+                                <a:schemeClr val="dk1"/>
+                              </a:fontRef>
+                            </wps:style>
+                            <wps:txbx>
+                              <w:txbxContent>
+                                <w:sdt>
+                                  <w:sdtPr>
+                                    <w:rPr>
+                                      <w:rFonts w:ascii="Times New Roman" w:eastAsiaTheme="majorEastAsia" w:hAnsi="Times New Roman" w:cs="Times New Roman"/>
+                                      <w:color w:val="595959" w:themeColor="text1" w:themeTint="A6"/>
+                                      <w:sz w:val="96"/>
+                                      <w:szCs w:val="96"/>
+                                    </w:rPr>
+                                    <w:alias w:val="Title"/>
+                                    <w:tag w:val=""/>
+                                    <w:id w:val="-1476986296"/>
+                                    <w:dataBinding w:prefixMappings="xmlns:ns0='http://purl.org/dc/elements/1.1/' xmlns:ns1='http://schemas.openxmlformats.org/package/2006/metadata/core-properties' " w:xpath="/ns1:coreProperties[1]/ns0:title[1]" w:storeItemID="{6C3C8BC8-F283-45AE-878A-BAB7291924A1}"/>
+                                    <w:text/>
+                                  </w:sdtPr>
+                                  <w:sdtContent>
+                                    <w:p>
+                                      <w:pPr>
+                                        <w:pStyle w:val="NoSpacing"/>
+                                        <w:pBdr>
+                                          <w:bottom w:val="single" w:sz="6" w:space="4" w:color="7F7F7F" w:themeColor="text1" w:themeTint="80"/>
+                                        </w:pBdr>
+                                        <w:rPr>
+                                          <w:rFonts w:asciiTheme="majorHAnsi" w:eastAsiaTheme="majorEastAsia" w:hAnsiTheme="majorHAnsi" w:cstheme="majorBidi"/>
+                                          <w:color w:val="595959" w:themeColor="text1" w:themeTint="A6"/>
+                                          <w:sz w:val="96"/>
+                                          <w:szCs w:val="96"/>
+                                        </w:rPr>
+                                      </w:pPr>
+                                      <w:r>
+                                        <w:rPr>
+                                          <w:rFonts w:ascii="Times New Roman" w:eastAsiaTheme="majorEastAsia" w:hAnsi="Times New Roman" w:cs="Times New Roman"/>
+                                          <w:color w:val="595959" w:themeColor="text1" w:themeTint="A6"/>
+                                          <w:sz w:val="96"/>
+                                          <w:szCs w:val="96"/>
+                                        </w:rPr>
+                                        <w:t>AI POWERED JOB-SCAM DETECTION SYSTEM</w:t>
+                                      </w:r>
+                                    </w:p>
+                                  </w:sdtContent>
+                                </w:sdt>
+                                <w:sdt>
+                                  <w:sdtPr>
+                                    <w:rPr>
+                                      <w:rFonts w:ascii="Times New Roman" w:hAnsi="Times New Roman" w:cs="Times New Roman"/>
+                                      <w:caps/>
+                                      <w:color w:val="0E2841" w:themeColor="text2"/>
+                                      <w:sz w:val="44"/>
+                                      <w:szCs w:val="44"/>
+                                    </w:rPr>
+                                    <w:alias w:val="Subtitle"/>
+                                    <w:tag w:val=""/>
+                                    <w:id w:val="157346227"/>
+                                    <w:dataBinding w:prefixMappings="xmlns:ns0='http://purl.org/dc/elements/1.1/' xmlns:ns1='http://schemas.openxmlformats.org/package/2006/metadata/core-properties' " w:xpath="/ns1:coreProperties[1]/ns0:subject[1]" w:storeItemID="{6C3C8BC8-F283-45AE-878A-BAB7291924A1}"/>
+                                    <w:text/>
+                                  </w:sdtPr>
+                                  <w:sdtContent>
+                                    <w:p>
+                                      <w:pPr>
+                                        <w:pStyle w:val="NoSpacing"/>
+                                        <w:spacing w:before="240"/>
+                                        <w:rPr>
+                                          <w:rFonts w:ascii="Times New Roman" w:hAnsi="Times New Roman" w:cs="Times New Roman"/>
+                                          <w:caps/>
+                                          <w:color w:val="0E2841" w:themeColor="text2"/>
+                                          <w:sz w:val="44"/>
+                                          <w:szCs w:val="44"/>
+                                        </w:rPr>
+                                      </w:pPr>
+                                      <w:r>
+                                        <w:rPr>
+                                          <w:rFonts w:ascii="Times New Roman" w:hAnsi="Times New Roman" w:cs="Times New Roman"/>
+                                          <w:caps/>
+                                          <w:color w:val="0E2841" w:themeColor="text2"/>
+                                          <w:sz w:val="44"/>
+                                          <w:szCs w:val="44"/>
+                                        </w:rPr>
+                                        <w:t>HAKIKI HIRE</w:t>
+                                      </w:r>
+                                    </w:p>
+                                  </w:sdtContent>
+                                </w:sdt>
+                              </w:txbxContent>
+                            </wps:txbx>
+                            <wps:bodyPr rot="0" spcFirstLastPara="0" vertOverflow="overflow" horzOverflow="overflow" vert="horz" wrap="square" lIns="457200" tIns="457200" rIns="457200" bIns="457200" numCol="1" spcCol="0" rtlCol="0" fromWordArt="0" anchor="ctr" anchorCtr="0" forceAA="0" compatLnSpc="1">
+                              <a:prstTxWarp prst="textNoShape">
+                                <a:avLst/>
+                              </a:prstTxWarp>
+                              <a:noAutofit/>
+                            </wps:bodyPr>
+                          </wps:wsp>
+                        </wpg:wgp>
+                      </a:graphicData>
+                    </a:graphic>
+                    <wp14:sizeRelH relativeFrom="page">
+                      <wp14:pctWidth>88200</wp14:pctWidth>
+                    </wp14:sizeRelH>
+                    <wp14:sizeRelV relativeFrom="page">
+                      <wp14:pctHeight>90900</wp14:pctHeight>
+                    </wp14:sizeRelV>
+                  </wp:anchor>
+                </w:drawing>
+              </mc:Choice>
+              <mc:Fallback>
+                <w:pict>
+                  <v:group w14:anchorId="63E93BB3" id="Group 119" o:spid="_x0000_s1026" style="position:absolute;margin-left:0;margin-top:0;width:539.6pt;height:719.9pt;z-index:-251657216;mso-width-percent:882;mso-height-percent:909;mso-position-horizontal:center;mso-position-horizontal-relative:page;mso-position-vertical:center;mso-position-vertical-relative:page;mso-width-percent:882;mso-height-percent:909" coordsize="68580,92717" o:gfxdata="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">
+                    <v:rect id="Rectangle 120" o:spid="_x0000_s1027" style="position:absolute;top:73152;width:68580;height:1431;visibility:visible;mso-wrap-style:square;v-text-anchor:middle" o:gfxdata="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" fillcolor="#156082 [3204]" stroked="f" strokeweight="1pt"/>
+                    <v:rect id="Rectangle 121" o:spid="_x0000_s1028" style="position:absolute;top:74390;width:68580;height:18327;visibility:visible;mso-wrap-style:square;v-text-anchor:bottom" o:gfxdata="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" fillcolor="#e97132 [3205]" strokecolor="#250f04 [485]" strokeweight="1pt">
+                      <v:textbox inset="36pt,14.4pt,36pt,36pt">
+                        <w:txbxContent>
+                          <w:sdt>
+                            <w:sdtPr>
+                              <w:rPr>
+                                <w:rFonts w:ascii="Times New Roman" w:hAnsi="Times New Roman" w:cs="Times New Roman"/>
+                                <w:color w:val="FFFFFF" w:themeColor="background1"/>
+                                <w:sz w:val="32"/>
+                                <w:szCs w:val="32"/>
+                              </w:rPr>
+                              <w:alias w:val="Author"/>
+                              <w:tag w:val=""/>
+                              <w:id w:val="884141857"/>
+                              <w:dataBinding w:prefixMappings="xmlns:ns0='http://purl.org/dc/elements/1.1/' xmlns:ns1='http://schemas.openxmlformats.org/package/2006/metadata/core-properties' " w:xpath="/ns1:coreProperties[1]/ns0:creator[1]" w:storeItemID="{6C3C8BC8-F283-45AE-878A-BAB7291924A1}"/>
+                              <w:text/>
+                            </w:sdtPr>
+                            <w:sdtContent>
+                              <w:p>
+                                <w:pPr>
+                                  <w:pStyle w:val="NoSpacing"/>
+                                  <w:rPr>
+                                    <w:rFonts w:ascii="Times New Roman" w:hAnsi="Times New Roman" w:cs="Times New Roman"/>
+                                    <w:color w:val="FFFFFF" w:themeColor="background1"/>
+                                    <w:sz w:val="32"/>
+                                    <w:szCs w:val="32"/>
+                                  </w:rPr>
+                                </w:pPr>
+                                <w:r>
+                                  <w:rPr>
+                                    <w:rFonts w:ascii="Times New Roman" w:hAnsi="Times New Roman" w:cs="Times New Roman"/>
+                                    <w:color w:val="FFFFFF" w:themeColor="background1"/>
+                                    <w:sz w:val="32"/>
+                                    <w:szCs w:val="32"/>
+                                  </w:rPr>
+                                  <w:t>ALEX KINYUA, CLEOPAS KARANJA, BRIANNAH CHELANGAT, MELISA ACHIENG,</w:t>
+                                </w:r>
+                                <w:r>
+                                  <w:rPr>
+                                    <w:rFonts w:ascii="Times New Roman" w:hAnsi="Times New Roman" w:cs="Times New Roman"/>
+                                    <w:color w:val="FFFFFF" w:themeColor="background1"/>
+                                    <w:sz w:val="32"/>
+                                    <w:szCs w:val="32"/>
+                                  </w:rPr>
+                                  <w:t xml:space="preserve"> </w:t>
+                                </w:r>
+                                <w:r>
+                                  <w:rPr>
+                                    <w:rFonts w:ascii="Times New Roman" w:hAnsi="Times New Roman" w:cs="Times New Roman"/>
+                                    <w:color w:val="FFFFFF" w:themeColor="background1"/>
+                                    <w:sz w:val="32"/>
+                                    <w:szCs w:val="32"/>
+                                  </w:rPr>
+                                  <w:t>CHRISTOPHER KARIUKI</w:t>
+                                </w:r>
+                                <w:r>
+                                  <w:rPr>
+                                    <w:rFonts w:ascii="Times New Roman" w:hAnsi="Times New Roman" w:cs="Times New Roman"/>
+                                    <w:color w:val="FFFFFF" w:themeColor="background1"/>
+                                    <w:sz w:val="32"/>
+                                    <w:szCs w:val="32"/>
+                                  </w:rPr>
+                                  <w:t>.</w:t>
+                                </w:r>
+                              </w:p>
+                            </w:sdtContent>
+                          </w:sdt>
+                          <w:p>
+                            <w:pPr>
+                              <w:pStyle w:val="NoSpacing"/>
+                              <w:rPr>
+                                <w:caps/>
+                                <w:color w:val="FFFFFF" w:themeColor="background1"/>
+                              </w:rPr>
+                            </w:pPr>
+                          </w:p>
+                        </w:txbxContent>
+                      </v:textbox>
+                    </v:rect>
+                    <v:shapetype id="_x0000_t202" coordsize="21600,21600" o:spt="202" path="m,l,21600r21600,l21600,xe">
+                      <v:stroke joinstyle="miter"/>
+                      <v:path gradientshapeok="t" o:connecttype="rect"/>
+                    </v:shapetype>
+                    <v:shape id="Text Box 122" o:spid="_x0000_s1029" type="#_x0000_t202" style="position:absolute;width:68580;height:73152;visibility:visible;mso-wrap-style:square;v-text-anchor:middle" o:gfxdata="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" filled="f" stroked="f" strokeweight=".5pt">
+                      <v:textbox inset="36pt,36pt,36pt,36pt">
+                        <w:txbxContent>
+                          <w:sdt>
+                            <w:sdtPr>
+                              <w:rPr>
+                                <w:rFonts w:ascii="Times New Roman" w:eastAsiaTheme="majorEastAsia" w:hAnsi="Times New Roman" w:cs="Times New Roman"/>
+                                <w:color w:val="595959" w:themeColor="text1" w:themeTint="A6"/>
+                                <w:sz w:val="96"/>
+                                <w:szCs w:val="96"/>
+                              </w:rPr>
+                              <w:alias w:val="Title"/>
+                              <w:tag w:val=""/>
+                              <w:id w:val="-1476986296"/>
+                              <w:dataBinding w:prefixMappings="xmlns:ns0='http://purl.org/dc/elements/1.1/' xmlns:ns1='http://schemas.openxmlformats.org/package/2006/metadata/core-properties' " w:xpath="/ns1:coreProperties[1]/ns0:title[1]" w:storeItemID="{6C3C8BC8-F283-45AE-878A-BAB7291924A1}"/>
+                              <w:text/>
+                            </w:sdtPr>
+                            <w:sdtContent>
+                              <w:p>
+                                <w:pPr>
+                                  <w:pStyle w:val="NoSpacing"/>
+                                  <w:pBdr>
+                                    <w:bottom w:val="single" w:sz="6" w:space="4" w:color="7F7F7F" w:themeColor="text1" w:themeTint="80"/>
+                                  </w:pBdr>
+                                  <w:rPr>
+                                    <w:rFonts w:asciiTheme="majorHAnsi" w:eastAsiaTheme="majorEastAsia" w:hAnsiTheme="majorHAnsi" w:cstheme="majorBidi"/>
+                                    <w:color w:val="595959" w:themeColor="text1" w:themeTint="A6"/>
+                                    <w:sz w:val="96"/>
+                                    <w:szCs w:val="96"/>
+                                  </w:rPr>
+                                </w:pPr>
+                                <w:r>
+                                  <w:rPr>
+                                    <w:rFonts w:ascii="Times New Roman" w:eastAsiaTheme="majorEastAsia" w:hAnsi="Times New Roman" w:cs="Times New Roman"/>
+                                    <w:color w:val="595959" w:themeColor="text1" w:themeTint="A6"/>
+                                    <w:sz w:val="96"/>
+                                    <w:szCs w:val="96"/>
+                                  </w:rPr>
+                                  <w:t>AI POWERED JOB-SCAM DETECTION SYSTEM</w:t>
+                                </w:r>
+                              </w:p>
+                            </w:sdtContent>
+                          </w:sdt>
+                          <w:sdt>
+                            <w:sdtPr>
+                              <w:rPr>
+                                <w:rFonts w:ascii="Times New Roman" w:hAnsi="Times New Roman" w:cs="Times New Roman"/>
+                                <w:caps/>
+                                <w:color w:val="0E2841" w:themeColor="text2"/>
+                                <w:sz w:val="44"/>
+                                <w:szCs w:val="44"/>
+                              </w:rPr>
+                              <w:alias w:val="Subtitle"/>
+                              <w:tag w:val=""/>
+                              <w:id w:val="157346227"/>
+                              <w:dataBinding w:prefixMappings="xmlns:ns0='http://purl.org/dc/elements/1.1/' xmlns:ns1='http://schemas.openxmlformats.org/package/2006/metadata/core-properties' " w:xpath="/ns1:coreProperties[1]/ns0:subject[1]" w:storeItemID="{6C3C8BC8-F283-45AE-878A-BAB7291924A1}"/>
+                              <w:text/>
+                            </w:sdtPr>
+                            <w:sdtContent>
+                              <w:p>
+                                <w:pPr>
+                                  <w:pStyle w:val="NoSpacing"/>
+                                  <w:spacing w:before="240"/>
+                                  <w:rPr>
+                                    <w:rFonts w:ascii="Times New Roman" w:hAnsi="Times New Roman" w:cs="Times New Roman"/>
+                                    <w:caps/>
+                                    <w:color w:val="0E2841" w:themeColor="text2"/>
+                                    <w:sz w:val="44"/>
+                                    <w:szCs w:val="44"/>
+                                  </w:rPr>
+                                </w:pPr>
+                                <w:r>
+                                  <w:rPr>
+                                    <w:rFonts w:ascii="Times New Roman" w:hAnsi="Times New Roman" w:cs="Times New Roman"/>
+                                    <w:caps/>
+                                    <w:color w:val="0E2841" w:themeColor="text2"/>
+                                    <w:sz w:val="44"/>
+                                    <w:szCs w:val="44"/>
+                                  </w:rPr>
+                                  <w:t>HAKIKI HIRE</w:t>
+                                </w:r>
+                              </w:p>
+                            </w:sdtContent>
+                          </w:sdt>
+                        </w:txbxContent>
+                      </v:textbox>
+                    </v:shape>
+                    <w10:wrap anchorx="page" anchory="page"/>
+                  </v:group>
+                </w:pict>
+              </mc:Fallback>
+            </mc:AlternateContent>
+          </w:r>
+        </w:p>
+        <w:p>
+          <w:pPr>
+            <w:rPr>
+              <w:rFonts w:ascii="Times New Roman" w:eastAsiaTheme="majorEastAsia" w:hAnsi="Times New Roman" w:cs="Times New Roman"/>
+              <w:color w:val="0F4761" w:themeColor="accent1" w:themeShade="BF"/>
+              <w:sz w:val="32"/>
+              <w:szCs w:val="32"/>
+            </w:rPr>
+          </w:pPr>
+          <w:r>
+            <w:rPr>
+              <w:rFonts w:ascii="Times New Roman" w:hAnsi="Times New Roman" w:cs="Times New Roman"/>
+            </w:rPr>
+            <w:br w:type="page"/>
+          </w:r>
+        </w:p>
+      </w:sdtContent>
+    </w:sdt>
     <w:sdt>
       <w:sdtPr>
         <w:rPr>
@@ -56,7 +608,7 @@
               <w:kern w:val="2"/>
               <w:sz w:val="24"/>
               <w:szCs w:val="24"/>
-              <w:lang w:eastAsia="en-KE"/>
+              <w:lang w:val="en-KE" w:eastAsia="en-KE"/>
               <w14:ligatures w14:val="standardContextual"/>
             </w:rPr>
           </w:pPr>
@@ -78,14 +630,14 @@
             </w:rPr>
             <w:fldChar w:fldCharType="separate"/>
           </w:r>
-          <w:hyperlink w:anchor="_Toc240118782" w:history="1">
+          <w:hyperlink w:anchor="_Toc240295618" w:history="1">
             <w:r>
               <w:rPr>
                 <w:rStyle w:val="Hyperlink"/>
                 <w:rFonts w:ascii="Times New Roman" w:hAnsi="Times New Roman" w:cs="Times New Roman"/>
                 <w:noProof/>
               </w:rPr>
-              <w:t>CHAPTER 1:</w:t>
+              <w:t>CHAPTER 1</w:t>
             </w:r>
             <w:r>
               <w:rPr>
@@ -106,7 +658,7 @@
                 <w:noProof/>
                 <w:webHidden/>
               </w:rPr>
-              <w:instrText xml:space="preserve"> PAGEREF _Toc240118782 \h </w:instrText>
+              <w:instrText xml:space="preserve"> PAGEREF _Toc240295618 \h </w:instrText>
             </w:r>
             <w:r>
               <w:rPr>
@@ -148,11 +700,11 @@
               <w:kern w:val="2"/>
               <w:sz w:val="24"/>
               <w:szCs w:val="24"/>
-              <w:lang w:eastAsia="en-KE"/>
+              <w:lang w:val="en-KE" w:eastAsia="en-KE"/>
               <w14:ligatures w14:val="standardContextual"/>
             </w:rPr>
           </w:pPr>
-          <w:hyperlink w:anchor="_Toc240118783" w:history="1">
+          <w:hyperlink w:anchor="_Toc240295619" w:history="1">
             <w:r>
               <w:rPr>
                 <w:rStyle w:val="Hyperlink"/>
@@ -180,7 +732,7 @@
                 <w:noProof/>
                 <w:webHidden/>
               </w:rPr>
-              <w:instrText xml:space="preserve"> PAGEREF _Toc240118783 \h </w:instrText>
+              <w:instrText xml:space="preserve"> PAGEREF _Toc240295619 \h </w:instrText>
             </w:r>
             <w:r>
               <w:rPr>
@@ -222,18 +774,18 @@
               <w:kern w:val="2"/>
               <w:sz w:val="24"/>
               <w:szCs w:val="24"/>
-              <w:lang w:eastAsia="en-KE"/>
+              <w:lang w:val="en-KE" w:eastAsia="en-KE"/>
               <w14:ligatures w14:val="standardContextual"/>
             </w:rPr>
           </w:pPr>
-          <w:hyperlink w:anchor="_Toc240118784" w:history="1">
+          <w:hyperlink w:anchor="_Toc240295620" w:history="1">
             <w:r>
               <w:rPr>
                 <w:rStyle w:val="Hyperlink"/>
                 <w:rFonts w:ascii="Times New Roman" w:hAnsi="Times New Roman" w:cs="Times New Roman"/>
                 <w:noProof/>
               </w:rPr>
-              <w:t>1.2 PROBLEM STATEMENT:</w:t>
+              <w:t>1.2 PROBLEM STATEMENT</w:t>
             </w:r>
             <w:r>
               <w:rPr>
@@ -254,7 +806,7 @@
                 <w:noProof/>
                 <w:webHidden/>
               </w:rPr>
-              <w:instrText xml:space="preserve"> PAGEREF _Toc240118784 \h </w:instrText>
+              <w:instrText xml:space="preserve"> PAGEREF _Toc240295620 \h </w:instrText>
             </w:r>
             <w:r>
               <w:rPr>
@@ -296,11 +848,11 @@
               <w:kern w:val="2"/>
               <w:sz w:val="24"/>
               <w:szCs w:val="24"/>
-              <w:lang w:eastAsia="en-KE"/>
+              <w:lang w:val="en-KE" w:eastAsia="en-KE"/>
               <w14:ligatures w14:val="standardContextual"/>
             </w:rPr>
           </w:pPr>
-          <w:hyperlink w:anchor="_Toc240118785" w:history="1">
+          <w:hyperlink w:anchor="_Toc240295621" w:history="1">
             <w:r>
               <w:rPr>
                 <w:rStyle w:val="Hyperlink"/>
@@ -328,7 +880,7 @@
                 <w:noProof/>
                 <w:webHidden/>
               </w:rPr>
-              <w:instrText xml:space="preserve"> PAGEREF _Toc240118785 \h </w:instrText>
+              <w:instrText xml:space="preserve"> PAGEREF _Toc240295621 \h </w:instrText>
             </w:r>
             <w:r>
               <w:rPr>
@@ -370,11 +922,11 @@
               <w:kern w:val="2"/>
               <w:sz w:val="24"/>
               <w:szCs w:val="24"/>
-              <w:lang w:eastAsia="en-KE"/>
+              <w:lang w:val="en-KE" w:eastAsia="en-KE"/>
               <w14:ligatures w14:val="standardContextual"/>
             </w:rPr>
           </w:pPr>
-          <w:hyperlink w:anchor="_Toc240118786" w:history="1">
+          <w:hyperlink w:anchor="_Toc240295622" w:history="1">
             <w:r>
               <w:rPr>
                 <w:rStyle w:val="Hyperlink"/>
@@ -402,7 +954,7 @@
                 <w:noProof/>
                 <w:webHidden/>
               </w:rPr>
-              <w:instrText xml:space="preserve"> PAGEREF _Toc240118786 \h </w:instrText>
+              <w:instrText xml:space="preserve"> PAGEREF _Toc240295622 \h </w:instrText>
             </w:r>
             <w:r>
               <w:rPr>
@@ -444,11 +996,11 @@
               <w:kern w:val="2"/>
               <w:sz w:val="24"/>
               <w:szCs w:val="24"/>
-              <w:lang w:eastAsia="en-KE"/>
+              <w:lang w:val="en-KE" w:eastAsia="en-KE"/>
               <w14:ligatures w14:val="standardContextual"/>
             </w:rPr>
           </w:pPr>
-          <w:hyperlink w:anchor="_Toc240118787" w:history="1">
+          <w:hyperlink w:anchor="_Toc240295623" w:history="1">
             <w:r>
               <w:rPr>
                 <w:rStyle w:val="Hyperlink"/>
@@ -477,7 +1029,7 @@
                 <w:noProof/>
                 <w:webHidden/>
               </w:rPr>
-              <w:instrText xml:space="preserve"> PAGEREF _Toc240118787 \h </w:instrText>
+              <w:instrText xml:space="preserve"> PAGEREF _Toc240295623 \h </w:instrText>
             </w:r>
             <w:r>
               <w:rPr>
@@ -519,11 +1071,11 @@
               <w:kern w:val="2"/>
               <w:sz w:val="24"/>
               <w:szCs w:val="24"/>
-              <w:lang w:eastAsia="en-KE"/>
+              <w:lang w:val="en-KE" w:eastAsia="en-KE"/>
               <w14:ligatures w14:val="standardContextual"/>
             </w:rPr>
           </w:pPr>
-          <w:hyperlink w:anchor="_Toc240118788" w:history="1">
+          <w:hyperlink w:anchor="_Toc240295624" w:history="1">
             <w:r>
               <w:rPr>
                 <w:rStyle w:val="Hyperlink"/>
@@ -551,7 +1103,7 @@
                 <w:noProof/>
                 <w:webHidden/>
               </w:rPr>
-              <w:instrText xml:space="preserve"> PAGEREF _Toc240118788 \h </w:instrText>
+              <w:instrText xml:space="preserve"> PAGEREF _Toc240295624 \h </w:instrText>
             </w:r>
             <w:r>
               <w:rPr>
@@ -593,11 +1145,11 @@
               <w:kern w:val="2"/>
               <w:sz w:val="24"/>
               <w:szCs w:val="24"/>
-              <w:lang w:eastAsia="en-KE"/>
+              <w:lang w:val="en-KE" w:eastAsia="en-KE"/>
               <w14:ligatures w14:val="standardContextual"/>
             </w:rPr>
           </w:pPr>
-          <w:hyperlink w:anchor="_Toc240118789" w:history="1">
+          <w:hyperlink w:anchor="_Toc240295625" w:history="1">
             <w:r>
               <w:rPr>
                 <w:rStyle w:val="Hyperlink"/>
@@ -626,7 +1178,7 @@
                 <w:noProof/>
                 <w:webHidden/>
               </w:rPr>
-              <w:instrText xml:space="preserve"> PAGEREF _Toc240118789 \h </w:instrText>
+              <w:instrText xml:space="preserve"> PAGEREF _Toc240295625 \h </w:instrText>
             </w:r>
             <w:r>
               <w:rPr>
@@ -668,18 +1220,18 @@
               <w:kern w:val="2"/>
               <w:sz w:val="24"/>
               <w:szCs w:val="24"/>
-              <w:lang w:eastAsia="en-KE"/>
+              <w:lang w:val="en-KE" w:eastAsia="en-KE"/>
               <w14:ligatures w14:val="standardContextual"/>
             </w:rPr>
           </w:pPr>
-          <w:hyperlink w:anchor="_Toc240118790" w:history="1">
+          <w:hyperlink w:anchor="_Toc240295626" w:history="1">
             <w:r>
               <w:rPr>
                 <w:rStyle w:val="Hyperlink"/>
                 <w:rFonts w:ascii="Times New Roman" w:hAnsi="Times New Roman" w:cs="Times New Roman"/>
                 <w:noProof/>
               </w:rPr>
-              <w:t>CHAPTER 2:</w:t>
+              <w:t>CHAPTER 2</w:t>
             </w:r>
             <w:r>
               <w:rPr>
@@ -700,7 +1252,7 @@
                 <w:noProof/>
                 <w:webHidden/>
               </w:rPr>
-              <w:instrText xml:space="preserve"> PAGEREF _Toc240118790 \h </w:instrText>
+              <w:instrText xml:space="preserve"> PAGEREF _Toc240295626 \h </w:instrText>
             </w:r>
             <w:r>
               <w:rPr>
@@ -742,11 +1294,11 @@
               <w:kern w:val="2"/>
               <w:sz w:val="24"/>
               <w:szCs w:val="24"/>
-              <w:lang w:eastAsia="en-KE"/>
+              <w:lang w:val="en-KE" w:eastAsia="en-KE"/>
               <w14:ligatures w14:val="standardContextual"/>
             </w:rPr>
           </w:pPr>
-          <w:hyperlink w:anchor="_Toc240118791" w:history="1">
+          <w:hyperlink w:anchor="_Toc240295627" w:history="1">
             <w:r>
               <w:rPr>
                 <w:rStyle w:val="Hyperlink"/>
@@ -774,7 +1326,7 @@
                 <w:noProof/>
                 <w:webHidden/>
               </w:rPr>
-              <w:instrText xml:space="preserve"> PAGEREF _Toc240118791 \h </w:instrText>
+              <w:instrText xml:space="preserve"> PAGEREF _Toc240295627 \h </w:instrText>
             </w:r>
             <w:r>
               <w:rPr>
@@ -816,11 +1368,11 @@
               <w:kern w:val="2"/>
               <w:sz w:val="24"/>
               <w:szCs w:val="24"/>
-              <w:lang w:eastAsia="en-KE"/>
+              <w:lang w:val="en-KE" w:eastAsia="en-KE"/>
               <w14:ligatures w14:val="standardContextual"/>
             </w:rPr>
           </w:pPr>
-          <w:hyperlink w:anchor="_Toc240118792" w:history="1">
+          <w:hyperlink w:anchor="_Toc240295628" w:history="1">
             <w:r>
               <w:rPr>
                 <w:rStyle w:val="Hyperlink"/>
@@ -828,7 +1380,7 @@
                 <w:noProof/>
                 <w:lang w:eastAsia="en-KE"/>
               </w:rPr>
-              <w:t>2.1.1 DATA COLLECTION &amp; DATA SOURCES:</w:t>
+              <w:t>2.1.1 DATA COLLECTION &amp; DATA SOURCES</w:t>
             </w:r>
             <w:r>
               <w:rPr>
@@ -849,7 +1401,7 @@
                 <w:noProof/>
                 <w:webHidden/>
               </w:rPr>
-              <w:instrText xml:space="preserve"> PAGEREF _Toc240118792 \h </w:instrText>
+              <w:instrText xml:space="preserve"> PAGEREF _Toc240295628 \h </w:instrText>
             </w:r>
             <w:r>
               <w:rPr>
@@ -891,11 +1443,11 @@
               <w:kern w:val="2"/>
               <w:sz w:val="24"/>
               <w:szCs w:val="24"/>
-              <w:lang w:eastAsia="en-KE"/>
+              <w:lang w:val="en-KE" w:eastAsia="en-KE"/>
               <w14:ligatures w14:val="standardContextual"/>
             </w:rPr>
           </w:pPr>
-          <w:hyperlink w:anchor="_Toc240118793" w:history="1">
+          <w:hyperlink w:anchor="_Toc240295629" w:history="1">
             <w:r>
               <w:rPr>
                 <w:rStyle w:val="Hyperlink"/>
@@ -903,7 +1455,7 @@
                 <w:noProof/>
                 <w:lang w:eastAsia="en-KE"/>
               </w:rPr>
-              <w:t>2.1.2 DATA UNDERSTANDING:</w:t>
+              <w:t>2.1.2 DATA UNDERSTANDING</w:t>
             </w:r>
             <w:r>
               <w:rPr>
@@ -924,7 +1476,7 @@
                 <w:noProof/>
                 <w:webHidden/>
               </w:rPr>
-              <w:instrText xml:space="preserve"> PAGEREF _Toc240118793 \h </w:instrText>
+              <w:instrText xml:space="preserve"> PAGEREF _Toc240295629 \h </w:instrText>
             </w:r>
             <w:r>
               <w:rPr>
@@ -966,11 +1518,11 @@
               <w:kern w:val="2"/>
               <w:sz w:val="24"/>
               <w:szCs w:val="24"/>
-              <w:lang w:eastAsia="en-KE"/>
+              <w:lang w:val="en-KE" w:eastAsia="en-KE"/>
               <w14:ligatures w14:val="standardContextual"/>
             </w:rPr>
           </w:pPr>
-          <w:hyperlink w:anchor="_Toc240118794" w:history="1">
+          <w:hyperlink w:anchor="_Toc240295630" w:history="1">
             <w:r>
               <w:rPr>
                 <w:rStyle w:val="Hyperlink"/>
@@ -978,7 +1530,7 @@
                 <w:noProof/>
                 <w:lang w:eastAsia="en-KE"/>
               </w:rPr>
-              <w:t>CHAPTER 3:</w:t>
+              <w:t>CHAPTER 3</w:t>
             </w:r>
             <w:r>
               <w:rPr>
@@ -999,7 +1551,7 @@
                 <w:noProof/>
                 <w:webHidden/>
               </w:rPr>
-              <w:instrText xml:space="preserve"> PAGEREF _Toc240118794 \h </w:instrText>
+              <w:instrText xml:space="preserve"> PAGEREF _Toc240295630 \h </w:instrText>
             </w:r>
             <w:r>
               <w:rPr>
@@ -1041,11 +1593,11 @@
               <w:kern w:val="2"/>
               <w:sz w:val="24"/>
               <w:szCs w:val="24"/>
-              <w:lang w:eastAsia="en-KE"/>
+              <w:lang w:val="en-KE" w:eastAsia="en-KE"/>
               <w14:ligatures w14:val="standardContextual"/>
             </w:rPr>
           </w:pPr>
-          <w:hyperlink w:anchor="_Toc240118795" w:history="1">
+          <w:hyperlink w:anchor="_Toc240295631" w:history="1">
             <w:r>
               <w:rPr>
                 <w:rStyle w:val="Hyperlink"/>
@@ -1053,7 +1605,7 @@
                 <w:noProof/>
                 <w:lang w:eastAsia="en-KE"/>
               </w:rPr>
-              <w:t>3.1 DATA PREPARATION:</w:t>
+              <w:t>3.1 DATA PREPARATION</w:t>
             </w:r>
             <w:r>
               <w:rPr>
@@ -1074,7 +1626,7 @@
                 <w:noProof/>
                 <w:webHidden/>
               </w:rPr>
-              <w:instrText xml:space="preserve"> PAGEREF _Toc240118795 \h </w:instrText>
+              <w:instrText xml:space="preserve"> PAGEREF _Toc240295631 \h </w:instrText>
             </w:r>
             <w:r>
               <w:rPr>
@@ -1116,11 +1668,11 @@
               <w:kern w:val="2"/>
               <w:sz w:val="24"/>
               <w:szCs w:val="24"/>
-              <w:lang w:eastAsia="en-KE"/>
+              <w:lang w:val="en-KE" w:eastAsia="en-KE"/>
               <w14:ligatures w14:val="standardContextual"/>
             </w:rPr>
           </w:pPr>
-          <w:hyperlink w:anchor="_Toc240118796" w:history="1">
+          <w:hyperlink w:anchor="_Toc240295632" w:history="1">
             <w:r>
               <w:rPr>
                 <w:rStyle w:val="Hyperlink"/>
@@ -1128,7 +1680,7 @@
                 <w:noProof/>
                 <w:lang w:eastAsia="en-KE"/>
               </w:rPr>
-              <w:t>3.1.1 IMPORTING LIBRARIES:</w:t>
+              <w:t>3.1.1 IMPORTING LIBRARIES</w:t>
             </w:r>
             <w:r>
               <w:rPr>
@@ -1149,7 +1701,7 @@
                 <w:noProof/>
                 <w:webHidden/>
               </w:rPr>
-              <w:instrText xml:space="preserve"> PAGEREF _Toc240118796 \h </w:instrText>
+              <w:instrText xml:space="preserve"> PAGEREF _Toc240295632 \h </w:instrText>
             </w:r>
             <w:r>
               <w:rPr>
@@ -1191,11 +1743,11 @@
               <w:kern w:val="2"/>
               <w:sz w:val="24"/>
               <w:szCs w:val="24"/>
-              <w:lang w:eastAsia="en-KE"/>
+              <w:lang w:val="en-KE" w:eastAsia="en-KE"/>
               <w14:ligatures w14:val="standardContextual"/>
             </w:rPr>
           </w:pPr>
-          <w:hyperlink w:anchor="_Toc240118797" w:history="1">
+          <w:hyperlink w:anchor="_Toc240295633" w:history="1">
             <w:r>
               <w:rPr>
                 <w:rStyle w:val="Hyperlink"/>
@@ -1203,7 +1755,7 @@
                 <w:noProof/>
                 <w:lang w:eastAsia="en-KE"/>
               </w:rPr>
-              <w:t>3.1.2 LOAD THE DATASET:</w:t>
+              <w:t>3.1.2 LOAD THE DATASET</w:t>
             </w:r>
             <w:r>
               <w:rPr>
@@ -1224,7 +1776,7 @@
                 <w:noProof/>
                 <w:webHidden/>
               </w:rPr>
-              <w:instrText xml:space="preserve"> PAGEREF _Toc240118797 \h </w:instrText>
+              <w:instrText xml:space="preserve"> PAGEREF _Toc240295633 \h </w:instrText>
             </w:r>
             <w:r>
               <w:rPr>
@@ -1266,19 +1818,18 @@
               <w:kern w:val="2"/>
               <w:sz w:val="24"/>
               <w:szCs w:val="24"/>
-              <w:lang w:eastAsia="en-KE"/>
+              <w:lang w:val="en-KE" w:eastAsia="en-KE"/>
               <w14:ligatures w14:val="standardContextual"/>
             </w:rPr>
           </w:pPr>
-          <w:hyperlink w:anchor="_Toc240118798" w:history="1">
+          <w:hyperlink w:anchor="_Toc240295634" w:history="1">
             <w:r>
               <w:rPr>
                 <w:rStyle w:val="Hyperlink"/>
                 <w:rFonts w:ascii="Times New Roman" w:hAnsi="Times New Roman" w:cs="Times New Roman"/>
                 <w:noProof/>
-                <w:lang w:eastAsia="en-KE"/>
-              </w:rPr>
-              <w:t>3.1.3 DATA CELANING:</w:t>
+              </w:rPr>
+              <w:t>3.1.3 DATA CLEANING</w:t>
             </w:r>
             <w:r>
               <w:rPr>
@@ -1299,7 +1850,7 @@
                 <w:noProof/>
                 <w:webHidden/>
               </w:rPr>
-              <w:instrText xml:space="preserve"> PAGEREF _Toc240118798 \h </w:instrText>
+              <w:instrText xml:space="preserve"> PAGEREF _Toc240295634 \h </w:instrText>
             </w:r>
             <w:r>
               <w:rPr>
@@ -1341,19 +1892,18 @@
               <w:kern w:val="2"/>
               <w:sz w:val="24"/>
               <w:szCs w:val="24"/>
-              <w:lang w:eastAsia="en-KE"/>
+              <w:lang w:val="en-KE" w:eastAsia="en-KE"/>
               <w14:ligatures w14:val="standardContextual"/>
             </w:rPr>
           </w:pPr>
-          <w:hyperlink w:anchor="_Toc240118799" w:history="1">
+          <w:hyperlink w:anchor="_Toc240295635" w:history="1">
             <w:r>
               <w:rPr>
                 <w:rStyle w:val="Hyperlink"/>
                 <w:rFonts w:ascii="Times New Roman" w:hAnsi="Times New Roman" w:cs="Times New Roman"/>
                 <w:noProof/>
-                <w:lang w:eastAsia="en-KE"/>
-              </w:rPr>
-              <w:t>3.1.4 COLUMN REMOVAL AND FORMAT STANDADIZATION:</w:t>
+              </w:rPr>
+              <w:t>3.1.4 COLUMN REMOVAL AND FORMAT STANDARDIZATION</w:t>
             </w:r>
             <w:r>
               <w:rPr>
@@ -1374,7 +1924,7 @@
                 <w:noProof/>
                 <w:webHidden/>
               </w:rPr>
-              <w:instrText xml:space="preserve"> PAGEREF _Toc240118799 \h </w:instrText>
+              <w:instrText xml:space="preserve"> PAGEREF _Toc240295635 \h </w:instrText>
             </w:r>
             <w:r>
               <w:rPr>
@@ -1416,11 +1966,11 @@
               <w:kern w:val="2"/>
               <w:sz w:val="24"/>
               <w:szCs w:val="24"/>
-              <w:lang w:eastAsia="en-KE"/>
+              <w:lang w:val="en-KE" w:eastAsia="en-KE"/>
               <w14:ligatures w14:val="standardContextual"/>
             </w:rPr>
           </w:pPr>
-          <w:hyperlink w:anchor="_Toc240118800" w:history="1">
+          <w:hyperlink w:anchor="_Toc240295636" w:history="1">
             <w:r>
               <w:rPr>
                 <w:rStyle w:val="Hyperlink"/>
@@ -1448,7 +1998,7 @@
                 <w:noProof/>
                 <w:webHidden/>
               </w:rPr>
-              <w:instrText xml:space="preserve"> PAGEREF _Toc240118800 \h </w:instrText>
+              <w:instrText xml:space="preserve"> PAGEREF _Toc240295636 \h </w:instrText>
             </w:r>
             <w:r>
               <w:rPr>
@@ -1490,18 +2040,18 @@
               <w:kern w:val="2"/>
               <w:sz w:val="24"/>
               <w:szCs w:val="24"/>
-              <w:lang w:eastAsia="en-KE"/>
+              <w:lang w:val="en-KE" w:eastAsia="en-KE"/>
               <w14:ligatures w14:val="standardContextual"/>
             </w:rPr>
           </w:pPr>
-          <w:hyperlink w:anchor="_Toc240118801" w:history="1">
+          <w:hyperlink w:anchor="_Toc240295637" w:history="1">
             <w:r>
               <w:rPr>
                 <w:rStyle w:val="Hyperlink"/>
                 <w:rFonts w:ascii="Times New Roman" w:hAnsi="Times New Roman" w:cs="Times New Roman"/>
                 <w:noProof/>
               </w:rPr>
-              <w:t>3.1.6 FEATURE ENGINEERING:</w:t>
+              <w:t>3.1.6 FEATURE ENGINEERING</w:t>
             </w:r>
             <w:r>
               <w:rPr>
@@ -1522,7 +2072,7 @@
                 <w:noProof/>
                 <w:webHidden/>
               </w:rPr>
-              <w:instrText xml:space="preserve"> PAGEREF _Toc240118801 \h </w:instrText>
+              <w:instrText xml:space="preserve"> PAGEREF _Toc240295637 \h </w:instrText>
             </w:r>
             <w:r>
               <w:rPr>
@@ -1564,18 +2114,18 @@
               <w:kern w:val="2"/>
               <w:sz w:val="24"/>
               <w:szCs w:val="24"/>
-              <w:lang w:eastAsia="en-KE"/>
+              <w:lang w:val="en-KE" w:eastAsia="en-KE"/>
               <w14:ligatures w14:val="standardContextual"/>
             </w:rPr>
           </w:pPr>
-          <w:hyperlink w:anchor="_Toc240118802" w:history="1">
+          <w:hyperlink w:anchor="_Toc240295638" w:history="1">
             <w:r>
               <w:rPr>
                 <w:rStyle w:val="Hyperlink"/>
                 <w:rFonts w:ascii="Times New Roman" w:hAnsi="Times New Roman" w:cs="Times New Roman"/>
                 <w:noProof/>
               </w:rPr>
-              <w:t>3.1.7 TEXT TRANSFORMATION FOR MODELLING:</w:t>
+              <w:t>3.1.7 TEXT TRANSFORMATION FOR MODELLING</w:t>
             </w:r>
             <w:r>
               <w:rPr>
@@ -1596,7 +2146,7 @@
                 <w:noProof/>
                 <w:webHidden/>
               </w:rPr>
-              <w:instrText xml:space="preserve"> PAGEREF _Toc240118802 \h </w:instrText>
+              <w:instrText xml:space="preserve"> PAGEREF _Toc240295638 \h </w:instrText>
             </w:r>
             <w:r>
               <w:rPr>
@@ -1638,18 +2188,18 @@
               <w:kern w:val="2"/>
               <w:sz w:val="24"/>
               <w:szCs w:val="24"/>
-              <w:lang w:eastAsia="en-KE"/>
+              <w:lang w:val="en-KE" w:eastAsia="en-KE"/>
               <w14:ligatures w14:val="standardContextual"/>
             </w:rPr>
           </w:pPr>
-          <w:hyperlink w:anchor="_Toc240118803" w:history="1">
+          <w:hyperlink w:anchor="_Toc240295639" w:history="1">
             <w:r>
               <w:rPr>
                 <w:rStyle w:val="Hyperlink"/>
                 <w:rFonts w:ascii="Times New Roman" w:hAnsi="Times New Roman" w:cs="Times New Roman"/>
                 <w:noProof/>
               </w:rPr>
-              <w:t>3.1.8 EXPLORATORY DATA ANALYSIS:</w:t>
+              <w:t>3.1.8 EXPLORATORY DATA ANALYSIS</w:t>
             </w:r>
             <w:r>
               <w:rPr>
@@ -1670,7 +2220,7 @@
                 <w:noProof/>
                 <w:webHidden/>
               </w:rPr>
-              <w:instrText xml:space="preserve"> PAGEREF _Toc240118803 \h </w:instrText>
+              <w:instrText xml:space="preserve"> PAGEREF _Toc240295639 \h </w:instrText>
             </w:r>
             <w:r>
               <w:rPr>
@@ -1712,18 +2262,18 @@
               <w:kern w:val="2"/>
               <w:sz w:val="24"/>
               <w:szCs w:val="24"/>
-              <w:lang w:eastAsia="en-KE"/>
+              <w:lang w:val="en-KE" w:eastAsia="en-KE"/>
               <w14:ligatures w14:val="standardContextual"/>
             </w:rPr>
           </w:pPr>
-          <w:hyperlink w:anchor="_Toc240118804" w:history="1">
+          <w:hyperlink w:anchor="_Toc240295640" w:history="1">
             <w:r>
               <w:rPr>
                 <w:rStyle w:val="Hyperlink"/>
                 <w:rFonts w:ascii="Times New Roman" w:hAnsi="Times New Roman" w:cs="Times New Roman"/>
                 <w:noProof/>
               </w:rPr>
-              <w:t>CHAPTER 4:</w:t>
+              <w:t>CHAPTER 4</w:t>
             </w:r>
             <w:r>
               <w:rPr>
@@ -1744,7 +2294,7 @@
                 <w:noProof/>
                 <w:webHidden/>
               </w:rPr>
-              <w:instrText xml:space="preserve"> PAGEREF _Toc240118804 \h </w:instrText>
+              <w:instrText xml:space="preserve"> PAGEREF _Toc240295640 \h </w:instrText>
             </w:r>
             <w:r>
               <w:rPr>
@@ -1786,18 +2336,18 @@
               <w:kern w:val="2"/>
               <w:sz w:val="24"/>
               <w:szCs w:val="24"/>
-              <w:lang w:eastAsia="en-KE"/>
+              <w:lang w:val="en-KE" w:eastAsia="en-KE"/>
               <w14:ligatures w14:val="standardContextual"/>
             </w:rPr>
           </w:pPr>
-          <w:hyperlink w:anchor="_Toc240118805" w:history="1">
+          <w:hyperlink w:anchor="_Toc240295641" w:history="1">
             <w:r>
               <w:rPr>
                 <w:rStyle w:val="Hyperlink"/>
                 <w:rFonts w:ascii="Times New Roman" w:hAnsi="Times New Roman" w:cs="Times New Roman"/>
                 <w:noProof/>
               </w:rPr>
-              <w:t>4.1 MODELLING:</w:t>
+              <w:t>4.1 MODELLING</w:t>
             </w:r>
             <w:r>
               <w:rPr>
@@ -1818,7 +2368,7 @@
                 <w:noProof/>
                 <w:webHidden/>
               </w:rPr>
-              <w:instrText xml:space="preserve"> PAGEREF _Toc240118805 \h </w:instrText>
+              <w:instrText xml:space="preserve"> PAGEREF _Toc240295641 \h </w:instrText>
             </w:r>
             <w:r>
               <w:rPr>
@@ -1860,18 +2410,18 @@
               <w:kern w:val="2"/>
               <w:sz w:val="24"/>
               <w:szCs w:val="24"/>
-              <w:lang w:eastAsia="en-KE"/>
+              <w:lang w:val="en-KE" w:eastAsia="en-KE"/>
               <w14:ligatures w14:val="standardContextual"/>
             </w:rPr>
           </w:pPr>
-          <w:hyperlink w:anchor="_Toc240118806" w:history="1">
+          <w:hyperlink w:anchor="_Toc240295642" w:history="1">
             <w:r>
               <w:rPr>
                 <w:rStyle w:val="Hyperlink"/>
                 <w:rFonts w:ascii="Times New Roman" w:hAnsi="Times New Roman" w:cs="Times New Roman"/>
                 <w:noProof/>
               </w:rPr>
-              <w:t>4.2 MODELLING APPROACH:</w:t>
+              <w:t>4.2 MODELLING APPROACH</w:t>
             </w:r>
             <w:r>
               <w:rPr>
@@ -1892,7 +2442,7 @@
                 <w:noProof/>
                 <w:webHidden/>
               </w:rPr>
-              <w:instrText xml:space="preserve"> PAGEREF _Toc240118806 \h </w:instrText>
+              <w:instrText xml:space="preserve"> PAGEREF _Toc240295642 \h </w:instrText>
             </w:r>
             <w:r>
               <w:rPr>
@@ -1934,18 +2484,18 @@
               <w:kern w:val="2"/>
               <w:sz w:val="24"/>
               <w:szCs w:val="24"/>
-              <w:lang w:eastAsia="en-KE"/>
+              <w:lang w:val="en-KE" w:eastAsia="en-KE"/>
               <w14:ligatures w14:val="standardContextual"/>
             </w:rPr>
           </w:pPr>
-          <w:hyperlink w:anchor="_Toc240118807" w:history="1">
+          <w:hyperlink w:anchor="_Toc240295643" w:history="1">
             <w:r>
               <w:rPr>
                 <w:rStyle w:val="Hyperlink"/>
                 <w:rFonts w:ascii="Times New Roman" w:hAnsi="Times New Roman" w:cs="Times New Roman"/>
                 <w:noProof/>
               </w:rPr>
-              <w:t>4.3 TRAGET PREPARATION:</w:t>
+              <w:t>4.3 TARGET PREPARATION</w:t>
             </w:r>
             <w:r>
               <w:rPr>
@@ -1966,7 +2516,7 @@
                 <w:noProof/>
                 <w:webHidden/>
               </w:rPr>
-              <w:instrText xml:space="preserve"> PAGEREF _Toc240118807 \h </w:instrText>
+              <w:instrText xml:space="preserve"> PAGEREF _Toc240295643 \h </w:instrText>
             </w:r>
             <w:r>
               <w:rPr>
@@ -2008,18 +2558,18 @@
               <w:kern w:val="2"/>
               <w:sz w:val="24"/>
               <w:szCs w:val="24"/>
-              <w:lang w:eastAsia="en-KE"/>
+              <w:lang w:val="en-KE" w:eastAsia="en-KE"/>
               <w14:ligatures w14:val="standardContextual"/>
             </w:rPr>
           </w:pPr>
-          <w:hyperlink w:anchor="_Toc240118808" w:history="1">
+          <w:hyperlink w:anchor="_Toc240295644" w:history="1">
             <w:r>
               <w:rPr>
                 <w:rStyle w:val="Hyperlink"/>
                 <w:rFonts w:ascii="Times New Roman" w:hAnsi="Times New Roman" w:cs="Times New Roman"/>
                 <w:noProof/>
               </w:rPr>
-              <w:t>4.4 FIRST MODEL:</w:t>
+              <w:t>4.4 FIRST MODEL</w:t>
             </w:r>
             <w:r>
               <w:rPr>
@@ -2040,7 +2590,7 @@
                 <w:noProof/>
                 <w:webHidden/>
               </w:rPr>
-              <w:instrText xml:space="preserve"> PAGEREF _Toc240118808 \h </w:instrText>
+              <w:instrText xml:space="preserve"> PAGEREF _Toc240295644 \h </w:instrText>
             </w:r>
             <w:r>
               <w:rPr>
@@ -2082,18 +2632,18 @@
               <w:kern w:val="2"/>
               <w:sz w:val="24"/>
               <w:szCs w:val="24"/>
-              <w:lang w:eastAsia="en-KE"/>
+              <w:lang w:val="en-KE" w:eastAsia="en-KE"/>
               <w14:ligatures w14:val="standardContextual"/>
             </w:rPr>
           </w:pPr>
-          <w:hyperlink w:anchor="_Toc240118809" w:history="1">
+          <w:hyperlink w:anchor="_Toc240295645" w:history="1">
             <w:r>
               <w:rPr>
                 <w:rStyle w:val="Hyperlink"/>
                 <w:rFonts w:ascii="Times New Roman" w:hAnsi="Times New Roman" w:cs="Times New Roman"/>
                 <w:noProof/>
               </w:rPr>
-              <w:t>4.2 MODEL COMPARISON BETWEEN THE FIRST, SECOND AND THIRD MODEL:</w:t>
+              <w:t>4.5 MODEL COMPARISON BETWEEN THE FIRST, SECOND AND THIRD MODEL:</w:t>
             </w:r>
             <w:r>
               <w:rPr>
@@ -2114,7 +2664,7 @@
                 <w:noProof/>
                 <w:webHidden/>
               </w:rPr>
-              <w:instrText xml:space="preserve"> PAGEREF _Toc240118809 \h </w:instrText>
+              <w:instrText xml:space="preserve"> PAGEREF _Toc240295645 \h </w:instrText>
             </w:r>
             <w:r>
               <w:rPr>
@@ -2156,18 +2706,18 @@
               <w:kern w:val="2"/>
               <w:sz w:val="24"/>
               <w:szCs w:val="24"/>
-              <w:lang w:eastAsia="en-KE"/>
+              <w:lang w:val="en-KE" w:eastAsia="en-KE"/>
               <w14:ligatures w14:val="standardContextual"/>
             </w:rPr>
           </w:pPr>
-          <w:hyperlink w:anchor="_Toc240118810" w:history="1">
+          <w:hyperlink w:anchor="_Toc240295646" w:history="1">
             <w:r>
               <w:rPr>
                 <w:rStyle w:val="Hyperlink"/>
                 <w:rFonts w:ascii="Times New Roman" w:hAnsi="Times New Roman" w:cs="Times New Roman"/>
                 <w:noProof/>
               </w:rPr>
-              <w:t>4.3 HYPERPARAMETER OPTIMIZATION:</w:t>
+              <w:t>4.6 HYPERPARAMETER OPTIMIZATION</w:t>
             </w:r>
             <w:r>
               <w:rPr>
@@ -2188,7 +2738,7 @@
                 <w:noProof/>
                 <w:webHidden/>
               </w:rPr>
-              <w:instrText xml:space="preserve"> PAGEREF _Toc240118810 \h </w:instrText>
+              <w:instrText xml:space="preserve"> PAGEREF _Toc240295646 \h </w:instrText>
             </w:r>
             <w:r>
               <w:rPr>
@@ -2230,18 +2780,18 @@
               <w:kern w:val="2"/>
               <w:sz w:val="24"/>
               <w:szCs w:val="24"/>
-              <w:lang w:eastAsia="en-KE"/>
+              <w:lang w:val="en-KE" w:eastAsia="en-KE"/>
               <w14:ligatures w14:val="standardContextual"/>
             </w:rPr>
           </w:pPr>
-          <w:hyperlink w:anchor="_Toc240118811" w:history="1">
+          <w:hyperlink w:anchor="_Toc240295647" w:history="1">
             <w:r>
               <w:rPr>
                 <w:rStyle w:val="Hyperlink"/>
                 <w:rFonts w:ascii="Times New Roman" w:hAnsi="Times New Roman" w:cs="Times New Roman"/>
                 <w:noProof/>
               </w:rPr>
-              <w:t>4.4 PROBABILITY ANALYSIS AND THRESHOLD SELECTION:</w:t>
+              <w:t>4.7 PROBABILITY ANALYSIS AND THRESHOLD SELECTION</w:t>
             </w:r>
             <w:r>
               <w:rPr>
@@ -2262,7 +2812,7 @@
                 <w:noProof/>
                 <w:webHidden/>
               </w:rPr>
-              <w:instrText xml:space="preserve"> PAGEREF _Toc240118811 \h </w:instrText>
+              <w:instrText xml:space="preserve"> PAGEREF _Toc240295647 \h </w:instrText>
             </w:r>
             <w:r>
               <w:rPr>
@@ -2304,18 +2854,18 @@
               <w:kern w:val="2"/>
               <w:sz w:val="24"/>
               <w:szCs w:val="24"/>
-              <w:lang w:eastAsia="en-KE"/>
+              <w:lang w:val="en-KE" w:eastAsia="en-KE"/>
               <w14:ligatures w14:val="standardContextual"/>
             </w:rPr>
           </w:pPr>
-          <w:hyperlink w:anchor="_Toc240118812" w:history="1">
+          <w:hyperlink w:anchor="_Toc240295648" w:history="1">
             <w:r>
               <w:rPr>
                 <w:rStyle w:val="Hyperlink"/>
                 <w:rFonts w:ascii="Times New Roman" w:hAnsi="Times New Roman" w:cs="Times New Roman"/>
                 <w:noProof/>
               </w:rPr>
-              <w:t>4.5 FINAL MODEL SELECTION:</w:t>
+              <w:t>4.8 FINAL MODEL SELECTION</w:t>
             </w:r>
             <w:r>
               <w:rPr>
@@ -2336,7 +2886,7 @@
                 <w:noProof/>
                 <w:webHidden/>
               </w:rPr>
-              <w:instrText xml:space="preserve"> PAGEREF _Toc240118812 \h </w:instrText>
+              <w:instrText xml:space="preserve"> PAGEREF _Toc240295648 \h </w:instrText>
             </w:r>
             <w:r>
               <w:rPr>
@@ -2378,18 +2928,18 @@
               <w:kern w:val="2"/>
               <w:sz w:val="24"/>
               <w:szCs w:val="24"/>
-              <w:lang w:eastAsia="en-KE"/>
+              <w:lang w:val="en-KE" w:eastAsia="en-KE"/>
               <w14:ligatures w14:val="standardContextual"/>
             </w:rPr>
           </w:pPr>
-          <w:hyperlink w:anchor="_Toc240118813" w:history="1">
+          <w:hyperlink w:anchor="_Toc240295649" w:history="1">
             <w:r>
               <w:rPr>
                 <w:rStyle w:val="Hyperlink"/>
                 <w:rFonts w:ascii="Times New Roman" w:hAnsi="Times New Roman" w:cs="Times New Roman"/>
                 <w:noProof/>
               </w:rPr>
-              <w:t>4.6 MODEL INTERPRETABILITY:</w:t>
+              <w:t>4.9 MODEL INTERPRETABILITY</w:t>
             </w:r>
             <w:r>
               <w:rPr>
@@ -2410,7 +2960,7 @@
                 <w:noProof/>
                 <w:webHidden/>
               </w:rPr>
-              <w:instrText xml:space="preserve"> PAGEREF _Toc240118813 \h </w:instrText>
+              <w:instrText xml:space="preserve"> PAGEREF _Toc240295649 \h </w:instrText>
             </w:r>
             <w:r>
               <w:rPr>
@@ -2452,18 +3002,18 @@
               <w:kern w:val="2"/>
               <w:sz w:val="24"/>
               <w:szCs w:val="24"/>
-              <w:lang w:eastAsia="en-KE"/>
+              <w:lang w:val="en-KE" w:eastAsia="en-KE"/>
               <w14:ligatures w14:val="standardContextual"/>
             </w:rPr>
           </w:pPr>
-          <w:hyperlink w:anchor="_Toc240118814" w:history="1">
+          <w:hyperlink w:anchor="_Toc240295650" w:history="1">
             <w:r>
               <w:rPr>
                 <w:rStyle w:val="Hyperlink"/>
                 <w:rFonts w:ascii="Times New Roman" w:hAnsi="Times New Roman" w:cs="Times New Roman"/>
                 <w:noProof/>
               </w:rPr>
-              <w:t>4.7 FINAL EVALUATION:</w:t>
+              <w:t>4.10 FINAL EVALUATION</w:t>
             </w:r>
             <w:r>
               <w:rPr>
@@ -2484,7 +3034,7 @@
                 <w:noProof/>
                 <w:webHidden/>
               </w:rPr>
-              <w:instrText xml:space="preserve"> PAGEREF _Toc240118814 \h </w:instrText>
+              <w:instrText xml:space="preserve"> PAGEREF _Toc240295650 \h </w:instrText>
             </w:r>
             <w:r>
               <w:rPr>
@@ -2526,18 +3076,18 @@
               <w:kern w:val="2"/>
               <w:sz w:val="24"/>
               <w:szCs w:val="24"/>
-              <w:lang w:eastAsia="en-KE"/>
+              <w:lang w:val="en-KE" w:eastAsia="en-KE"/>
               <w14:ligatures w14:val="standardContextual"/>
             </w:rPr>
           </w:pPr>
-          <w:hyperlink w:anchor="_Toc240118815" w:history="1">
+          <w:hyperlink w:anchor="_Toc240295651" w:history="1">
             <w:r>
               <w:rPr>
                 <w:rStyle w:val="Hyperlink"/>
                 <w:rFonts w:ascii="Times New Roman" w:hAnsi="Times New Roman" w:cs="Times New Roman"/>
                 <w:noProof/>
               </w:rPr>
-              <w:t>CHAPTER 5:</w:t>
+              <w:t>CHAPTER 5</w:t>
             </w:r>
             <w:r>
               <w:rPr>
@@ -2558,7 +3108,7 @@
                 <w:noProof/>
                 <w:webHidden/>
               </w:rPr>
-              <w:instrText xml:space="preserve"> PAGEREF _Toc240118815 \h </w:instrText>
+              <w:instrText xml:space="preserve"> PAGEREF _Toc240295651 \h </w:instrText>
             </w:r>
             <w:r>
               <w:rPr>
@@ -2600,18 +3150,18 @@
               <w:kern w:val="2"/>
               <w:sz w:val="24"/>
               <w:szCs w:val="24"/>
-              <w:lang w:eastAsia="en-KE"/>
+              <w:lang w:val="en-KE" w:eastAsia="en-KE"/>
               <w14:ligatures w14:val="standardContextual"/>
             </w:rPr>
           </w:pPr>
-          <w:hyperlink w:anchor="_Toc240118816" w:history="1">
+          <w:hyperlink w:anchor="_Toc240295652" w:history="1">
             <w:r>
               <w:rPr>
                 <w:rStyle w:val="Hyperlink"/>
                 <w:rFonts w:ascii="Times New Roman" w:hAnsi="Times New Roman" w:cs="Times New Roman"/>
                 <w:noProof/>
               </w:rPr>
-              <w:t>5.1 EVALUATION:</w:t>
+              <w:t>5.1 EVALUATION</w:t>
             </w:r>
             <w:r>
               <w:rPr>
@@ -2632,7 +3182,7 @@
                 <w:noProof/>
                 <w:webHidden/>
               </w:rPr>
-              <w:instrText xml:space="preserve"> PAGEREF _Toc240118816 \h </w:instrText>
+              <w:instrText xml:space="preserve"> PAGEREF _Toc240295652 \h </w:instrText>
             </w:r>
             <w:r>
               <w:rPr>
@@ -2674,18 +3224,18 @@
               <w:kern w:val="2"/>
               <w:sz w:val="24"/>
               <w:szCs w:val="24"/>
-              <w:lang w:eastAsia="en-KE"/>
+              <w:lang w:val="en-KE" w:eastAsia="en-KE"/>
               <w14:ligatures w14:val="standardContextual"/>
             </w:rPr>
           </w:pPr>
-          <w:hyperlink w:anchor="_Toc240118817" w:history="1">
+          <w:hyperlink w:anchor="_Toc240295653" w:history="1">
             <w:r>
               <w:rPr>
                 <w:rStyle w:val="Hyperlink"/>
                 <w:rFonts w:ascii="Times New Roman" w:hAnsi="Times New Roman" w:cs="Times New Roman"/>
                 <w:noProof/>
               </w:rPr>
-              <w:t>5.1.1 EVALUATION METRICS:</w:t>
+              <w:t>5.1.1 EVALUATION METRICS</w:t>
             </w:r>
             <w:r>
               <w:rPr>
@@ -2706,7 +3256,7 @@
                 <w:noProof/>
                 <w:webHidden/>
               </w:rPr>
-              <w:instrText xml:space="preserve"> PAGEREF _Toc240118817 \h </w:instrText>
+              <w:instrText xml:space="preserve"> PAGEREF _Toc240295653 \h </w:instrText>
             </w:r>
             <w:r>
               <w:rPr>
@@ -2748,18 +3298,18 @@
               <w:kern w:val="2"/>
               <w:sz w:val="24"/>
               <w:szCs w:val="24"/>
-              <w:lang w:eastAsia="en-KE"/>
+              <w:lang w:val="en-KE" w:eastAsia="en-KE"/>
               <w14:ligatures w14:val="standardContextual"/>
             </w:rPr>
           </w:pPr>
-          <w:hyperlink w:anchor="_Toc240118818" w:history="1">
+          <w:hyperlink w:anchor="_Toc240295654" w:history="1">
             <w:r>
               <w:rPr>
                 <w:rStyle w:val="Hyperlink"/>
                 <w:rFonts w:ascii="Times New Roman" w:hAnsi="Times New Roman" w:cs="Times New Roman"/>
                 <w:noProof/>
               </w:rPr>
-              <w:t>5.1.2 VALIDATION EVALUATION:</w:t>
+              <w:t>5.1.2 VALIDATION EVALUATION</w:t>
             </w:r>
             <w:r>
               <w:rPr>
@@ -2780,7 +3330,7 @@
                 <w:noProof/>
                 <w:webHidden/>
               </w:rPr>
-              <w:instrText xml:space="preserve"> PAGEREF _Toc240118818 \h </w:instrText>
+              <w:instrText xml:space="preserve"> PAGEREF _Toc240295654 \h </w:instrText>
             </w:r>
             <w:r>
               <w:rPr>
@@ -2822,11 +3372,11 @@
               <w:kern w:val="2"/>
               <w:sz w:val="24"/>
               <w:szCs w:val="24"/>
-              <w:lang w:eastAsia="en-KE"/>
+              <w:lang w:val="en-KE" w:eastAsia="en-KE"/>
               <w14:ligatures w14:val="standardContextual"/>
             </w:rPr>
           </w:pPr>
-          <w:hyperlink w:anchor="_Toc240118819" w:history="1">
+          <w:hyperlink w:anchor="_Toc240295655" w:history="1">
             <w:r>
               <w:rPr>
                 <w:rStyle w:val="Hyperlink"/>
@@ -2854,7 +3404,7 @@
                 <w:noProof/>
                 <w:webHidden/>
               </w:rPr>
-              <w:instrText xml:space="preserve"> PAGEREF _Toc240118819 \h </w:instrText>
+              <w:instrText xml:space="preserve"> PAGEREF _Toc240295655 \h </w:instrText>
             </w:r>
             <w:r>
               <w:rPr>
@@ -2896,11 +3446,11 @@
               <w:kern w:val="2"/>
               <w:sz w:val="24"/>
               <w:szCs w:val="24"/>
-              <w:lang w:eastAsia="en-KE"/>
+              <w:lang w:val="en-KE" w:eastAsia="en-KE"/>
               <w14:ligatures w14:val="standardContextual"/>
             </w:rPr>
           </w:pPr>
-          <w:hyperlink w:anchor="_Toc240118820" w:history="1">
+          <w:hyperlink w:anchor="_Toc240295656" w:history="1">
             <w:r>
               <w:rPr>
                 <w:rStyle w:val="Hyperlink"/>
@@ -2928,7 +3478,7 @@
                 <w:noProof/>
                 <w:webHidden/>
               </w:rPr>
-              <w:instrText xml:space="preserve"> PAGEREF _Toc240118820 \h </w:instrText>
+              <w:instrText xml:space="preserve"> PAGEREF _Toc240295656 \h </w:instrText>
             </w:r>
             <w:r>
               <w:rPr>
@@ -2970,18 +3520,18 @@
               <w:kern w:val="2"/>
               <w:sz w:val="24"/>
               <w:szCs w:val="24"/>
-              <w:lang w:eastAsia="en-KE"/>
+              <w:lang w:val="en-KE" w:eastAsia="en-KE"/>
               <w14:ligatures w14:val="standardContextual"/>
             </w:rPr>
           </w:pPr>
-          <w:hyperlink w:anchor="_Toc240118821" w:history="1">
+          <w:hyperlink w:anchor="_Toc240295657" w:history="1">
             <w:r>
               <w:rPr>
                 <w:rStyle w:val="Hyperlink"/>
                 <w:rFonts w:ascii="Times New Roman" w:hAnsi="Times New Roman" w:cs="Times New Roman"/>
                 <w:noProof/>
               </w:rPr>
-              <w:t>5.1.5 AUC PERFORMANCE ACROSS MODELLING STAGE:</w:t>
+              <w:t>5.1.5 AUC PERFORMANCE ACROSS MODELLING STAGE</w:t>
             </w:r>
             <w:r>
               <w:rPr>
@@ -3002,7 +3552,81 @@
                 <w:noProof/>
                 <w:webHidden/>
               </w:rPr>
-              <w:instrText xml:space="preserve"> PAGEREF _Toc240118821 \h </w:instrText>
+              <w:instrText xml:space="preserve"> PAGEREF _Toc240295657 \h </w:instrText>
+            </w:r>
+            <w:r>
+              <w:rPr>
+                <w:noProof/>
+                <w:webHidden/>
+              </w:rPr>
+            </w:r>
+            <w:r>
+              <w:rPr>
+                <w:noProof/>
+                <w:webHidden/>
+              </w:rPr>
+              <w:fldChar w:fldCharType="separate"/>
+            </w:r>
+            <w:r>
+              <w:rPr>
+                <w:noProof/>
+                <w:webHidden/>
+              </w:rPr>
+              <w:t>27</w:t>
+            </w:r>
+            <w:r>
+              <w:rPr>
+                <w:noProof/>
+                <w:webHidden/>
+              </w:rPr>
+              <w:fldChar w:fldCharType="end"/>
+            </w:r>
+          </w:hyperlink>
+        </w:p>
+        <w:p>
+          <w:pPr>
+            <w:pStyle w:val="TOC2"/>
+            <w:tabs>
+              <w:tab w:val="right" w:leader="dot" w:pos="9350"/>
+            </w:tabs>
+            <w:rPr>
+              <w:noProof/>
+              <w:kern w:val="2"/>
+              <w:sz w:val="24"/>
+              <w:szCs w:val="24"/>
+              <w:lang w:val="en-KE" w:eastAsia="en-KE"/>
+              <w14:ligatures w14:val="standardContextual"/>
+            </w:rPr>
+          </w:pPr>
+          <w:hyperlink w:anchor="_Toc240295658" w:history="1">
+            <w:r>
+              <w:rPr>
+                <w:rStyle w:val="Hyperlink"/>
+                <w:rFonts w:ascii="Times New Roman" w:hAnsi="Times New Roman" w:cs="Times New Roman"/>
+                <w:noProof/>
+              </w:rPr>
+              <w:t>5.1.6 LIMITATIONS</w:t>
+            </w:r>
+            <w:r>
+              <w:rPr>
+                <w:noProof/>
+                <w:webHidden/>
+              </w:rPr>
+              <w:tab/>
+            </w:r>
+            <w:r>
+              <w:rPr>
+                <w:noProof/>
+                <w:webHidden/>
+              </w:rPr>
+              <w:fldChar w:fldCharType="begin"/>
+            </w:r>
+            <w:r>
+              <w:rPr>
+                <w:noProof/>
+                <w:webHidden/>
+              </w:rPr>
+              <w:instrText xml:space="preserve"> PAGEREF _Toc240295658 \h </w:instrText>
             </w:r>
             <w:r>
               <w:rPr>
@@ -3044,18 +3668,18 @@
               <w:kern w:val="2"/>
               <w:sz w:val="24"/>
               <w:szCs w:val="24"/>
-              <w:lang w:eastAsia="en-KE"/>
+              <w:lang w:val="en-KE" w:eastAsia="en-KE"/>
               <w14:ligatures w14:val="standardContextual"/>
             </w:rPr>
           </w:pPr>
-          <w:hyperlink w:anchor="_Toc240118822" w:history="1">
+          <w:hyperlink w:anchor="_Toc240295659" w:history="1">
             <w:r>
               <w:rPr>
                 <w:rStyle w:val="Hyperlink"/>
                 <w:rFonts w:ascii="Times New Roman" w:hAnsi="Times New Roman" w:cs="Times New Roman"/>
                 <w:noProof/>
               </w:rPr>
-              <w:t>CHAPTER 6:</w:t>
+              <w:t>CHAPTER 6</w:t>
             </w:r>
             <w:r>
               <w:rPr>
@@ -3076,7 +3700,7 @@
                 <w:noProof/>
                 <w:webHidden/>
               </w:rPr>
-              <w:instrText xml:space="preserve"> PAGEREF _Toc240118822 \h </w:instrText>
+              <w:instrText xml:space="preserve"> PAGEREF _Toc240295659 \h </w:instrText>
             </w:r>
             <w:r>
               <w:rPr>
@@ -3118,18 +3742,18 @@
               <w:kern w:val="2"/>
               <w:sz w:val="24"/>
               <w:szCs w:val="24"/>
-              <w:lang w:eastAsia="en-KE"/>
+              <w:lang w:val="en-KE" w:eastAsia="en-KE"/>
               <w14:ligatures w14:val="standardContextual"/>
             </w:rPr>
           </w:pPr>
-          <w:hyperlink w:anchor="_Toc240118823" w:history="1">
+          <w:hyperlink w:anchor="_Toc240295660" w:history="1">
             <w:r>
               <w:rPr>
                 <w:rStyle w:val="Hyperlink"/>
                 <w:rFonts w:ascii="Times New Roman" w:hAnsi="Times New Roman" w:cs="Times New Roman"/>
                 <w:noProof/>
               </w:rPr>
-              <w:t>6.1 DEPLOYMENT</w:t>
+              <w:t>6.1 DEPLOYMENT ARCHITECTURE</w:t>
             </w:r>
             <w:r>
               <w:rPr>
@@ -3150,7 +3774,7 @@
                 <w:noProof/>
                 <w:webHidden/>
               </w:rPr>
-              <w:instrText xml:space="preserve"> PAGEREF _Toc240118823 \h </w:instrText>
+              <w:instrText xml:space="preserve"> PAGEREF _Toc240295660 \h </w:instrText>
             </w:r>
             <w:r>
               <w:rPr>
@@ -3171,6 +3795,376 @@
                 <w:webHidden/>
               </w:rPr>
               <w:t>27</w:t>
+            </w:r>
+            <w:r>
+              <w:rPr>
+                <w:noProof/>
+                <w:webHidden/>
+              </w:rPr>
+              <w:fldChar w:fldCharType="end"/>
+            </w:r>
+          </w:hyperlink>
+        </w:p>
+        <w:p>
+          <w:pPr>
+            <w:pStyle w:val="TOC2"/>
+            <w:tabs>
+              <w:tab w:val="right" w:leader="dot" w:pos="9350"/>
+            </w:tabs>
+            <w:rPr>
+              <w:noProof/>
+              <w:kern w:val="2"/>
+              <w:sz w:val="24"/>
+              <w:szCs w:val="24"/>
+              <w:lang w:val="en-KE" w:eastAsia="en-KE"/>
+              <w14:ligatures w14:val="standardContextual"/>
+            </w:rPr>
+          </w:pPr>
+          <w:hyperlink w:anchor="_Toc240295661" w:history="1">
+            <w:r>
+              <w:rPr>
+                <w:rStyle w:val="Hyperlink"/>
+                <w:rFonts w:ascii="Times New Roman" w:hAnsi="Times New Roman" w:cs="Times New Roman"/>
+                <w:noProof/>
+              </w:rPr>
+              <w:t>6.2 LIVE DEPLOYMENT</w:t>
+            </w:r>
+            <w:r>
+              <w:rPr>
+                <w:noProof/>
+                <w:webHidden/>
+              </w:rPr>
+              <w:tab/>
+            </w:r>
+            <w:r>
+              <w:rPr>
+                <w:noProof/>
+                <w:webHidden/>
+              </w:rPr>
+              <w:fldChar w:fldCharType="begin"/>
+            </w:r>
+            <w:r>
+              <w:rPr>
+                <w:noProof/>
+                <w:webHidden/>
+              </w:rPr>
+              <w:instrText xml:space="preserve"> PAGEREF _Toc240295661 \h </w:instrText>
+            </w:r>
+            <w:r>
+              <w:rPr>
+                <w:noProof/>
+                <w:webHidden/>
+              </w:rPr>
+            </w:r>
+            <w:r>
+              <w:rPr>
+                <w:noProof/>
+                <w:webHidden/>
+              </w:rPr>
+              <w:fldChar w:fldCharType="separate"/>
+            </w:r>
+            <w:r>
+              <w:rPr>
+                <w:noProof/>
+                <w:webHidden/>
+              </w:rPr>
+              <w:t>28</w:t>
+            </w:r>
+            <w:r>
+              <w:rPr>
+                <w:noProof/>
+                <w:webHidden/>
+              </w:rPr>
+              <w:fldChar w:fldCharType="end"/>
+            </w:r>
+          </w:hyperlink>
+        </w:p>
+        <w:p>
+          <w:pPr>
+            <w:pStyle w:val="TOC2"/>
+            <w:tabs>
+              <w:tab w:val="right" w:leader="dot" w:pos="9350"/>
+            </w:tabs>
+            <w:rPr>
+              <w:noProof/>
+              <w:kern w:val="2"/>
+              <w:sz w:val="24"/>
+              <w:szCs w:val="24"/>
+              <w:lang w:val="en-KE" w:eastAsia="en-KE"/>
+              <w14:ligatures w14:val="standardContextual"/>
+            </w:rPr>
+          </w:pPr>
+          <w:hyperlink w:anchor="_Toc240295662" w:history="1">
+            <w:r>
+              <w:rPr>
+                <w:rStyle w:val="Hyperlink"/>
+                <w:rFonts w:ascii="Times New Roman" w:hAnsi="Times New Roman" w:cs="Times New Roman"/>
+                <w:noProof/>
+              </w:rPr>
+              <w:t>6.3 INFRUSTRUCTURE CONFIGURATION</w:t>
+            </w:r>
+            <w:r>
+              <w:rPr>
+                <w:noProof/>
+                <w:webHidden/>
+              </w:rPr>
+              <w:tab/>
+            </w:r>
+            <w:r>
+              <w:rPr>
+                <w:noProof/>
+                <w:webHidden/>
+              </w:rPr>
+              <w:fldChar w:fldCharType="begin"/>
+            </w:r>
+            <w:r>
+              <w:rPr>
+                <w:noProof/>
+                <w:webHidden/>
+              </w:rPr>
+              <w:instrText xml:space="preserve"> PAGEREF _Toc240295662 \h </w:instrText>
+            </w:r>
+            <w:r>
+              <w:rPr>
+                <w:noProof/>
+                <w:webHidden/>
+              </w:rPr>
+            </w:r>
+            <w:r>
+              <w:rPr>
+                <w:noProof/>
+                <w:webHidden/>
+              </w:rPr>
+              <w:fldChar w:fldCharType="separate"/>
+            </w:r>
+            <w:r>
+              <w:rPr>
+                <w:noProof/>
+                <w:webHidden/>
+              </w:rPr>
+              <w:t>28</w:t>
+            </w:r>
+            <w:r>
+              <w:rPr>
+                <w:noProof/>
+                <w:webHidden/>
+              </w:rPr>
+              <w:fldChar w:fldCharType="end"/>
+            </w:r>
+          </w:hyperlink>
+        </w:p>
+        <w:p>
+          <w:pPr>
+            <w:pStyle w:val="TOC2"/>
+            <w:tabs>
+              <w:tab w:val="right" w:leader="dot" w:pos="9350"/>
+            </w:tabs>
+            <w:rPr>
+              <w:noProof/>
+              <w:kern w:val="2"/>
+              <w:sz w:val="24"/>
+              <w:szCs w:val="24"/>
+              <w:lang w:val="en-KE" w:eastAsia="en-KE"/>
+              <w14:ligatures w14:val="standardContextual"/>
+            </w:rPr>
+          </w:pPr>
+          <w:hyperlink w:anchor="_Toc240295663" w:history="1">
+            <w:r>
+              <w:rPr>
+                <w:rStyle w:val="Hyperlink"/>
+                <w:rFonts w:ascii="Times New Roman" w:hAnsi="Times New Roman" w:cs="Times New Roman"/>
+                <w:noProof/>
+              </w:rPr>
+              <w:t>6.4 ENVIRONMENT CONFIGURATION</w:t>
+            </w:r>
+            <w:r>
+              <w:rPr>
+                <w:noProof/>
+                <w:webHidden/>
+              </w:rPr>
+              <w:tab/>
+            </w:r>
+            <w:r>
+              <w:rPr>
+                <w:noProof/>
+                <w:webHidden/>
+              </w:rPr>
+              <w:fldChar w:fldCharType="begin"/>
+            </w:r>
+            <w:r>
+              <w:rPr>
+                <w:noProof/>
+                <w:webHidden/>
+              </w:rPr>
+              <w:instrText xml:space="preserve"> PAGEREF _Toc240295663 \h </w:instrText>
+            </w:r>
+            <w:r>
+              <w:rPr>
+                <w:noProof/>
+                <w:webHidden/>
+              </w:rPr>
+            </w:r>
+            <w:r>
+              <w:rPr>
+                <w:noProof/>
+                <w:webHidden/>
+              </w:rPr>
+              <w:fldChar w:fldCharType="separate"/>
+            </w:r>
+            <w:r>
+              <w:rPr>
+                <w:noProof/>
+                <w:webHidden/>
+              </w:rPr>
+              <w:t>28</w:t>
+            </w:r>
+            <w:r>
+              <w:rPr>
+                <w:noProof/>
+                <w:webHidden/>
+              </w:rPr>
+              <w:fldChar w:fldCharType="end"/>
+            </w:r>
+          </w:hyperlink>
+        </w:p>
+        <w:p>
+          <w:pPr>
+            <w:pStyle w:val="TOC2"/>
+            <w:tabs>
+              <w:tab w:val="right" w:leader="dot" w:pos="9350"/>
+            </w:tabs>
+            <w:rPr>
+              <w:noProof/>
+              <w:kern w:val="2"/>
+              <w:sz w:val="24"/>
+              <w:szCs w:val="24"/>
+              <w:lang w:val="en-KE" w:eastAsia="en-KE"/>
+              <w14:ligatures w14:val="standardContextual"/>
+            </w:rPr>
+          </w:pPr>
+          <w:hyperlink w:anchor="_Toc240295664" w:history="1">
+            <w:r>
+              <w:rPr>
+                <w:rStyle w:val="Hyperlink"/>
+                <w:rFonts w:ascii="Times New Roman" w:hAnsi="Times New Roman" w:cs="Times New Roman"/>
+                <w:noProof/>
+              </w:rPr>
+              <w:t>6.5 DEPLOYMENT VERIFICATION</w:t>
+            </w:r>
+            <w:r>
+              <w:rPr>
+                <w:noProof/>
+                <w:webHidden/>
+              </w:rPr>
+              <w:tab/>
+            </w:r>
+            <w:r>
+              <w:rPr>
+                <w:noProof/>
+                <w:webHidden/>
+              </w:rPr>
+              <w:fldChar w:fldCharType="begin"/>
+            </w:r>
+            <w:r>
+              <w:rPr>
+                <w:noProof/>
+                <w:webHidden/>
+              </w:rPr>
+              <w:instrText xml:space="preserve"> PAGEREF _Toc240295664 \h </w:instrText>
+            </w:r>
+            <w:r>
+              <w:rPr>
+                <w:noProof/>
+                <w:webHidden/>
+              </w:rPr>
+            </w:r>
+            <w:r>
+              <w:rPr>
+                <w:noProof/>
+                <w:webHidden/>
+              </w:rPr>
+              <w:fldChar w:fldCharType="separate"/>
+            </w:r>
+            <w:r>
+              <w:rPr>
+                <w:noProof/>
+                <w:webHidden/>
+              </w:rPr>
+              <w:t>28</w:t>
+            </w:r>
+            <w:r>
+              <w:rPr>
+                <w:noProof/>
+                <w:webHidden/>
+              </w:rPr>
+              <w:fldChar w:fldCharType="end"/>
+            </w:r>
+          </w:hyperlink>
+        </w:p>
+        <w:p>
+          <w:pPr>
+            <w:pStyle w:val="TOC2"/>
+            <w:tabs>
+              <w:tab w:val="right" w:leader="dot" w:pos="9350"/>
+            </w:tabs>
+            <w:rPr>
+              <w:noProof/>
+              <w:kern w:val="2"/>
+              <w:sz w:val="24"/>
+              <w:szCs w:val="24"/>
+              <w:lang w:val="en-KE" w:eastAsia="en-KE"/>
+              <w14:ligatures w14:val="standardContextual"/>
+            </w:rPr>
+          </w:pPr>
+          <w:hyperlink w:anchor="_Toc240295665" w:history="1">
+            <w:r>
+              <w:rPr>
+                <w:rStyle w:val="Hyperlink"/>
+                <w:rFonts w:ascii="Times New Roman" w:hAnsi="Times New Roman" w:cs="Times New Roman"/>
+                <w:noProof/>
+              </w:rPr>
+              <w:t>6.6 DEPLOYMENT CONSTRAINTS</w:t>
+            </w:r>
+            <w:r>
+              <w:rPr>
+                <w:noProof/>
+                <w:webHidden/>
+              </w:rPr>
+              <w:tab/>
+            </w:r>
+            <w:r>
+              <w:rPr>
+                <w:noProof/>
+                <w:webHidden/>
+              </w:rPr>
+              <w:fldChar w:fldCharType="begin"/>
+            </w:r>
+            <w:r>
+              <w:rPr>
+                <w:noProof/>
+                <w:webHidden/>
+              </w:rPr>
+              <w:instrText xml:space="preserve"> PAGEREF _Toc240295665 \h </w:instrText>
+            </w:r>
+            <w:r>
+              <w:rPr>
+                <w:noProof/>
+                <w:webHidden/>
+              </w:rPr>
+            </w:r>
+            <w:r>
+              <w:rPr>
+                <w:noProof/>
+                <w:webHidden/>
+              </w:rPr>
+              <w:fldChar w:fldCharType="separate"/>
+            </w:r>
+            <w:r>
+              <w:rPr>
+                <w:noProof/>
+                <w:webHidden/>
+              </w:rPr>
+              <w:t>28</w:t>
             </w:r>
             <w:r>
               <w:rPr>
@@ -3192,11 +4186,11 @@
               <w:kern w:val="2"/>
               <w:sz w:val="24"/>
               <w:szCs w:val="24"/>
-              <w:lang w:eastAsia="en-KE"/>
+              <w:lang w:val="en-KE" w:eastAsia="en-KE"/>
               <w14:ligatures w14:val="standardContextual"/>
             </w:rPr>
           </w:pPr>
-          <w:hyperlink w:anchor="_Toc240118824" w:history="1">
+          <w:hyperlink w:anchor="_Toc240295666" w:history="1">
             <w:r>
               <w:rPr>
                 <w:rStyle w:val="Hyperlink"/>
@@ -3224,7 +4218,7 @@
                 <w:noProof/>
                 <w:webHidden/>
               </w:rPr>
-              <w:instrText xml:space="preserve"> PAGEREF _Toc240118824 \h </w:instrText>
+              <w:instrText xml:space="preserve"> PAGEREF _Toc240295666 \h </w:instrText>
             </w:r>
             <w:r>
               <w:rPr>
@@ -3244,7 +4238,7 @@
                 <w:noProof/>
                 <w:webHidden/>
               </w:rPr>
-              <w:t>28</w:t>
+              <w:t>29</w:t>
             </w:r>
             <w:r>
               <w:rPr>
@@ -3312,7 +4306,7 @@
           <w:kern w:val="2"/>
           <w:sz w:val="24"/>
           <w:szCs w:val="24"/>
-          <w:lang w:eastAsia="en-KE"/>
+          <w:lang w:val="en-KE" w:eastAsia="en-KE"/>
           <w14:ligatures w14:val="standardContextual"/>
         </w:rPr>
       </w:pPr>
@@ -3335,7 +4329,7 @@
         </w:rPr>
         <w:fldChar w:fldCharType="separate"/>
       </w:r>
-      <w:hyperlink w:anchor="_Toc240118020" w:history="1">
+      <w:hyperlink w:anchor="_Toc240295597" w:history="1">
         <w:r>
           <w:rPr>
             <w:rStyle w:val="Hyperlink"/>
@@ -3363,7 +4357,7 @@
             <w:noProof/>
             <w:webHidden/>
           </w:rPr>
-          <w:instrText xml:space="preserve"> PAGEREF _Toc240118020 \h </w:instrText>
+          <w:instrText xml:space="preserve"> PAGEREF _Toc240295597 \h </w:instrText>
         </w:r>
         <w:r>
           <w:rPr>
@@ -3405,11 +4399,11 @@
           <w:kern w:val="2"/>
           <w:sz w:val="24"/>
           <w:szCs w:val="24"/>
-          <w:lang w:eastAsia="en-KE"/>
+          <w:lang w:val="en-KE" w:eastAsia="en-KE"/>
           <w14:ligatures w14:val="standardContextual"/>
         </w:rPr>
       </w:pPr>
-      <w:hyperlink w:anchor="_Toc240118021" w:history="1">
+      <w:hyperlink w:anchor="_Toc240295598" w:history="1">
         <w:r>
           <w:rPr>
             <w:rStyle w:val="Hyperlink"/>
@@ -3437,7 +4431,7 @@
             <w:noProof/>
             <w:webHidden/>
           </w:rPr>
-          <w:instrText xml:space="preserve"> PAGEREF _Toc240118021 \h </w:instrText>
+          <w:instrText xml:space="preserve"> PAGEREF _Toc240295598 \h </w:instrText>
         </w:r>
         <w:r>
           <w:rPr>
@@ -3479,11 +4473,11 @@
           <w:kern w:val="2"/>
           <w:sz w:val="24"/>
           <w:szCs w:val="24"/>
-          <w:lang w:eastAsia="en-KE"/>
+          <w:lang w:val="en-KE" w:eastAsia="en-KE"/>
           <w14:ligatures w14:val="standardContextual"/>
         </w:rPr>
       </w:pPr>
-      <w:hyperlink w:anchor="_Toc240118022" w:history="1">
+      <w:hyperlink w:anchor="_Toc240295599" w:history="1">
         <w:r>
           <w:rPr>
             <w:rStyle w:val="Hyperlink"/>
@@ -3511,7 +4505,7 @@
             <w:noProof/>
             <w:webHidden/>
           </w:rPr>
-          <w:instrText xml:space="preserve"> PAGEREF _Toc240118022 \h </w:instrText>
+          <w:instrText xml:space="preserve"> PAGEREF _Toc240295599 \h </w:instrText>
         </w:r>
         <w:r>
           <w:rPr>
@@ -3553,11 +4547,11 @@
           <w:kern w:val="2"/>
           <w:sz w:val="24"/>
           <w:szCs w:val="24"/>
-          <w:lang w:eastAsia="en-KE"/>
+          <w:lang w:val="en-KE" w:eastAsia="en-KE"/>
           <w14:ligatures w14:val="standardContextual"/>
         </w:rPr>
       </w:pPr>
-      <w:hyperlink w:anchor="_Toc240118023" w:history="1">
+      <w:hyperlink w:anchor="_Toc240295600" w:history="1">
         <w:r>
           <w:rPr>
             <w:rStyle w:val="Hyperlink"/>
@@ -3585,7 +4579,7 @@
             <w:noProof/>
             <w:webHidden/>
           </w:rPr>
-          <w:instrText xml:space="preserve"> PAGEREF _Toc240118023 \h </w:instrText>
+          <w:instrText xml:space="preserve"> PAGEREF _Toc240295600 \h </w:instrText>
         </w:r>
         <w:r>
           <w:rPr>
@@ -3627,11 +4621,11 @@
           <w:kern w:val="2"/>
           <w:sz w:val="24"/>
           <w:szCs w:val="24"/>
-          <w:lang w:eastAsia="en-KE"/>
+          <w:lang w:val="en-KE" w:eastAsia="en-KE"/>
           <w14:ligatures w14:val="standardContextual"/>
         </w:rPr>
       </w:pPr>
-      <w:hyperlink w:anchor="_Toc240118024" w:history="1">
+      <w:hyperlink w:anchor="_Toc240295601" w:history="1">
         <w:r>
           <w:rPr>
             <w:rStyle w:val="Hyperlink"/>
@@ -3659,7 +4653,7 @@
             <w:noProof/>
             <w:webHidden/>
           </w:rPr>
-          <w:instrText xml:space="preserve"> PAGEREF _Toc240118024 \h </w:instrText>
+          <w:instrText xml:space="preserve"> PAGEREF _Toc240295601 \h </w:instrText>
         </w:r>
         <w:r>
           <w:rPr>
@@ -3701,11 +4695,11 @@
           <w:kern w:val="2"/>
           <w:sz w:val="24"/>
           <w:szCs w:val="24"/>
-          <w:lang w:eastAsia="en-KE"/>
+          <w:lang w:val="en-KE" w:eastAsia="en-KE"/>
           <w14:ligatures w14:val="standardContextual"/>
         </w:rPr>
       </w:pPr>
-      <w:hyperlink w:anchor="_Toc240118025" w:history="1">
+      <w:hyperlink w:anchor="_Toc240295602" w:history="1">
         <w:r>
           <w:rPr>
             <w:rStyle w:val="Hyperlink"/>
@@ -3733,7 +4727,7 @@
             <w:noProof/>
             <w:webHidden/>
           </w:rPr>
-          <w:instrText xml:space="preserve"> PAGEREF _Toc240118025 \h </w:instrText>
+          <w:instrText xml:space="preserve"> PAGEREF _Toc240295602 \h </w:instrText>
         </w:r>
         <w:r>
           <w:rPr>
@@ -3775,11 +4769,11 @@
           <w:kern w:val="2"/>
           <w:sz w:val="24"/>
           <w:szCs w:val="24"/>
-          <w:lang w:eastAsia="en-KE"/>
+          <w:lang w:val="en-KE" w:eastAsia="en-KE"/>
           <w14:ligatures w14:val="standardContextual"/>
         </w:rPr>
       </w:pPr>
-      <w:hyperlink w:anchor="_Toc240118026" w:history="1">
+      <w:hyperlink w:anchor="_Toc240295603" w:history="1">
         <w:r>
           <w:rPr>
             <w:rStyle w:val="Hyperlink"/>
@@ -3807,7 +4801,7 @@
             <w:noProof/>
             <w:webHidden/>
           </w:rPr>
-          <w:instrText xml:space="preserve"> PAGEREF _Toc240118026 \h </w:instrText>
+          <w:instrText xml:space="preserve"> PAGEREF _Toc240295603 \h </w:instrText>
         </w:r>
         <w:r>
           <w:rPr>
@@ -3849,11 +4843,11 @@
           <w:kern w:val="2"/>
           <w:sz w:val="24"/>
           <w:szCs w:val="24"/>
-          <w:lang w:eastAsia="en-KE"/>
+          <w:lang w:val="en-KE" w:eastAsia="en-KE"/>
           <w14:ligatures w14:val="standardContextual"/>
         </w:rPr>
       </w:pPr>
-      <w:hyperlink w:anchor="_Toc240118027" w:history="1">
+      <w:hyperlink w:anchor="_Toc240295604" w:history="1">
         <w:r>
           <w:rPr>
             <w:rStyle w:val="Hyperlink"/>
@@ -3881,7 +4875,7 @@
             <w:noProof/>
             <w:webHidden/>
           </w:rPr>
-          <w:instrText xml:space="preserve"> PAGEREF _Toc240118027 \h </w:instrText>
+          <w:instrText xml:space="preserve"> PAGEREF _Toc240295604 \h </w:instrText>
         </w:r>
         <w:r>
           <w:rPr>
@@ -3923,11 +4917,11 @@
           <w:kern w:val="2"/>
           <w:sz w:val="24"/>
           <w:szCs w:val="24"/>
-          <w:lang w:eastAsia="en-KE"/>
+          <w:lang w:val="en-KE" w:eastAsia="en-KE"/>
           <w14:ligatures w14:val="standardContextual"/>
         </w:rPr>
       </w:pPr>
-      <w:hyperlink w:anchor="_Toc240118028" w:history="1">
+      <w:hyperlink w:anchor="_Toc240295605" w:history="1">
         <w:r>
           <w:rPr>
             <w:rStyle w:val="Hyperlink"/>
@@ -3955,7 +4949,7 @@
             <w:noProof/>
             <w:webHidden/>
           </w:rPr>
-          <w:instrText xml:space="preserve"> PAGEREF _Toc240118028 \h </w:instrText>
+          <w:instrText xml:space="preserve"> PAGEREF _Toc240295605 \h </w:instrText>
         </w:r>
         <w:r>
           <w:rPr>
@@ -3997,11 +4991,11 @@
           <w:kern w:val="2"/>
           <w:sz w:val="24"/>
           <w:szCs w:val="24"/>
-          <w:lang w:eastAsia="en-KE"/>
+          <w:lang w:val="en-KE" w:eastAsia="en-KE"/>
           <w14:ligatures w14:val="standardContextual"/>
         </w:rPr>
       </w:pPr>
-      <w:hyperlink w:anchor="_Toc240118029" w:history="1">
+      <w:hyperlink w:anchor="_Toc240295606" w:history="1">
         <w:r>
           <w:rPr>
             <w:rStyle w:val="Hyperlink"/>
@@ -4029,7 +5023,7 @@
             <w:noProof/>
             <w:webHidden/>
           </w:rPr>
-          <w:instrText xml:space="preserve"> PAGEREF _Toc240118029 \h </w:instrText>
+          <w:instrText xml:space="preserve"> PAGEREF _Toc240295606 \h </w:instrText>
         </w:r>
         <w:r>
           <w:rPr>
@@ -4071,11 +5065,11 @@
           <w:kern w:val="2"/>
           <w:sz w:val="24"/>
           <w:szCs w:val="24"/>
-          <w:lang w:eastAsia="en-KE"/>
+          <w:lang w:val="en-KE" w:eastAsia="en-KE"/>
           <w14:ligatures w14:val="standardContextual"/>
         </w:rPr>
       </w:pPr>
-      <w:hyperlink w:anchor="_Toc240118030" w:history="1">
+      <w:hyperlink w:anchor="_Toc240295607" w:history="1">
         <w:r>
           <w:rPr>
             <w:rStyle w:val="Hyperlink"/>
@@ -4103,7 +5097,7 @@
             <w:noProof/>
             <w:webHidden/>
           </w:rPr>
-          <w:instrText xml:space="preserve"> PAGEREF _Toc240118030 \h </w:instrText>
+          <w:instrText xml:space="preserve"> PAGEREF _Toc240295607 \h </w:instrText>
         </w:r>
         <w:r>
           <w:rPr>
@@ -4145,11 +5139,11 @@
           <w:kern w:val="2"/>
           <w:sz w:val="24"/>
           <w:szCs w:val="24"/>
-          <w:lang w:eastAsia="en-KE"/>
+          <w:lang w:val="en-KE" w:eastAsia="en-KE"/>
           <w14:ligatures w14:val="standardContextual"/>
         </w:rPr>
       </w:pPr>
-      <w:hyperlink w:anchor="_Toc240118031" w:history="1">
+      <w:hyperlink w:anchor="_Toc240295608" w:history="1">
         <w:r>
           <w:rPr>
             <w:rStyle w:val="Hyperlink"/>
@@ -4177,7 +5171,7 @@
             <w:noProof/>
             <w:webHidden/>
           </w:rPr>
-          <w:instrText xml:space="preserve"> PAGEREF _Toc240118031 \h </w:instrText>
+          <w:instrText xml:space="preserve"> PAGEREF _Toc240295608 \h </w:instrText>
         </w:r>
         <w:r>
           <w:rPr>
@@ -4219,11 +5213,11 @@
           <w:kern w:val="2"/>
           <w:sz w:val="24"/>
           <w:szCs w:val="24"/>
-          <w:lang w:eastAsia="en-KE"/>
+          <w:lang w:val="en-KE" w:eastAsia="en-KE"/>
           <w14:ligatures w14:val="standardContextual"/>
         </w:rPr>
       </w:pPr>
-      <w:hyperlink w:anchor="_Toc240118032" w:history="1">
+      <w:hyperlink w:anchor="_Toc240295609" w:history="1">
         <w:r>
           <w:rPr>
             <w:rStyle w:val="Hyperlink"/>
@@ -4251,7 +5245,7 @@
             <w:noProof/>
             <w:webHidden/>
           </w:rPr>
-          <w:instrText xml:space="preserve"> PAGEREF _Toc240118032 \h </w:instrText>
+          <w:instrText xml:space="preserve"> PAGEREF _Toc240295609 \h </w:instrText>
         </w:r>
         <w:r>
           <w:rPr>
@@ -4293,11 +5287,11 @@
           <w:kern w:val="2"/>
           <w:sz w:val="24"/>
           <w:szCs w:val="24"/>
-          <w:lang w:eastAsia="en-KE"/>
+          <w:lang w:val="en-KE" w:eastAsia="en-KE"/>
           <w14:ligatures w14:val="standardContextual"/>
         </w:rPr>
       </w:pPr>
-      <w:hyperlink w:anchor="_Toc240118033" w:history="1">
+      <w:hyperlink w:anchor="_Toc240295610" w:history="1">
         <w:r>
           <w:rPr>
             <w:rStyle w:val="Hyperlink"/>
@@ -4325,7 +5319,7 @@
             <w:noProof/>
             <w:webHidden/>
           </w:rPr>
-          <w:instrText xml:space="preserve"> PAGEREF _Toc240118033 \h </w:instrText>
+          <w:instrText xml:space="preserve"> PAGEREF _Toc240295610 \h </w:instrText>
         </w:r>
         <w:r>
           <w:rPr>
@@ -4367,11 +5361,11 @@
           <w:kern w:val="2"/>
           <w:sz w:val="24"/>
           <w:szCs w:val="24"/>
-          <w:lang w:eastAsia="en-KE"/>
+          <w:lang w:val="en-KE" w:eastAsia="en-KE"/>
           <w14:ligatures w14:val="standardContextual"/>
         </w:rPr>
       </w:pPr>
-      <w:hyperlink w:anchor="_Toc240118034" w:history="1">
+      <w:hyperlink w:anchor="_Toc240295611" w:history="1">
         <w:r>
           <w:rPr>
             <w:rStyle w:val="Hyperlink"/>
@@ -4399,7 +5393,7 @@
             <w:noProof/>
             <w:webHidden/>
           </w:rPr>
-          <w:instrText xml:space="preserve"> PAGEREF _Toc240118034 \h </w:instrText>
+          <w:instrText xml:space="preserve"> PAGEREF _Toc240295611 \h </w:instrText>
         </w:r>
         <w:r>
           <w:rPr>
@@ -4441,11 +5435,11 @@
           <w:kern w:val="2"/>
           <w:sz w:val="24"/>
           <w:szCs w:val="24"/>
-          <w:lang w:eastAsia="en-KE"/>
+          <w:lang w:val="en-KE" w:eastAsia="en-KE"/>
           <w14:ligatures w14:val="standardContextual"/>
         </w:rPr>
       </w:pPr>
-      <w:hyperlink w:anchor="_Toc240118035" w:history="1">
+      <w:hyperlink w:anchor="_Toc240295612" w:history="1">
         <w:r>
           <w:rPr>
             <w:rStyle w:val="Hyperlink"/>
@@ -4473,7 +5467,7 @@
             <w:noProof/>
             <w:webHidden/>
           </w:rPr>
-          <w:instrText xml:space="preserve"> PAGEREF _Toc240118035 \h </w:instrText>
+          <w:instrText xml:space="preserve"> PAGEREF _Toc240295612 \h </w:instrText>
         </w:r>
         <w:r>
           <w:rPr>
@@ -4515,11 +5509,11 @@
           <w:kern w:val="2"/>
           <w:sz w:val="24"/>
           <w:szCs w:val="24"/>
-          <w:lang w:eastAsia="en-KE"/>
+          <w:lang w:val="en-KE" w:eastAsia="en-KE"/>
           <w14:ligatures w14:val="standardContextual"/>
         </w:rPr>
       </w:pPr>
-      <w:hyperlink w:anchor="_Toc240118036" w:history="1">
+      <w:hyperlink w:anchor="_Toc240295613" w:history="1">
         <w:r>
           <w:rPr>
             <w:rStyle w:val="Hyperlink"/>
@@ -4547,7 +5541,7 @@
             <w:noProof/>
             <w:webHidden/>
           </w:rPr>
-          <w:instrText xml:space="preserve"> PAGEREF _Toc240118036 \h </w:instrText>
+          <w:instrText xml:space="preserve"> PAGEREF _Toc240295613 \h </w:instrText>
         </w:r>
         <w:r>
           <w:rPr>
@@ -4589,11 +5583,11 @@
           <w:kern w:val="2"/>
           <w:sz w:val="24"/>
           <w:szCs w:val="24"/>
-          <w:lang w:eastAsia="en-KE"/>
+          <w:lang w:val="en-KE" w:eastAsia="en-KE"/>
           <w14:ligatures w14:val="standardContextual"/>
         </w:rPr>
       </w:pPr>
-      <w:hyperlink w:anchor="_Toc240118037" w:history="1">
+      <w:hyperlink w:anchor="_Toc240295614" w:history="1">
         <w:r>
           <w:rPr>
             <w:rStyle w:val="Hyperlink"/>
@@ -4621,7 +5615,7 @@
             <w:noProof/>
             <w:webHidden/>
           </w:rPr>
-          <w:instrText xml:space="preserve"> PAGEREF _Toc240118037 \h </w:instrText>
+          <w:instrText xml:space="preserve"> PAGEREF _Toc240295614 \h </w:instrText>
         </w:r>
         <w:r>
           <w:rPr>
@@ -4663,11 +5657,11 @@
           <w:kern w:val="2"/>
           <w:sz w:val="24"/>
           <w:szCs w:val="24"/>
-          <w:lang w:eastAsia="en-KE"/>
+          <w:lang w:val="en-KE" w:eastAsia="en-KE"/>
           <w14:ligatures w14:val="standardContextual"/>
         </w:rPr>
       </w:pPr>
-      <w:hyperlink w:anchor="_Toc240118038" w:history="1">
+      <w:hyperlink w:anchor="_Toc240295615" w:history="1">
         <w:r>
           <w:rPr>
             <w:rStyle w:val="Hyperlink"/>
@@ -4695,7 +5689,7 @@
             <w:noProof/>
             <w:webHidden/>
           </w:rPr>
-          <w:instrText xml:space="preserve"> PAGEREF _Toc240118038 \h </w:instrText>
+          <w:instrText xml:space="preserve"> PAGEREF _Toc240295615 \h </w:instrText>
         </w:r>
         <w:r>
           <w:rPr>
@@ -4737,11 +5731,11 @@
           <w:kern w:val="2"/>
           <w:sz w:val="24"/>
           <w:szCs w:val="24"/>
-          <w:lang w:eastAsia="en-KE"/>
+          <w:lang w:val="en-KE" w:eastAsia="en-KE"/>
           <w14:ligatures w14:val="standardContextual"/>
         </w:rPr>
       </w:pPr>
-      <w:hyperlink w:anchor="_Toc240118039" w:history="1">
+      <w:hyperlink w:anchor="_Toc240295616" w:history="1">
         <w:r>
           <w:rPr>
             <w:rStyle w:val="Hyperlink"/>
@@ -4769,7 +5763,7 @@
             <w:noProof/>
             <w:webHidden/>
           </w:rPr>
-          <w:instrText xml:space="preserve"> PAGEREF _Toc240118039 \h </w:instrText>
+          <w:instrText xml:space="preserve"> PAGEREF _Toc240295616 \h </w:instrText>
         </w:r>
         <w:r>
           <w:rPr>
@@ -4811,11 +5805,11 @@
           <w:kern w:val="2"/>
           <w:sz w:val="24"/>
           <w:szCs w:val="24"/>
-          <w:lang w:eastAsia="en-KE"/>
+          <w:lang w:val="en-KE" w:eastAsia="en-KE"/>
           <w14:ligatures w14:val="standardContextual"/>
         </w:rPr>
       </w:pPr>
-      <w:hyperlink w:anchor="_Toc240118040" w:history="1">
+      <w:hyperlink w:anchor="_Toc240295617" w:history="1">
         <w:r>
           <w:rPr>
             <w:rStyle w:val="Hyperlink"/>
@@ -4843,7 +5837,7 @@
             <w:noProof/>
             <w:webHidden/>
           </w:rPr>
-          <w:instrText xml:space="preserve"> PAGEREF _Toc240118040 \h </w:instrText>
+          <w:instrText xml:space="preserve"> PAGEREF _Toc240295617 \h </w:instrText>
         </w:r>
         <w:r>
           <w:rPr>
@@ -4905,13 +5899,13 @@
         </w:rPr>
       </w:pPr>
       <w:bookmarkStart w:id="0" w:name="_Toc238908289"/>
-      <w:bookmarkStart w:id="1" w:name="_Toc240118782"/>
+      <w:bookmarkStart w:id="1" w:name="_Toc240295618"/>
       <w:r>
         <w:rPr>
           <w:rFonts w:ascii="Times New Roman" w:hAnsi="Times New Roman" w:cs="Times New Roman"/>
         </w:rPr>
         <w:lastRenderedPageBreak/>
-        <w:t>CHAPTER 1:</w:t>
+        <w:t>CHAPTER 1</w:t>
       </w:r>
       <w:bookmarkEnd w:id="0"/>
       <w:bookmarkEnd w:id="1"/>
@@ -4924,7 +5918,7 @@
         </w:rPr>
       </w:pPr>
       <w:bookmarkStart w:id="2" w:name="_Toc238908290"/>
-      <w:bookmarkStart w:id="3" w:name="_Toc240118783"/>
+      <w:bookmarkStart w:id="3" w:name="_Toc240295619"/>
       <w:r>
         <w:rPr>
           <w:rFonts w:ascii="Times New Roman" w:hAnsi="Times New Roman" w:cs="Times New Roman"/>
@@ -5011,18 +6005,7 @@
               <w:szCs w:val="22"/>
               <w:lang w:val="en-US"/>
             </w:rPr>
-            <w:t xml:space="preserve"> </w:t>
-          </w:r>
-          <w:r>
-            <w:rPr>
-              <w:rFonts w:ascii="Times New Roman" w:hAnsi="Times New Roman" w:cs="Times New Roman"/>
-              <w:noProof/>
-              <w:color w:val="FF0000"/>
-              <w:sz w:val="22"/>
-              <w:szCs w:val="22"/>
-              <w:lang w:val="en-US"/>
-            </w:rPr>
-            <w:t>(KRA, 2026)</w:t>
+            <w:t xml:space="preserve"> (KRA, 2026)</w:t>
           </w:r>
           <w:r>
             <w:rPr>
@@ -5044,126 +6027,6 @@
           <w:szCs w:val="22"/>
         </w:rPr>
       </w:pPr>
-      <w:r>
-        <w:rPr>
-          <w:rFonts w:ascii="Times New Roman" w:hAnsi="Times New Roman" w:cs="Times New Roman"/>
-          <w:sz w:val="22"/>
-          <w:szCs w:val="22"/>
-        </w:rPr>
-        <w:t>Fraudulent recruitment is also a documented problem investigated by Kenyan law-enforcement authorities. In January 2024, the Directorate of Criminal Investigations (DCI) reported the arrest of individuals involved in a fraudulent overseas recruitment drive in Nairobi. According to the DCI</w:t>
-      </w:r>
-      <w:r>
-        <w:rPr>
-          <w:rFonts w:ascii="Times New Roman" w:hAnsi="Times New Roman" w:cs="Times New Roman"/>
-          <w:sz w:val="22"/>
-          <w:szCs w:val="22"/>
-        </w:rPr>
-        <w:t xml:space="preserve"> report</w:t>
-      </w:r>
-      <w:r>
-        <w:rPr>
-          <w:rFonts w:ascii="Times New Roman" w:hAnsi="Times New Roman" w:cs="Times New Roman"/>
-          <w:sz w:val="22"/>
-          <w:szCs w:val="22"/>
-        </w:rPr>
-        <w:t>, approximately 1,000 job seekers were affected by the recruitment exercise, which had been flagged as a scam by the National Employment Authority.</w:t>
-      </w:r>
-      <w:r>
-        <w:rPr>
-          <w:rFonts w:ascii="Times New Roman" w:hAnsi="Times New Roman" w:cs="Times New Roman"/>
-          <w:sz w:val="22"/>
-          <w:szCs w:val="22"/>
-        </w:rPr>
-        <w:t xml:space="preserve"> The DCI even created a hash tag </w:t>
-      </w:r>
-      <w:r>
-        <w:rPr>
-          <w:rFonts w:ascii="Times New Roman" w:hAnsi="Times New Roman" w:cs="Times New Roman"/>
-          <w:b/>
-          <w:bCs/>
-          <w:sz w:val="22"/>
-          <w:szCs w:val="22"/>
-        </w:rPr>
-        <w:t xml:space="preserve"># </w:t>
-      </w:r>
-      <w:proofErr w:type="spellStart"/>
-      <w:r>
-        <w:rPr>
-          <w:rFonts w:ascii="Times New Roman" w:hAnsi="Times New Roman" w:cs="Times New Roman"/>
-          <w:b/>
-          <w:bCs/>
-          <w:sz w:val="22"/>
-          <w:szCs w:val="22"/>
-        </w:rPr>
-        <w:t>FichuakwaDCI</w:t>
-      </w:r>
-      <w:proofErr w:type="spellEnd"/>
-      <w:r>
-        <w:rPr>
-          <w:rFonts w:ascii="Times New Roman" w:hAnsi="Times New Roman" w:cs="Times New Roman"/>
-          <w:sz w:val="22"/>
-          <w:szCs w:val="22"/>
-        </w:rPr>
-        <w:t xml:space="preserve"> where they gave a number, </w:t>
-      </w:r>
-      <w:r>
-        <w:rPr>
-          <w:rFonts w:ascii="Times New Roman" w:hAnsi="Times New Roman" w:cs="Times New Roman"/>
-          <w:b/>
-          <w:bCs/>
-          <w:sz w:val="22"/>
-          <w:szCs w:val="22"/>
-        </w:rPr>
-        <w:t xml:space="preserve">call 0800 722 203 at no cost to report anonymously. </w:t>
-      </w:r>
-      <w:proofErr w:type="spellStart"/>
-      <w:r>
-        <w:rPr>
-          <w:rFonts w:ascii="Times New Roman" w:hAnsi="Times New Roman" w:cs="Times New Roman"/>
-          <w:b/>
-          <w:bCs/>
-          <w:sz w:val="22"/>
-          <w:szCs w:val="22"/>
-        </w:rPr>
-        <w:t>Usiogope</w:t>
-      </w:r>
-      <w:proofErr w:type="spellEnd"/>
-      <w:r>
-        <w:rPr>
-          <w:rFonts w:ascii="Times New Roman" w:hAnsi="Times New Roman" w:cs="Times New Roman"/>
-          <w:b/>
-          <w:bCs/>
-          <w:sz w:val="22"/>
-          <w:szCs w:val="22"/>
-        </w:rPr>
-        <w:t xml:space="preserve">! </w:t>
-      </w:r>
-      <w:proofErr w:type="gramStart"/>
-      <w:r>
-        <w:rPr>
-          <w:rFonts w:ascii="Times New Roman" w:hAnsi="Times New Roman" w:cs="Times New Roman"/>
-          <w:sz w:val="22"/>
-          <w:szCs w:val="22"/>
-        </w:rPr>
-        <w:t>,which</w:t>
-      </w:r>
-      <w:proofErr w:type="gramEnd"/>
-      <w:r>
-        <w:rPr>
-          <w:rFonts w:ascii="Times New Roman" w:hAnsi="Times New Roman" w:cs="Times New Roman"/>
-          <w:sz w:val="22"/>
-          <w:szCs w:val="22"/>
-        </w:rPr>
-        <w:t xml:space="preserve"> you can be able to reach them if you suspect that a particular job is a scam. </w:t>
-      </w:r>
-      <w:r>
-        <w:rPr>
-          <w:rFonts w:ascii="Times New Roman" w:hAnsi="Times New Roman" w:cs="Times New Roman"/>
-          <w:sz w:val="22"/>
-          <w:szCs w:val="22"/>
-        </w:rPr>
-        <w:t>These cases demonstrate the financial impact that fraudulent recruitment can have on Kenyan job seekers.</w:t>
-      </w:r>
       <w:sdt>
         <w:sdtPr>
           <w:rPr>
@@ -5213,17 +6076,6 @@
               <w:szCs w:val="22"/>
               <w:lang w:val="en-US"/>
             </w:rPr>
-            <w:t xml:space="preserve"> </w:t>
-          </w:r>
-          <w:r>
-            <w:rPr>
-              <w:rFonts w:ascii="Times New Roman" w:hAnsi="Times New Roman" w:cs="Times New Roman"/>
-              <w:noProof/>
-              <w:color w:val="FF0000"/>
-              <w:sz w:val="22"/>
-              <w:szCs w:val="22"/>
-              <w:lang w:val="en-US"/>
-            </w:rPr>
             <w:t>(DCI, 2025)</w:t>
           </w:r>
           <w:r>
@@ -5237,6 +6089,14 @@
           </w:r>
         </w:sdtContent>
       </w:sdt>
+      <w:r>
+        <w:rPr>
+          <w:rFonts w:ascii="Times New Roman" w:hAnsi="Times New Roman" w:cs="Times New Roman"/>
+          <w:sz w:val="22"/>
+          <w:szCs w:val="22"/>
+        </w:rPr>
+        <w:t>Fraudulent recruitment is also a documented problem investigated by Kenyan law-enforcement authorities. In January 2024, the Directorate of Criminal Investigations (DCI) reported the arrest of individuals involved in a fraudulent overseas recruitment drive in Nairobi. According to the DCI report, approximately 1,000 job seekers were affected by the recruitment exercise, which had been flagged as a scam by the National Employment Authority. The DCI even created a hash tag #FichuakwaDCI where they gave a number, call 0800 722 203 at no cost to report anonymously. These cases demonstrate the financial impact that fraudulent recruitment can have on Kenyan job seekers.</w:t>
+      </w:r>
     </w:p>
     <w:p>
       <w:pPr>
@@ -5369,18 +6229,7 @@
               <w:szCs w:val="22"/>
               <w:lang w:val="en-US"/>
             </w:rPr>
-            <w:t xml:space="preserve"> </w:t>
-          </w:r>
-          <w:r>
-            <w:rPr>
-              <w:rFonts w:ascii="Times New Roman" w:hAnsi="Times New Roman" w:cs="Times New Roman"/>
-              <w:noProof/>
-              <w:color w:val="FF0000"/>
-              <w:sz w:val="22"/>
-              <w:szCs w:val="22"/>
-              <w:lang w:val="en-US"/>
-            </w:rPr>
-            <w:t>(NITA, 2026)</w:t>
+            <w:t xml:space="preserve"> (NITA, 2026)</w:t>
           </w:r>
           <w:r>
             <w:rPr>
@@ -5442,18 +6291,7 @@
               <w:szCs w:val="22"/>
               <w:lang w:val="en-US"/>
             </w:rPr>
-            <w:t xml:space="preserve"> </w:t>
-          </w:r>
-          <w:r>
-            <w:rPr>
-              <w:rFonts w:ascii="Times New Roman" w:hAnsi="Times New Roman" w:cs="Times New Roman"/>
-              <w:noProof/>
-              <w:color w:val="FF0000"/>
-              <w:sz w:val="22"/>
-              <w:szCs w:val="22"/>
-              <w:lang w:val="en-US"/>
-            </w:rPr>
-            <w:t>(KNBS, 2018)</w:t>
+            <w:t xml:space="preserve"> (KNBS, 2018)</w:t>
           </w:r>
           <w:r>
             <w:rPr>
@@ -5475,7 +6313,7 @@
         </w:rPr>
       </w:pPr>
       <w:bookmarkStart w:id="4" w:name="_Toc238908291"/>
-      <w:bookmarkStart w:id="5" w:name="_Toc240118784"/>
+      <w:bookmarkStart w:id="5" w:name="_Toc240295620"/>
       <w:r>
         <w:rPr>
           <w:rFonts w:ascii="Times New Roman" w:hAnsi="Times New Roman" w:cs="Times New Roman"/>
@@ -5487,12 +6325,6 @@
           <w:rFonts w:ascii="Times New Roman" w:hAnsi="Times New Roman" w:cs="Times New Roman"/>
         </w:rPr>
         <w:t>PROBLEM STATEMENT</w:t>
-      </w:r>
-      <w:r>
-        <w:rPr>
-          <w:rFonts w:ascii="Times New Roman" w:hAnsi="Times New Roman" w:cs="Times New Roman"/>
-        </w:rPr>
-        <w:t>:</w:t>
       </w:r>
       <w:bookmarkEnd w:id="4"/>
       <w:bookmarkEnd w:id="5"/>
@@ -5636,7 +6468,23 @@
           <w:sz w:val="22"/>
           <w:szCs w:val="22"/>
         </w:rPr>
-        <w:t xml:space="preserve">still find it difficult to determine whether an online job advertisement is legitimate before interacting with the recruiter or providing personal information. Therefore, there is a need for an automated approach that </w:t>
+        <w:t xml:space="preserve">still find it difficult to determine whether an online job advertisement is legitimate before interacting with the recruiter or providing personal information. Therefore, there is a need for an automated approach that can </w:t>
+      </w:r>
+      <w:r>
+        <w:rPr>
+          <w:rFonts w:ascii="Times New Roman" w:hAnsi="Times New Roman" w:cs="Times New Roman"/>
+          <w:sz w:val="22"/>
+          <w:szCs w:val="22"/>
+        </w:rPr>
+        <w:t>analyse</w:t>
+      </w:r>
+      <w:r>
+        <w:rPr>
+          <w:rFonts w:ascii="Times New Roman" w:hAnsi="Times New Roman" w:cs="Times New Roman"/>
+          <w:sz w:val="22"/>
+          <w:szCs w:val="22"/>
+        </w:rPr>
+        <w:t xml:space="preserve"> job advertisements and identify characteristics associated with fraudulent postings. This </w:t>
       </w:r>
       <w:r>
         <w:rPr>
@@ -5645,23 +6493,7 @@
           <w:szCs w:val="22"/>
         </w:rPr>
         <w:lastRenderedPageBreak/>
-        <w:t xml:space="preserve">can </w:t>
-      </w:r>
-      <w:r>
-        <w:rPr>
-          <w:rFonts w:ascii="Times New Roman" w:hAnsi="Times New Roman" w:cs="Times New Roman"/>
-          <w:sz w:val="22"/>
-          <w:szCs w:val="22"/>
-        </w:rPr>
-        <w:t>analyse</w:t>
-      </w:r>
-      <w:r>
-        <w:rPr>
-          <w:rFonts w:ascii="Times New Roman" w:hAnsi="Times New Roman" w:cs="Times New Roman"/>
-          <w:sz w:val="22"/>
-          <w:szCs w:val="22"/>
-        </w:rPr>
-        <w:t xml:space="preserve"> job advertisements and identify characteristics associated with fraudulent postings. This project seeks to address this problem by developing a machine-learning model that can classify job advertisements as legitimate or potentially fraudulent, providing job seekers with an additional tool for identifying suspicious employment opportunities.</w:t>
+        <w:t>project seeks to address this problem by developing a machine-learning model that can classify job advertisements as legitimate or potentially fraudulent, providing job seekers with an additional tool for identifying suspicious employment opportunities.</w:t>
       </w:r>
     </w:p>
     <w:p>
@@ -5672,7 +6504,7 @@
         </w:rPr>
       </w:pPr>
       <w:bookmarkStart w:id="6" w:name="_Toc238908292"/>
-      <w:bookmarkStart w:id="7" w:name="_Toc240118785"/>
+      <w:bookmarkStart w:id="7" w:name="_Toc240295621"/>
       <w:r>
         <w:rPr>
           <w:rFonts w:ascii="Times New Roman" w:hAnsi="Times New Roman" w:cs="Times New Roman"/>
@@ -5707,7 +6539,7 @@
           <w:sz w:val="22"/>
           <w:szCs w:val="22"/>
         </w:rPr>
-        <w:t>Build a classification model that predicts the probability that a given job posting is fraudulent, using the posting's text (title, description, requirements, benefits, company profile) and structured metadata (salary range, employment type, required experience/education, remote flag, presence of a company logo, screening questions).</w:t>
+        <w:t>Build a classification model that predicts the fraud-risk of a job posting using the posting's text (title, description and requirements) and available structured fields such as company, location, salary range, work type, experience level and qualification.</w:t>
       </w:r>
     </w:p>
     <w:p>
@@ -5729,7 +6561,7 @@
           <w:sz w:val="22"/>
           <w:szCs w:val="22"/>
         </w:rPr>
-        <w:t>Apply NLP techniques (TF-IDF, word embeddings, and/or transformer-based sentence embeddings) to extract linguistic red flags associated with scams, such as urgency language, requests for upfront payment, vague job descriptions, and mismatched contact details.</w:t>
+        <w:t>Apply NLP using TF-IDF with unigram and bigram features to capture linguistic signals associated with fraud-risk postings, including payment language, suspicious contact patterns and other textual cues.</w:t>
       </w:r>
     </w:p>
     <w:p>
@@ -5751,7 +6583,7 @@
           <w:sz w:val="22"/>
           <w:szCs w:val="22"/>
         </w:rPr>
-        <w:t>Extend the feature set with Kenya-specific red flags identified from local reporting — e.g. requests for visa/placement fees before travel, promises of overseas jobs outside Kenya's official bilateral labour agreement countries, and agencies that do not appear on the National Employment Authority's licensed-agency register or that match names on published delisted/blacklisted agency lists.</w:t>
+        <w:t>Provide Kenya-specific verification signals, including relevant licensing or blacklist information, as a separate verification layer that complements the machine-learning prediction rather than serving as a training feature.</w:t>
       </w:r>
     </w:p>
     <w:p>
@@ -5773,7 +6605,7 @@
           <w:sz w:val="22"/>
           <w:szCs w:val="22"/>
         </w:rPr>
-        <w:t>Surface interpretable reasons behind each prediction (e.g. via feature importance, SHAP values, or rule-based flag extraction) so that the output is not just a score but an explanation a non-technical user can understand and act on.</w:t>
+        <w:t>Surface interpretable reasons behind predictions using Logistic Regression coefficients and structured signals so that the output provides useful context for human review.</w:t>
       </w:r>
     </w:p>
     <w:p>
@@ -5795,25 +6627,7 @@
           <w:sz w:val="22"/>
           <w:szCs w:val="22"/>
         </w:rPr>
-        <w:t xml:space="preserve">Evaluate and compare multiple </w:t>
-      </w:r>
-      <w:proofErr w:type="spellStart"/>
-      <w:r>
-        <w:rPr>
-          <w:rFonts w:ascii="Times New Roman" w:hAnsi="Times New Roman" w:cs="Times New Roman"/>
-          <w:sz w:val="22"/>
-          <w:szCs w:val="22"/>
-        </w:rPr>
-        <w:t>modeling</w:t>
-      </w:r>
-      <w:proofErr w:type="spellEnd"/>
-      <w:r>
-        <w:rPr>
-          <w:rFonts w:ascii="Times New Roman" w:hAnsi="Times New Roman" w:cs="Times New Roman"/>
-          <w:sz w:val="22"/>
-          <w:szCs w:val="22"/>
-        </w:rPr>
-        <w:t xml:space="preserve"> approaches (e.g. Logistic Regression, Gradient Boosting, and a fine-tuned/embedding-based NLP model) and select the one that best balances recall on the fraudulent class against false-positive rate.</w:t>
+        <w:t>Evaluate and compare the Logistic Regression TF-IDF baseline, Hybrid Logistic Regression and Hybrid LinearSVC, then select the model that provides the best balance of performance, probability estimates and interpretability.</w:t>
       </w:r>
     </w:p>
     <w:p>
@@ -5835,7 +6649,7 @@
           <w:sz w:val="22"/>
           <w:szCs w:val="22"/>
         </w:rPr>
-        <w:t>Package the model behind an interface (web app or API, with a low-bandwidth/USSD or WhatsApp-bot option considered for wider reach) that accepts a job posting and returns a scam-probability score and a list of contributing reasons.</w:t>
+        <w:t>Package the trained model behind a web application and API that accepts job-posting information and returns a fraud-risk prediction and supporting analysis.</w:t>
       </w:r>
     </w:p>
     <w:p>
@@ -5853,7 +6667,7 @@
           <w:rFonts w:ascii="Times New Roman" w:hAnsi="Times New Roman" w:cs="Times New Roman"/>
         </w:rPr>
       </w:pPr>
-      <w:bookmarkStart w:id="8" w:name="_Toc240118786"/>
+      <w:bookmarkStart w:id="8" w:name="_Toc240295622"/>
       <w:r>
         <w:rPr>
           <w:rFonts w:ascii="Times New Roman" w:hAnsi="Times New Roman" w:cs="Times New Roman"/>
@@ -5905,16 +6719,38 @@
           <w:szCs w:val="22"/>
           <w:lang w:eastAsia="en-KE"/>
         </w:rPr>
-        <w:t xml:space="preserve">Kenyan job seekers — </w:t>
-      </w:r>
+        <w:t xml:space="preserve">Kenyan job </w:t>
+      </w:r>
+      <w:proofErr w:type="gramStart"/>
       <w:r>
         <w:rPr>
           <w:rFonts w:ascii="Times New Roman" w:eastAsia="Times New Roman" w:hAnsi="Times New Roman" w:cs="Times New Roman"/>
+          <w:b/>
+          <w:bCs/>
           <w:sz w:val="22"/>
           <w:szCs w:val="22"/>
           <w:lang w:eastAsia="en-KE"/>
         </w:rPr>
-        <w:t>the primary beneficiaries, especially youth aged 18–34 who face the highest unemployment rates and are the most-targeted group for both local job scams and overseas trafficking recruitment; they gain an early warning before sharing personal data, paying a fee, or travelling.</w:t>
+        <w:t xml:space="preserve">seekers  </w:t>
+      </w:r>
+      <w:r>
+        <w:rPr>
+          <w:rFonts w:ascii="Times New Roman" w:eastAsia="Times New Roman" w:hAnsi="Times New Roman" w:cs="Times New Roman"/>
+          <w:sz w:val="22"/>
+          <w:szCs w:val="22"/>
+          <w:lang w:eastAsia="en-KE"/>
+        </w:rPr>
+        <w:t>the</w:t>
+      </w:r>
+      <w:proofErr w:type="gramEnd"/>
+      <w:r>
+        <w:rPr>
+          <w:rFonts w:ascii="Times New Roman" w:eastAsia="Times New Roman" w:hAnsi="Times New Roman" w:cs="Times New Roman"/>
+          <w:sz w:val="22"/>
+          <w:szCs w:val="22"/>
+          <w:lang w:eastAsia="en-KE"/>
+        </w:rPr>
+        <w:t xml:space="preserve"> primary beneficiaries, especially youth aged 18–34 who face the highest unemployment rates and are the most-targeted group for both local job scams and overseas trafficking recruitment; they gain an early warning before sharing personal data, paying a fee, or travelling.</w:t>
       </w:r>
     </w:p>
     <w:p>
@@ -6012,7 +6848,7 @@
           <w:szCs w:val="22"/>
           <w:lang w:eastAsia="en-KE"/>
         </w:rPr>
-        <w:t xml:space="preserve">) — </w:t>
+        <w:t xml:space="preserve">) </w:t>
       </w:r>
       <w:r>
         <w:rPr>
@@ -6047,7 +6883,7 @@
           <w:szCs w:val="22"/>
           <w:lang w:eastAsia="en-KE"/>
         </w:rPr>
-        <w:t xml:space="preserve">Ministry of Labour and Social Protection / National Employment Authority — </w:t>
+        <w:t xml:space="preserve">Ministry of Labour and Social Protection / National Employment Authority </w:t>
       </w:r>
       <w:r>
         <w:rPr>
@@ -6082,7 +6918,7 @@
           <w:szCs w:val="22"/>
           <w:lang w:eastAsia="en-KE"/>
         </w:rPr>
-        <w:t xml:space="preserve">Ministry of Foreign and Diaspora Affairs and Kenyan missions abroad — </w:t>
+        <w:t xml:space="preserve">Ministry of Foreign and Diaspora Affairs and Kenyan missions abroad </w:t>
       </w:r>
       <w:r>
         <w:rPr>
@@ -6117,8 +6953,18 @@
           <w:szCs w:val="22"/>
           <w:lang w:eastAsia="en-KE"/>
         </w:rPr>
-        <w:lastRenderedPageBreak/>
-        <w:t xml:space="preserve">Directorate of Criminal Investigations (DCI) and the Multi-Agency Labour Mobility Taskforce — </w:t>
+        <w:t>Directorate of Criminal Investigations (DCI) and the Multi-Agency Labour Mobility Taskforce</w:t>
+      </w:r>
+      <w:r>
+        <w:rPr>
+          <w:rFonts w:ascii="Times New Roman" w:eastAsia="Times New Roman" w:hAnsi="Times New Roman" w:cs="Times New Roman"/>
+          <w:b/>
+          <w:bCs/>
+          <w:sz w:val="22"/>
+          <w:szCs w:val="22"/>
+          <w:lang w:eastAsia="en-KE"/>
+        </w:rPr>
+        <w:t xml:space="preserve">: </w:t>
       </w:r>
       <w:r>
         <w:rPr>
@@ -6153,7 +6999,19 @@
           <w:szCs w:val="22"/>
           <w:lang w:eastAsia="en-KE"/>
         </w:rPr>
-        <w:t xml:space="preserve">County governments and university/TVET career services — </w:t>
+        <w:lastRenderedPageBreak/>
+        <w:t>County governments and university/TVET career services</w:t>
+      </w:r>
+      <w:r>
+        <w:rPr>
+          <w:rFonts w:ascii="Times New Roman" w:eastAsia="Times New Roman" w:hAnsi="Times New Roman" w:cs="Times New Roman"/>
+          <w:b/>
+          <w:bCs/>
+          <w:sz w:val="22"/>
+          <w:szCs w:val="22"/>
+          <w:lang w:eastAsia="en-KE"/>
+        </w:rPr>
+        <w:t xml:space="preserve">: </w:t>
       </w:r>
       <w:r>
         <w:rPr>
@@ -6196,7 +7054,27 @@
           <w:sz w:val="22"/>
           <w:szCs w:val="22"/>
         </w:rPr>
-        <w:t xml:space="preserve">Legitimate employers and recruitment agencies — </w:t>
+        <w:t>Legitimate employers and recruitment agencies</w:t>
+      </w:r>
+      <w:r>
+        <w:rPr>
+          <w:rFonts w:ascii="Times New Roman" w:hAnsi="Times New Roman" w:cs="Times New Roman"/>
+          <w:b/>
+          <w:bCs/>
+          <w:sz w:val="22"/>
+          <w:szCs w:val="22"/>
+        </w:rPr>
+        <w:t>:</w:t>
+      </w:r>
+      <w:r>
+        <w:rPr>
+          <w:rFonts w:ascii="Times New Roman" w:hAnsi="Times New Roman" w:cs="Times New Roman"/>
+          <w:b/>
+          <w:bCs/>
+          <w:sz w:val="22"/>
+          <w:szCs w:val="22"/>
+        </w:rPr>
+        <w:t xml:space="preserve"> </w:t>
       </w:r>
       <w:r>
         <w:rPr>
@@ -6215,7 +7093,7 @@
           <w:lang w:eastAsia="en-KE"/>
         </w:rPr>
       </w:pPr>
-      <w:bookmarkStart w:id="9" w:name="_Toc240118787"/>
+      <w:bookmarkStart w:id="9" w:name="_Toc240295623"/>
       <w:r>
         <w:rPr>
           <w:rFonts w:ascii="Times New Roman" w:eastAsia="Times New Roman" w:hAnsi="Times New Roman" w:cs="Times New Roman"/>
@@ -6266,7 +7144,25 @@
           <w:szCs w:val="22"/>
           <w:lang w:eastAsia="en-KE"/>
         </w:rPr>
-        <w:t>Recall on the fraudulent class — minimising the number of scam postings the model misses, since a missed scam carries a direct real-world cost to a user.</w:t>
+        <w:t>Recall on the fraudulent class</w:t>
+      </w:r>
+      <w:r>
+        <w:rPr>
+          <w:rFonts w:ascii="Times New Roman" w:eastAsia="Times New Roman" w:hAnsi="Times New Roman" w:cs="Times New Roman"/>
+          <w:sz w:val="22"/>
+          <w:szCs w:val="22"/>
+          <w:lang w:eastAsia="en-KE"/>
+        </w:rPr>
+        <w:t xml:space="preserve">: </w:t>
+      </w:r>
+      <w:r>
+        <w:rPr>
+          <w:rFonts w:ascii="Times New Roman" w:eastAsia="Times New Roman" w:hAnsi="Times New Roman" w:cs="Times New Roman"/>
+          <w:sz w:val="22"/>
+          <w:szCs w:val="22"/>
+          <w:lang w:eastAsia="en-KE"/>
+        </w:rPr>
+        <w:t xml:space="preserve"> minimising the number of scam postings the model misses, since a missed scam carries a direct real-world cost to a user.</w:t>
       </w:r>
     </w:p>
     <w:p>
@@ -6290,7 +7186,25 @@
           <w:szCs w:val="22"/>
           <w:lang w:eastAsia="en-KE"/>
         </w:rPr>
-        <w:t>Precision / false-positive rate — keeping the rate of legitimate postings incorrectly flagged low enough that the tool remains trustworthy and useful rather than a source of noise.</w:t>
+        <w:t>Precision / false-positive rate</w:t>
+      </w:r>
+      <w:r>
+        <w:rPr>
+          <w:rFonts w:ascii="Times New Roman" w:eastAsia="Times New Roman" w:hAnsi="Times New Roman" w:cs="Times New Roman"/>
+          <w:sz w:val="22"/>
+          <w:szCs w:val="22"/>
+          <w:lang w:eastAsia="en-KE"/>
+        </w:rPr>
+        <w:t xml:space="preserve">: </w:t>
+      </w:r>
+      <w:r>
+        <w:rPr>
+          <w:rFonts w:ascii="Times New Roman" w:eastAsia="Times New Roman" w:hAnsi="Times New Roman" w:cs="Times New Roman"/>
+          <w:sz w:val="22"/>
+          <w:szCs w:val="22"/>
+          <w:lang w:eastAsia="en-KE"/>
+        </w:rPr>
+        <w:t>keeping the rate of legitimate postings incorrectly flagged low enough that the tool remains trustworthy and useful rather than a source of noise.</w:t>
       </w:r>
     </w:p>
     <w:p>
@@ -6314,18 +7228,17 @@
           <w:szCs w:val="22"/>
           <w:lang w:eastAsia="en-KE"/>
         </w:rPr>
-        <w:t>F1-score and ROC-AUC — as balanced summary metrics given the class imbalance, used to compare candidate models.</w:t>
-      </w:r>
-    </w:p>
-    <w:p>
-      <w:pPr>
+        <w:t>F1-score and ROC-AUC</w:t>
+      </w:r>
+      <w:r>
         <w:rPr>
           <w:rFonts w:ascii="Times New Roman" w:eastAsia="Times New Roman" w:hAnsi="Times New Roman" w:cs="Times New Roman"/>
           <w:sz w:val="22"/>
           <w:szCs w:val="22"/>
           <w:lang w:eastAsia="en-KE"/>
         </w:rPr>
-      </w:pPr>
+        <w:t>:</w:t>
+      </w:r>
       <w:r>
         <w:rPr>
           <w:rFonts w:ascii="Times New Roman" w:eastAsia="Times New Roman" w:hAnsi="Times New Roman" w:cs="Times New Roman"/>
@@ -6333,15 +7246,34 @@
           <w:szCs w:val="22"/>
           <w:lang w:eastAsia="en-KE"/>
         </w:rPr>
-        <w:t>Interpretability — qualitative review confirming that the top reasons surfaced for a handful of held-out predictions match human intuition about why a posting looks fraudulent or legitimate</w:t>
-      </w:r>
-      <w:r>
+        <w:t xml:space="preserve"> as balanced summary metrics given the class imbalance, used to compare candidate models.</w:t>
+      </w:r>
+    </w:p>
+    <w:p>
+      <w:pPr>
         <w:rPr>
           <w:rFonts w:ascii="Times New Roman" w:eastAsia="Times New Roman" w:hAnsi="Times New Roman" w:cs="Times New Roman"/>
           <w:sz w:val="22"/>
           <w:szCs w:val="22"/>
           <w:lang w:eastAsia="en-KE"/>
         </w:rPr>
+      </w:pPr>
+      <w:r>
+        <w:rPr>
+          <w:rFonts w:ascii="Times New Roman" w:eastAsia="Times New Roman" w:hAnsi="Times New Roman" w:cs="Times New Roman"/>
+          <w:sz w:val="22"/>
+          <w:szCs w:val="22"/>
+          <w:lang w:eastAsia="en-KE"/>
+        </w:rPr>
+        <w:t>Interpretability qualitative review confirming that the top reasons surfaced for a handful of held-out predictions match human intuition about why a posting looks fraudulent or legitimate</w:t>
+      </w:r>
+      <w:r>
+        <w:rPr>
+          <w:rFonts w:ascii="Times New Roman" w:eastAsia="Times New Roman" w:hAnsi="Times New Roman" w:cs="Times New Roman"/>
+          <w:sz w:val="22"/>
+          <w:szCs w:val="22"/>
+          <w:lang w:eastAsia="en-KE"/>
+        </w:rPr>
         <w:t>.</w:t>
       </w:r>
     </w:p>
@@ -6352,7 +7284,7 @@
           <w:rFonts w:ascii="Times New Roman" w:hAnsi="Times New Roman" w:cs="Times New Roman"/>
         </w:rPr>
       </w:pPr>
-      <w:bookmarkStart w:id="10" w:name="_Toc240118788"/>
+      <w:bookmarkStart w:id="10" w:name="_Toc240295624"/>
       <w:r>
         <w:rPr>
           <w:rFonts w:ascii="Times New Roman" w:hAnsi="Times New Roman" w:cs="Times New Roman"/>
@@ -6486,36 +7418,27 @@
           <w:szCs w:val="22"/>
           <w:lang w:eastAsia="en-KE"/>
         </w:rPr>
-        <w:t xml:space="preserve">Enforcement is reactive and batch-based: victims must self-report to the DCI or the Ministry of Labour's complaint desks. Complaints accumulate case by case, and enforcement follows only once enough have built up — recent examples include 44 agencies summoned in July 2025, 25 </w:t>
-      </w:r>
-      <w:r>
+        <w:t>Enforcement is reactive and batch-based: victims must self-report to the DCI or the Ministry of Labour's complaint desks. Complaints accumulate case by case, and enforcement follows only once enough have built up — recent examples include 44 agencies summoned in July 2025, 25 blacklisted in October 2024, 32 named in May 2025, and roughly 680–700 licenses revoked in a November 2025 crackdown. Each action came after a wave of harm had already occurred, and the government has not published the full list of agencies delisted in the November 2025 crackdown.</w:t>
+      </w:r>
+    </w:p>
+    <w:p>
+      <w:pPr>
+        <w:spacing w:after="200" w:line="240" w:lineRule="auto"/>
         <w:rPr>
           <w:rFonts w:ascii="Times New Roman" w:eastAsia="Times New Roman" w:hAnsi="Times New Roman" w:cs="Times New Roman"/>
           <w:sz w:val="22"/>
           <w:szCs w:val="22"/>
           <w:lang w:eastAsia="en-KE"/>
         </w:rPr>
+      </w:pPr>
+      <w:r>
+        <w:rPr>
+          <w:rFonts w:ascii="Times New Roman" w:eastAsia="Times New Roman" w:hAnsi="Times New Roman" w:cs="Times New Roman"/>
+          <w:sz w:val="22"/>
+          <w:szCs w:val="22"/>
+          <w:lang w:eastAsia="en-KE"/>
+        </w:rPr>
         <w:lastRenderedPageBreak/>
-        <w:t>blacklisted in October 2024, 32 named in May 2025, and roughly 680–700 licenses revoked in a November 2025 crackdown. Each action came after a wave of harm had already occurred, and the government has not published the full list of agencies delisted in the November 2025 crackdown.</w:t>
-      </w:r>
-    </w:p>
-    <w:p>
-      <w:pPr>
-        <w:spacing w:after="200" w:line="240" w:lineRule="auto"/>
-        <w:rPr>
-          <w:rFonts w:ascii="Times New Roman" w:eastAsia="Times New Roman" w:hAnsi="Times New Roman" w:cs="Times New Roman"/>
-          <w:sz w:val="22"/>
-          <w:szCs w:val="22"/>
-          <w:lang w:eastAsia="en-KE"/>
-        </w:rPr>
-      </w:pPr>
-      <w:r>
-        <w:rPr>
-          <w:rFonts w:ascii="Times New Roman" w:eastAsia="Times New Roman" w:hAnsi="Times New Roman" w:cs="Times New Roman"/>
-          <w:sz w:val="22"/>
-          <w:szCs w:val="22"/>
-          <w:lang w:eastAsia="en-KE"/>
-        </w:rPr>
         <w:t>In short: the government already licenses agencies and maintains a verification tool, but that information never travels with a posting once it reaches the channels where job seekers actually encounter it, and correction only happens after victims have already come forward in large enough numbers. The proposed system is designed to close that specific gap — moving verification earlier and making it automatic — rather than to replace NEA's authority or invent a new one.</w:t>
       </w:r>
     </w:p>
@@ -6527,7 +7450,7 @@
           <w:lang w:eastAsia="en-KE"/>
         </w:rPr>
       </w:pPr>
-      <w:bookmarkStart w:id="11" w:name="_Toc240118789"/>
+      <w:bookmarkStart w:id="11" w:name="_Toc240295625"/>
       <w:r>
         <w:rPr>
           <w:rFonts w:ascii="Times New Roman" w:eastAsia="Times New Roman" w:hAnsi="Times New Roman" w:cs="Times New Roman"/>
@@ -6561,7 +7484,7 @@
           <w:lang w:eastAsia="en-KE"/>
         </w:rPr>
         <w:drawing>
-          <wp:inline distT="0" distB="0" distL="0" distR="0" wp14:anchorId="2D7A28F0" wp14:editId="0CB9DE9A">
+          <wp:inline distT="0" distB="0" distL="0" distR="0" wp14:anchorId="03AE46BF" wp14:editId="4FDCC761">
             <wp:extent cx="6218242" cy="3561792"/>
             <wp:effectExtent l="0" t="0" r="0" b="635"/>
             <wp:docPr id="2" name="Picture 2"/>
@@ -6610,7 +7533,7 @@
           <w:rFonts w:ascii="Times New Roman" w:hAnsi="Times New Roman" w:cs="Times New Roman"/>
         </w:rPr>
       </w:pPr>
-      <w:bookmarkStart w:id="12" w:name="_Toc240118020"/>
+      <w:bookmarkStart w:id="12" w:name="_Toc240295597"/>
       <w:r>
         <w:rPr>
           <w:rFonts w:ascii="Times New Roman" w:hAnsi="Times New Roman" w:cs="Times New Roman"/>
@@ -6689,11 +7612,15 @@
         </w:numPr>
         <w:rPr>
           <w:rFonts w:ascii="Times New Roman" w:hAnsi="Times New Roman" w:cs="Times New Roman"/>
-        </w:rPr>
-      </w:pPr>
-      <w:r>
-        <w:rPr>
-          <w:rFonts w:ascii="Times New Roman" w:hAnsi="Times New Roman" w:cs="Times New Roman"/>
+          <w:sz w:val="22"/>
+          <w:szCs w:val="22"/>
+        </w:rPr>
+      </w:pPr>
+      <w:r>
+        <w:rPr>
+          <w:rFonts w:ascii="Times New Roman" w:hAnsi="Times New Roman" w:cs="Times New Roman"/>
+          <w:sz w:val="22"/>
+          <w:szCs w:val="22"/>
         </w:rPr>
         <w:t xml:space="preserve">The figure below shows the User Interface whereby the job seeker will be able to paste a job URL or a job description and the system will be able to scan through the job description and be able to know if the particular job is a scam or not, if it is flagged a scam, it will be pushed to the Government dashboard where an official will be able to do follow-up on the job. If the job is not a </w:t>
       </w:r>
@@ -6701,6 +7628,8 @@
       <w:r>
         <w:rPr>
           <w:rFonts w:ascii="Times New Roman" w:hAnsi="Times New Roman" w:cs="Times New Roman"/>
+          <w:sz w:val="22"/>
+          <w:szCs w:val="22"/>
         </w:rPr>
         <w:t>scam</w:t>
       </w:r>
@@ -6708,6 +7637,8 @@
       <w:r>
         <w:rPr>
           <w:rFonts w:ascii="Times New Roman" w:hAnsi="Times New Roman" w:cs="Times New Roman"/>
+          <w:sz w:val="22"/>
+          <w:szCs w:val="22"/>
         </w:rPr>
         <w:t xml:space="preserve"> then the job seeker can be able to proceed to making an application.</w:t>
       </w:r>
@@ -6726,10 +7657,10 @@
         </w:rPr>
         <w:lastRenderedPageBreak/>
         <w:drawing>
-          <wp:inline distT="0" distB="0" distL="0" distR="0" wp14:anchorId="2DFEFEB0" wp14:editId="1B88B19F">
-            <wp:extent cx="6410325" cy="2657475"/>
-            <wp:effectExtent l="0" t="0" r="9525" b="9525"/>
-            <wp:docPr id="3" name="Picture 3"/>
+          <wp:inline distT="0" distB="0" distL="0" distR="0" wp14:anchorId="63D9C4B4" wp14:editId="345C1FE2">
+            <wp:extent cx="5943600" cy="2897505"/>
+            <wp:effectExtent l="0" t="0" r="0" b="0"/>
+            <wp:docPr id="21" name="Picture 21"/>
             <wp:cNvGraphicFramePr>
               <a:graphicFrameLocks xmlns:a="http://schemas.openxmlformats.org/drawingml/2006/main" noChangeAspect="1"/>
             </wp:cNvGraphicFramePr>
@@ -6737,7 +7668,7 @@
               <a:graphicData uri="http://schemas.openxmlformats.org/drawingml/2006/picture">
                 <pic:pic xmlns:pic="http://schemas.openxmlformats.org/drawingml/2006/picture">
                   <pic:nvPicPr>
-                    <pic:cNvPr id="3" name="Picture 3"/>
+                    <pic:cNvPr id="21" name="Picture 21"/>
                     <pic:cNvPicPr/>
                   </pic:nvPicPr>
                   <pic:blipFill>
@@ -6755,7 +7686,7 @@
                   <pic:spPr>
                     <a:xfrm>
                       <a:off x="0" y="0"/>
-                      <a:ext cx="6410325" cy="2657475"/>
+                      <a:ext cx="5943600" cy="2897505"/>
                     </a:xfrm>
                     <a:prstGeom prst="rect">
                       <a:avLst/>
@@ -6775,7 +7706,7 @@
           <w:rFonts w:ascii="Times New Roman" w:hAnsi="Times New Roman" w:cs="Times New Roman"/>
         </w:rPr>
       </w:pPr>
-      <w:bookmarkStart w:id="13" w:name="_Toc240118021"/>
+      <w:bookmarkStart w:id="13" w:name="_Toc240295598"/>
       <w:r>
         <w:rPr>
           <w:rFonts w:ascii="Times New Roman" w:hAnsi="Times New Roman" w:cs="Times New Roman"/>
@@ -6830,11 +7761,15 @@
         </w:numPr>
         <w:rPr>
           <w:rFonts w:ascii="Times New Roman" w:hAnsi="Times New Roman" w:cs="Times New Roman"/>
-        </w:rPr>
-      </w:pPr>
-      <w:r>
-        <w:rPr>
-          <w:rFonts w:ascii="Times New Roman" w:hAnsi="Times New Roman" w:cs="Times New Roman"/>
+          <w:sz w:val="22"/>
+          <w:szCs w:val="22"/>
+        </w:rPr>
+      </w:pPr>
+      <w:r>
+        <w:rPr>
+          <w:rFonts w:ascii="Times New Roman" w:hAnsi="Times New Roman" w:cs="Times New Roman"/>
+          <w:sz w:val="22"/>
+          <w:szCs w:val="22"/>
         </w:rPr>
         <w:t xml:space="preserve">In the figure below, it shows where the </w:t>
       </w:r>
@@ -6842,6 +7777,8 @@
       <w:r>
         <w:rPr>
           <w:rFonts w:ascii="Times New Roman" w:hAnsi="Times New Roman" w:cs="Times New Roman"/>
+          <w:sz w:val="22"/>
+          <w:szCs w:val="22"/>
         </w:rPr>
         <w:t>Admin</w:t>
       </w:r>
@@ -6849,6 +7786,8 @@
       <w:r>
         <w:rPr>
           <w:rFonts w:ascii="Times New Roman" w:hAnsi="Times New Roman" w:cs="Times New Roman"/>
+          <w:sz w:val="22"/>
+          <w:szCs w:val="22"/>
         </w:rPr>
         <w:t xml:space="preserve"> will be able to login, check the risk level of particular job postings, see which location the job posting is, verification status of the particular job and be able to do a follow-up on the jobs that are flagged high-risk</w:t>
       </w:r>
@@ -6866,7 +7805,7 @@
           <w:noProof/>
         </w:rPr>
         <w:drawing>
-          <wp:inline distT="0" distB="0" distL="0" distR="0" wp14:anchorId="40600F28" wp14:editId="4BAF5E33">
+          <wp:inline distT="0" distB="0" distL="0" distR="0" wp14:anchorId="4D3FE98F" wp14:editId="27EFDF3A">
             <wp:extent cx="6534150" cy="2514600"/>
             <wp:effectExtent l="0" t="0" r="0" b="0"/>
             <wp:docPr id="4" name="Picture 4"/>
@@ -6915,7 +7854,7 @@
           <w:rFonts w:ascii="Times New Roman" w:hAnsi="Times New Roman" w:cs="Times New Roman"/>
         </w:rPr>
       </w:pPr>
-      <w:bookmarkStart w:id="14" w:name="_Toc240118022"/>
+      <w:bookmarkStart w:id="14" w:name="_Toc240295599"/>
       <w:r>
         <w:rPr>
           <w:rFonts w:ascii="Times New Roman" w:hAnsi="Times New Roman" w:cs="Times New Roman"/>
@@ -6981,13 +7920,13 @@
           <w:rFonts w:ascii="Times New Roman" w:hAnsi="Times New Roman" w:cs="Times New Roman"/>
         </w:rPr>
       </w:pPr>
-      <w:bookmarkStart w:id="15" w:name="_Toc240118790"/>
+      <w:bookmarkStart w:id="15" w:name="_Toc240295626"/>
       <w:r>
         <w:rPr>
           <w:rFonts w:ascii="Times New Roman" w:hAnsi="Times New Roman" w:cs="Times New Roman"/>
         </w:rPr>
         <w:lastRenderedPageBreak/>
-        <w:t>CHAPTER 2:</w:t>
+        <w:t>CHAPTER 2</w:t>
       </w:r>
       <w:bookmarkEnd w:id="15"/>
     </w:p>
@@ -6998,7 +7937,7 @@
           <w:rFonts w:ascii="Times New Roman" w:hAnsi="Times New Roman" w:cs="Times New Roman"/>
         </w:rPr>
       </w:pPr>
-      <w:bookmarkStart w:id="16" w:name="_Toc240118791"/>
+      <w:bookmarkStart w:id="16" w:name="_Toc240295627"/>
       <w:r>
         <w:rPr>
           <w:rFonts w:ascii="Times New Roman" w:hAnsi="Times New Roman" w:cs="Times New Roman"/>
@@ -7076,7 +8015,7 @@
           <w:lang w:eastAsia="en-KE"/>
         </w:rPr>
       </w:pPr>
-      <w:bookmarkStart w:id="17" w:name="_Toc240118792"/>
+      <w:bookmarkStart w:id="17" w:name="_Toc240295628"/>
       <w:r>
         <w:rPr>
           <w:rFonts w:ascii="Times New Roman" w:eastAsia="Times New Roman" w:hAnsi="Times New Roman" w:cs="Times New Roman"/>
@@ -7097,13 +8036,6 @@
           <w:lang w:eastAsia="en-KE"/>
         </w:rPr>
         <w:t>DATA SOURCES</w:t>
-      </w:r>
-      <w:r>
-        <w:rPr>
-          <w:rFonts w:ascii="Times New Roman" w:eastAsia="Times New Roman" w:hAnsi="Times New Roman" w:cs="Times New Roman"/>
-          <w:lang w:eastAsia="en-KE"/>
-        </w:rPr>
-        <w:t>:</w:t>
       </w:r>
       <w:bookmarkEnd w:id="17"/>
     </w:p>
@@ -7162,7 +8094,25 @@
           <w:szCs w:val="22"/>
           <w:lang w:eastAsia="en-KE"/>
         </w:rPr>
-        <w:t xml:space="preserve">: Fake Job Postings (EMSCAD — Employment Scam Aegean Dataset), a general (non-Kenya-specific) fraud labels, used as the base source of real, </w:t>
+        <w:t>: Fake Job Postings (EMSCAD</w:t>
+      </w:r>
+      <w:r>
+        <w:rPr>
+          <w:rFonts w:ascii="Times New Roman" w:hAnsi="Times New Roman" w:cs="Times New Roman"/>
+          <w:sz w:val="22"/>
+          <w:szCs w:val="22"/>
+          <w:lang w:eastAsia="en-KE"/>
+        </w:rPr>
+        <w:t>-</w:t>
+      </w:r>
+      <w:r>
+        <w:rPr>
+          <w:rFonts w:ascii="Times New Roman" w:hAnsi="Times New Roman" w:cs="Times New Roman"/>
+          <w:sz w:val="22"/>
+          <w:szCs w:val="22"/>
+          <w:lang w:eastAsia="en-KE"/>
+        </w:rPr>
+        <w:t xml:space="preserve">Employment Scam Aegean Dataset), a general (non-Kenya-specific) fraud labels, used as the base source of real, </w:t>
       </w:r>
       <w:proofErr w:type="spellStart"/>
       <w:r>
@@ -7216,7 +8166,87 @@
           <w:szCs w:val="22"/>
           <w:lang w:eastAsia="en-KE"/>
         </w:rPr>
-        <w:t>: job postings collected directly from five Kenyan job board websites — Fuzu (fuzu.com), PigiaMe (pigiame.co.ke), Corporate Staffing Services (corporatestaffing.co.ke), BrighterMonday Kenya (brightermonday.co.ke), and JobWeb Kenya (jobwebkenya.com). These postings carry no fraud label, since no ground truth exists for them.</w:t>
+        <w:t xml:space="preserve">: job postings collected directly from five Kenyan job board websites — </w:t>
+      </w:r>
+      <w:proofErr w:type="spellStart"/>
+      <w:r>
+        <w:rPr>
+          <w:rFonts w:ascii="Times New Roman" w:hAnsi="Times New Roman" w:cs="Times New Roman"/>
+          <w:sz w:val="22"/>
+          <w:szCs w:val="22"/>
+          <w:lang w:eastAsia="en-KE"/>
+        </w:rPr>
+        <w:t>Fuzu</w:t>
+      </w:r>
+      <w:proofErr w:type="spellEnd"/>
+      <w:r>
+        <w:rPr>
+          <w:rFonts w:ascii="Times New Roman" w:hAnsi="Times New Roman" w:cs="Times New Roman"/>
+          <w:sz w:val="22"/>
+          <w:szCs w:val="22"/>
+          <w:lang w:eastAsia="en-KE"/>
+        </w:rPr>
+        <w:t xml:space="preserve"> (fuzu.com), </w:t>
+      </w:r>
+      <w:proofErr w:type="spellStart"/>
+      <w:r>
+        <w:rPr>
+          <w:rFonts w:ascii="Times New Roman" w:hAnsi="Times New Roman" w:cs="Times New Roman"/>
+          <w:sz w:val="22"/>
+          <w:szCs w:val="22"/>
+          <w:lang w:eastAsia="en-KE"/>
+        </w:rPr>
+        <w:t>PigiaMe</w:t>
+      </w:r>
+      <w:proofErr w:type="spellEnd"/>
+      <w:r>
+        <w:rPr>
+          <w:rFonts w:ascii="Times New Roman" w:hAnsi="Times New Roman" w:cs="Times New Roman"/>
+          <w:sz w:val="22"/>
+          <w:szCs w:val="22"/>
+          <w:lang w:eastAsia="en-KE"/>
+        </w:rPr>
+        <w:t xml:space="preserve"> (pigiame.co.ke), Corporate Staffing Services (corporatestaffing.co.ke), </w:t>
+      </w:r>
+      <w:proofErr w:type="spellStart"/>
+      <w:r>
+        <w:rPr>
+          <w:rFonts w:ascii="Times New Roman" w:hAnsi="Times New Roman" w:cs="Times New Roman"/>
+          <w:sz w:val="22"/>
+          <w:szCs w:val="22"/>
+          <w:lang w:eastAsia="en-KE"/>
+        </w:rPr>
+        <w:t>BrighterMonday</w:t>
+      </w:r>
+      <w:proofErr w:type="spellEnd"/>
+      <w:r>
+        <w:rPr>
+          <w:rFonts w:ascii="Times New Roman" w:hAnsi="Times New Roman" w:cs="Times New Roman"/>
+          <w:sz w:val="22"/>
+          <w:szCs w:val="22"/>
+          <w:lang w:eastAsia="en-KE"/>
+        </w:rPr>
+        <w:t xml:space="preserve"> Kenya (brightermonday.co.ke), and </w:t>
+      </w:r>
+      <w:proofErr w:type="spellStart"/>
+      <w:r>
+        <w:rPr>
+          <w:rFonts w:ascii="Times New Roman" w:hAnsi="Times New Roman" w:cs="Times New Roman"/>
+          <w:sz w:val="22"/>
+          <w:szCs w:val="22"/>
+          <w:lang w:eastAsia="en-KE"/>
+        </w:rPr>
+        <w:t>JobWeb</w:t>
+      </w:r>
+      <w:proofErr w:type="spellEnd"/>
+      <w:r>
+        <w:rPr>
+          <w:rFonts w:ascii="Times New Roman" w:hAnsi="Times New Roman" w:cs="Times New Roman"/>
+          <w:sz w:val="22"/>
+          <w:szCs w:val="22"/>
+          <w:lang w:eastAsia="en-KE"/>
+        </w:rPr>
+        <w:t xml:space="preserve"> Kenya (jobwebkenya.com). These postings carry no fraud label, since no ground truth exists for them.</w:t>
       </w:r>
     </w:p>
     <w:p>
@@ -7311,7 +8341,7 @@
           <w:lang w:eastAsia="en-KE"/>
         </w:rPr>
       </w:pPr>
-      <w:bookmarkStart w:id="18" w:name="_Toc240118793"/>
+      <w:bookmarkStart w:id="18" w:name="_Toc240295629"/>
       <w:r>
         <w:rPr>
           <w:rFonts w:ascii="Times New Roman" w:hAnsi="Times New Roman" w:cs="Times New Roman"/>
@@ -7331,7 +8361,7 @@
           <w:rFonts w:ascii="Times New Roman" w:hAnsi="Times New Roman" w:cs="Times New Roman"/>
           <w:lang w:eastAsia="en-KE"/>
         </w:rPr>
-        <w:t>DATA UNDERSTANDING:</w:t>
+        <w:t>DATA UNDERSTANDING</w:t>
       </w:r>
       <w:bookmarkEnd w:id="18"/>
     </w:p>
@@ -7591,11 +8621,19 @@
                 <w:rFonts w:ascii="Times New Roman" w:hAnsi="Times New Roman" w:cs="Times New Roman"/>
               </w:rPr>
             </w:pPr>
-            <w:r>
-              <w:rPr>
-                <w:rFonts w:ascii="Times New Roman" w:hAnsi="Times New Roman" w:cs="Times New Roman"/>
-              </w:rPr>
-              <w:t>Fuzu Kenya</w:t>
+            <w:proofErr w:type="spellStart"/>
+            <w:r>
+              <w:rPr>
+                <w:rFonts w:ascii="Times New Roman" w:hAnsi="Times New Roman" w:cs="Times New Roman"/>
+              </w:rPr>
+              <w:t>Fuzu</w:t>
+            </w:r>
+            <w:proofErr w:type="spellEnd"/>
+            <w:r>
+              <w:rPr>
+                <w:rFonts w:ascii="Times New Roman" w:hAnsi="Times New Roman" w:cs="Times New Roman"/>
+              </w:rPr>
+              <w:t xml:space="preserve"> Kenya</w:t>
             </w:r>
           </w:p>
         </w:tc>
@@ -7689,11 +8727,19 @@
                 <w:rFonts w:ascii="Times New Roman" w:hAnsi="Times New Roman" w:cs="Times New Roman"/>
               </w:rPr>
             </w:pPr>
-            <w:r>
-              <w:rPr>
-                <w:rFonts w:ascii="Times New Roman" w:hAnsi="Times New Roman" w:cs="Times New Roman"/>
-              </w:rPr>
-              <w:t>PigiaMe Kenya</w:t>
+            <w:proofErr w:type="spellStart"/>
+            <w:r>
+              <w:rPr>
+                <w:rFonts w:ascii="Times New Roman" w:hAnsi="Times New Roman" w:cs="Times New Roman"/>
+              </w:rPr>
+              <w:t>PigiaMe</w:t>
+            </w:r>
+            <w:proofErr w:type="spellEnd"/>
+            <w:r>
+              <w:rPr>
+                <w:rFonts w:ascii="Times New Roman" w:hAnsi="Times New Roman" w:cs="Times New Roman"/>
+              </w:rPr>
+              <w:t xml:space="preserve"> Kenya</w:t>
             </w:r>
           </w:p>
         </w:tc>
@@ -7885,12 +8931,20 @@
                 <w:rFonts w:ascii="Times New Roman" w:hAnsi="Times New Roman" w:cs="Times New Roman"/>
               </w:rPr>
             </w:pPr>
+            <w:proofErr w:type="spellStart"/>
             <w:r>
               <w:rPr>
                 <w:rFonts w:ascii="Times New Roman" w:hAnsi="Times New Roman" w:cs="Times New Roman"/>
               </w:rPr>
               <w:lastRenderedPageBreak/>
-              <w:t>BrighterMonday Kenya</w:t>
+              <w:t>BrighterMonday</w:t>
+            </w:r>
+            <w:proofErr w:type="spellEnd"/>
+            <w:r>
+              <w:rPr>
+                <w:rFonts w:ascii="Times New Roman" w:hAnsi="Times New Roman" w:cs="Times New Roman"/>
+              </w:rPr>
+              <w:t xml:space="preserve"> Kenya</w:t>
             </w:r>
           </w:p>
         </w:tc>
@@ -7984,11 +9038,19 @@
                 <w:rFonts w:ascii="Times New Roman" w:hAnsi="Times New Roman" w:cs="Times New Roman"/>
               </w:rPr>
             </w:pPr>
-            <w:r>
-              <w:rPr>
-                <w:rFonts w:ascii="Times New Roman" w:hAnsi="Times New Roman" w:cs="Times New Roman"/>
-              </w:rPr>
-              <w:t>JobWeb Kenya</w:t>
+            <w:proofErr w:type="spellStart"/>
+            <w:r>
+              <w:rPr>
+                <w:rFonts w:ascii="Times New Roman" w:hAnsi="Times New Roman" w:cs="Times New Roman"/>
+              </w:rPr>
+              <w:t>JobWeb</w:t>
+            </w:r>
+            <w:proofErr w:type="spellEnd"/>
+            <w:r>
+              <w:rPr>
+                <w:rFonts w:ascii="Times New Roman" w:hAnsi="Times New Roman" w:cs="Times New Roman"/>
+              </w:rPr>
+              <w:t xml:space="preserve"> Kenya</w:t>
             </w:r>
           </w:p>
         </w:tc>
@@ -8225,25 +9287,8 @@
           <w:sz w:val="22"/>
           <w:szCs w:val="22"/>
         </w:rPr>
-        <w:t xml:space="preserve">Fake Job Postings (EMSCAD) — </w:t>
-      </w:r>
-      <w:r>
-        <w:rPr>
-          <w:rFonts w:ascii="Times New Roman" w:hAnsi="Times New Roman" w:cs="Times New Roman"/>
-          <w:sz w:val="22"/>
-          <w:szCs w:val="22"/>
-        </w:rPr>
-        <w:t>job_id, title, location, department, salary_range, company_profile, description, requirements, benefits, telecommuting, has_company_logo, has_questions, employment_type, required_experience, required_education, industry, function, fraudulent</w:t>
-      </w:r>
-    </w:p>
-    <w:p>
-      <w:pPr>
-        <w:rPr>
-          <w:rFonts w:ascii="Times New Roman" w:hAnsi="Times New Roman" w:cs="Times New Roman"/>
-          <w:sz w:val="22"/>
-          <w:szCs w:val="22"/>
-        </w:rPr>
-      </w:pPr>
+        <w:t>Fake Job Postings (EMSCAD)</w:t>
+      </w:r>
       <w:r>
         <w:rPr>
           <w:rFonts w:ascii="Times New Roman" w:hAnsi="Times New Roman" w:cs="Times New Roman"/>
@@ -8252,25 +9297,8 @@
           <w:sz w:val="22"/>
           <w:szCs w:val="22"/>
         </w:rPr>
-        <w:t xml:space="preserve">Fuzu Kenya — </w:t>
-      </w:r>
-      <w:r>
-        <w:rPr>
-          <w:rFonts w:ascii="Times New Roman" w:hAnsi="Times New Roman" w:cs="Times New Roman"/>
-          <w:sz w:val="22"/>
-          <w:szCs w:val="22"/>
-        </w:rPr>
-        <w:t>title, company, location, salary_range, tags, description, source_url</w:t>
-      </w:r>
-    </w:p>
-    <w:p>
-      <w:pPr>
-        <w:rPr>
-          <w:rFonts w:ascii="Times New Roman" w:hAnsi="Times New Roman" w:cs="Times New Roman"/>
-          <w:sz w:val="22"/>
-          <w:szCs w:val="22"/>
-        </w:rPr>
-      </w:pPr>
+        <w:t>:</w:t>
+      </w:r>
       <w:r>
         <w:rPr>
           <w:rFonts w:ascii="Times New Roman" w:hAnsi="Times New Roman" w:cs="Times New Roman"/>
@@ -8279,25 +9307,26 @@
           <w:sz w:val="22"/>
           <w:szCs w:val="22"/>
         </w:rPr>
-        <w:t xml:space="preserve">PigiaMe Kenya — </w:t>
-      </w:r>
-      <w:r>
-        <w:rPr>
-          <w:rFonts w:ascii="Times New Roman" w:hAnsi="Times New Roman" w:cs="Times New Roman"/>
-          <w:sz w:val="22"/>
-          <w:szCs w:val="22"/>
-        </w:rPr>
-        <w:t>title, company, work_type, location, salary_range, posted, description, source_url</w:t>
-      </w:r>
-    </w:p>
-    <w:p>
-      <w:pPr>
-        <w:rPr>
-          <w:rFonts w:ascii="Times New Roman" w:hAnsi="Times New Roman" w:cs="Times New Roman"/>
-          <w:sz w:val="22"/>
-          <w:szCs w:val="22"/>
-        </w:rPr>
-      </w:pPr>
+        <w:t xml:space="preserve"> </w:t>
+      </w:r>
+      <w:r>
+        <w:rPr>
+          <w:rFonts w:ascii="Times New Roman" w:hAnsi="Times New Roman" w:cs="Times New Roman"/>
+          <w:sz w:val="22"/>
+          <w:szCs w:val="22"/>
+        </w:rPr>
+        <w:t>job_id, title, location, department, salary_range, company_profile, description, requirements, benefits, telecommuting, has_company_logo, has_questions, employment_type, required_experience, required_education, industry, function, fraudulent</w:t>
+      </w:r>
+    </w:p>
+    <w:p>
+      <w:pPr>
+        <w:rPr>
+          <w:rFonts w:ascii="Times New Roman" w:hAnsi="Times New Roman" w:cs="Times New Roman"/>
+          <w:sz w:val="22"/>
+          <w:szCs w:val="22"/>
+        </w:rPr>
+      </w:pPr>
+      <w:proofErr w:type="spellStart"/>
       <w:r>
         <w:rPr>
           <w:rFonts w:ascii="Times New Roman" w:hAnsi="Times New Roman" w:cs="Times New Roman"/>
@@ -8306,25 +9335,9 @@
           <w:sz w:val="22"/>
           <w:szCs w:val="22"/>
         </w:rPr>
-        <w:t xml:space="preserve">Corporate Staffing Kenya — </w:t>
-      </w:r>
-      <w:r>
-        <w:rPr>
-          <w:rFonts w:ascii="Times New Roman" w:hAnsi="Times New Roman" w:cs="Times New Roman"/>
-          <w:sz w:val="22"/>
-          <w:szCs w:val="22"/>
-        </w:rPr>
-        <w:t>title, industry, salary_range, location, deadline, description, source_url</w:t>
-      </w:r>
-    </w:p>
-    <w:p>
-      <w:pPr>
-        <w:rPr>
-          <w:rFonts w:ascii="Times New Roman" w:hAnsi="Times New Roman" w:cs="Times New Roman"/>
-          <w:sz w:val="22"/>
-          <w:szCs w:val="22"/>
-        </w:rPr>
-      </w:pPr>
+        <w:t>Fuzu</w:t>
+      </w:r>
+      <w:proofErr w:type="spellEnd"/>
       <w:r>
         <w:rPr>
           <w:rFonts w:ascii="Times New Roman" w:hAnsi="Times New Roman" w:cs="Times New Roman"/>
@@ -8333,25 +9346,8 @@
           <w:sz w:val="22"/>
           <w:szCs w:val="22"/>
         </w:rPr>
-        <w:t xml:space="preserve">BrighterMonday Kenya — </w:t>
-      </w:r>
-      <w:r>
-        <w:rPr>
-          <w:rFonts w:ascii="Times New Roman" w:hAnsi="Times New Roman" w:cs="Times New Roman"/>
-          <w:sz w:val="22"/>
-          <w:szCs w:val="22"/>
-        </w:rPr>
-        <w:t>title, company, category, location, work_type, salary_range, min_qualification, experience_level, experience_length, language_requirement, working_hours, description, source_url</w:t>
-      </w:r>
-    </w:p>
-    <w:p>
-      <w:pPr>
-        <w:rPr>
-          <w:rFonts w:ascii="Times New Roman" w:hAnsi="Times New Roman" w:cs="Times New Roman"/>
-          <w:sz w:val="22"/>
-          <w:szCs w:val="22"/>
-        </w:rPr>
-      </w:pPr>
+        <w:t xml:space="preserve"> Kenya</w:t>
+      </w:r>
       <w:r>
         <w:rPr>
           <w:rFonts w:ascii="Times New Roman" w:hAnsi="Times New Roman" w:cs="Times New Roman"/>
@@ -8360,25 +9356,26 @@
           <w:sz w:val="22"/>
           <w:szCs w:val="22"/>
         </w:rPr>
-        <w:t xml:space="preserve">JobWeb Kenya — </w:t>
-      </w:r>
-      <w:r>
-        <w:rPr>
-          <w:rFonts w:ascii="Times New Roman" w:hAnsi="Times New Roman" w:cs="Times New Roman"/>
-          <w:sz w:val="22"/>
-          <w:szCs w:val="22"/>
-        </w:rPr>
-        <w:t>title, company, location, state, job_type, job_category, closing_date, description, source_url</w:t>
-      </w:r>
-    </w:p>
-    <w:p>
-      <w:pPr>
-        <w:rPr>
-          <w:rFonts w:ascii="Times New Roman" w:hAnsi="Times New Roman" w:cs="Times New Roman"/>
-          <w:sz w:val="22"/>
-          <w:szCs w:val="22"/>
-        </w:rPr>
-      </w:pPr>
+        <w:t xml:space="preserve">: </w:t>
+      </w:r>
+      <w:r>
+        <w:rPr>
+          <w:rFonts w:ascii="Times New Roman" w:hAnsi="Times New Roman" w:cs="Times New Roman"/>
+          <w:sz w:val="22"/>
+          <w:szCs w:val="22"/>
+        </w:rPr>
+        <w:t>title, company, location, salary_range, tags, description, source_url</w:t>
+      </w:r>
+    </w:p>
+    <w:p>
+      <w:pPr>
+        <w:rPr>
+          <w:rFonts w:ascii="Times New Roman" w:hAnsi="Times New Roman" w:cs="Times New Roman"/>
+          <w:sz w:val="22"/>
+          <w:szCs w:val="22"/>
+        </w:rPr>
+      </w:pPr>
+      <w:proofErr w:type="spellStart"/>
       <w:r>
         <w:rPr>
           <w:rFonts w:ascii="Times New Roman" w:hAnsi="Times New Roman" w:cs="Times New Roman"/>
@@ -8387,7 +9384,230 @@
           <w:sz w:val="22"/>
           <w:szCs w:val="22"/>
         </w:rPr>
-        <w:t xml:space="preserve">Synthetic Augmentation — </w:t>
+        <w:t>PigiaMe</w:t>
+      </w:r>
+      <w:proofErr w:type="spellEnd"/>
+      <w:r>
+        <w:rPr>
+          <w:rFonts w:ascii="Times New Roman" w:hAnsi="Times New Roman" w:cs="Times New Roman"/>
+          <w:b/>
+          <w:bCs/>
+          <w:sz w:val="22"/>
+          <w:szCs w:val="22"/>
+        </w:rPr>
+        <w:t xml:space="preserve"> Kenya</w:t>
+      </w:r>
+      <w:r>
+        <w:rPr>
+          <w:rFonts w:ascii="Times New Roman" w:hAnsi="Times New Roman" w:cs="Times New Roman"/>
+          <w:b/>
+          <w:bCs/>
+          <w:sz w:val="22"/>
+          <w:szCs w:val="22"/>
+        </w:rPr>
+        <w:t>:</w:t>
+      </w:r>
+      <w:r>
+        <w:rPr>
+          <w:rFonts w:ascii="Times New Roman" w:hAnsi="Times New Roman" w:cs="Times New Roman"/>
+          <w:b/>
+          <w:bCs/>
+          <w:sz w:val="22"/>
+          <w:szCs w:val="22"/>
+        </w:rPr>
+        <w:t xml:space="preserve"> </w:t>
+      </w:r>
+      <w:r>
+        <w:rPr>
+          <w:rFonts w:ascii="Times New Roman" w:hAnsi="Times New Roman" w:cs="Times New Roman"/>
+          <w:sz w:val="22"/>
+          <w:szCs w:val="22"/>
+        </w:rPr>
+        <w:t>title, company, work_type, location, salary_range, posted, description, source_url</w:t>
+      </w:r>
+    </w:p>
+    <w:p>
+      <w:pPr>
+        <w:rPr>
+          <w:rFonts w:ascii="Times New Roman" w:hAnsi="Times New Roman" w:cs="Times New Roman"/>
+          <w:sz w:val="22"/>
+          <w:szCs w:val="22"/>
+        </w:rPr>
+      </w:pPr>
+      <w:r>
+        <w:rPr>
+          <w:rFonts w:ascii="Times New Roman" w:hAnsi="Times New Roman" w:cs="Times New Roman"/>
+          <w:b/>
+          <w:bCs/>
+          <w:sz w:val="22"/>
+          <w:szCs w:val="22"/>
+        </w:rPr>
+        <w:t>Corporate Staffing Kenya</w:t>
+      </w:r>
+      <w:r>
+        <w:rPr>
+          <w:rFonts w:ascii="Times New Roman" w:hAnsi="Times New Roman" w:cs="Times New Roman"/>
+          <w:b/>
+          <w:bCs/>
+          <w:sz w:val="22"/>
+          <w:szCs w:val="22"/>
+        </w:rPr>
+        <w:t xml:space="preserve">: </w:t>
+      </w:r>
+      <w:r>
+        <w:rPr>
+          <w:rFonts w:ascii="Times New Roman" w:hAnsi="Times New Roman" w:cs="Times New Roman"/>
+          <w:sz w:val="22"/>
+          <w:szCs w:val="22"/>
+        </w:rPr>
+        <w:t>title, industry, salary_range, location, deadline, description, source_url</w:t>
+      </w:r>
+    </w:p>
+    <w:p>
+      <w:pPr>
+        <w:rPr>
+          <w:rFonts w:ascii="Times New Roman" w:hAnsi="Times New Roman" w:cs="Times New Roman"/>
+          <w:sz w:val="22"/>
+          <w:szCs w:val="22"/>
+        </w:rPr>
+      </w:pPr>
+      <w:proofErr w:type="spellStart"/>
+      <w:r>
+        <w:rPr>
+          <w:rFonts w:ascii="Times New Roman" w:hAnsi="Times New Roman" w:cs="Times New Roman"/>
+          <w:b/>
+          <w:bCs/>
+          <w:sz w:val="22"/>
+          <w:szCs w:val="22"/>
+        </w:rPr>
+        <w:t>BrighterMonday</w:t>
+      </w:r>
+      <w:proofErr w:type="spellEnd"/>
+      <w:r>
+        <w:rPr>
+          <w:rFonts w:ascii="Times New Roman" w:hAnsi="Times New Roman" w:cs="Times New Roman"/>
+          <w:b/>
+          <w:bCs/>
+          <w:sz w:val="22"/>
+          <w:szCs w:val="22"/>
+        </w:rPr>
+        <w:t xml:space="preserve"> Kenya</w:t>
+      </w:r>
+      <w:r>
+        <w:rPr>
+          <w:rFonts w:ascii="Times New Roman" w:hAnsi="Times New Roman" w:cs="Times New Roman"/>
+          <w:b/>
+          <w:bCs/>
+          <w:sz w:val="22"/>
+          <w:szCs w:val="22"/>
+        </w:rPr>
+        <w:t>:</w:t>
+      </w:r>
+      <w:r>
+        <w:rPr>
+          <w:rFonts w:ascii="Times New Roman" w:hAnsi="Times New Roman" w:cs="Times New Roman"/>
+          <w:b/>
+          <w:bCs/>
+          <w:sz w:val="22"/>
+          <w:szCs w:val="22"/>
+        </w:rPr>
+        <w:t xml:space="preserve"> </w:t>
+      </w:r>
+      <w:r>
+        <w:rPr>
+          <w:rFonts w:ascii="Times New Roman" w:hAnsi="Times New Roman" w:cs="Times New Roman"/>
+          <w:sz w:val="22"/>
+          <w:szCs w:val="22"/>
+        </w:rPr>
+        <w:t>title, company, category, location, work_type, salary_range, min_qualification, experience_level, experience_length, language_requirement, working_hours, description, source_url</w:t>
+      </w:r>
+    </w:p>
+    <w:p>
+      <w:pPr>
+        <w:rPr>
+          <w:rFonts w:ascii="Times New Roman" w:hAnsi="Times New Roman" w:cs="Times New Roman"/>
+          <w:sz w:val="22"/>
+          <w:szCs w:val="22"/>
+        </w:rPr>
+      </w:pPr>
+      <w:proofErr w:type="spellStart"/>
+      <w:r>
+        <w:rPr>
+          <w:rFonts w:ascii="Times New Roman" w:hAnsi="Times New Roman" w:cs="Times New Roman"/>
+          <w:b/>
+          <w:bCs/>
+          <w:sz w:val="22"/>
+          <w:szCs w:val="22"/>
+        </w:rPr>
+        <w:t>JobWeb</w:t>
+      </w:r>
+      <w:proofErr w:type="spellEnd"/>
+      <w:r>
+        <w:rPr>
+          <w:rFonts w:ascii="Times New Roman" w:hAnsi="Times New Roman" w:cs="Times New Roman"/>
+          <w:b/>
+          <w:bCs/>
+          <w:sz w:val="22"/>
+          <w:szCs w:val="22"/>
+        </w:rPr>
+        <w:t xml:space="preserve"> Kenya</w:t>
+      </w:r>
+      <w:r>
+        <w:rPr>
+          <w:rFonts w:ascii="Times New Roman" w:hAnsi="Times New Roman" w:cs="Times New Roman"/>
+          <w:b/>
+          <w:bCs/>
+          <w:sz w:val="22"/>
+          <w:szCs w:val="22"/>
+        </w:rPr>
+        <w:t>:</w:t>
+      </w:r>
+      <w:r>
+        <w:rPr>
+          <w:rFonts w:ascii="Times New Roman" w:hAnsi="Times New Roman" w:cs="Times New Roman"/>
+          <w:b/>
+          <w:bCs/>
+          <w:sz w:val="22"/>
+          <w:szCs w:val="22"/>
+        </w:rPr>
+        <w:t xml:space="preserve"> </w:t>
+      </w:r>
+      <w:r>
+        <w:rPr>
+          <w:rFonts w:ascii="Times New Roman" w:hAnsi="Times New Roman" w:cs="Times New Roman"/>
+          <w:sz w:val="22"/>
+          <w:szCs w:val="22"/>
+        </w:rPr>
+        <w:t>title, company, location, state, job_type, job_category, closing_date, description, source_url</w:t>
+      </w:r>
+    </w:p>
+    <w:p>
+      <w:pPr>
+        <w:rPr>
+          <w:rFonts w:ascii="Times New Roman" w:hAnsi="Times New Roman" w:cs="Times New Roman"/>
+          <w:sz w:val="22"/>
+          <w:szCs w:val="22"/>
+        </w:rPr>
+      </w:pPr>
+      <w:r>
+        <w:rPr>
+          <w:rFonts w:ascii="Times New Roman" w:hAnsi="Times New Roman" w:cs="Times New Roman"/>
+          <w:b/>
+          <w:bCs/>
+          <w:sz w:val="22"/>
+          <w:szCs w:val="22"/>
+        </w:rPr>
+        <w:t>Synthetic Augmentation</w:t>
+      </w:r>
+      <w:r>
+        <w:rPr>
+          <w:rFonts w:ascii="Times New Roman" w:hAnsi="Times New Roman" w:cs="Times New Roman"/>
+          <w:b/>
+          <w:bCs/>
+          <w:sz w:val="22"/>
+          <w:szCs w:val="22"/>
+        </w:rPr>
+        <w:t xml:space="preserve">: </w:t>
       </w:r>
       <w:r>
         <w:rPr>
@@ -8426,7 +9646,7 @@
           <w:noProof/>
         </w:rPr>
         <w:drawing>
-          <wp:inline distT="0" distB="0" distL="0" distR="0" wp14:anchorId="29484B7E" wp14:editId="24DB7570">
+          <wp:inline distT="0" distB="0" distL="0" distR="0" wp14:anchorId="38538A77" wp14:editId="77F3BB43">
             <wp:extent cx="6105525" cy="2995908"/>
             <wp:effectExtent l="0" t="0" r="0" b="3810"/>
             <wp:docPr id="5" name="Picture 5"/>
@@ -8482,7 +9702,7 @@
           <w:rFonts w:ascii="Times New Roman" w:hAnsi="Times New Roman" w:cs="Times New Roman"/>
         </w:rPr>
       </w:pPr>
-      <w:bookmarkStart w:id="19" w:name="_Toc240118023"/>
+      <w:bookmarkStart w:id="19" w:name="_Toc240295600"/>
       <w:r>
         <w:rPr>
           <w:rFonts w:ascii="Times New Roman" w:hAnsi="Times New Roman" w:cs="Times New Roman"/>
@@ -8616,7 +9836,7 @@
           <w:noProof/>
         </w:rPr>
         <w:drawing>
-          <wp:inline distT="0" distB="0" distL="0" distR="0" wp14:anchorId="224A5133" wp14:editId="7EC23764">
+          <wp:inline distT="0" distB="0" distL="0" distR="0" wp14:anchorId="5C63F6D8" wp14:editId="02019FE7">
             <wp:extent cx="6248400" cy="4193371"/>
             <wp:effectExtent l="0" t="0" r="0" b="0"/>
             <wp:docPr id="6" name="Picture 6"/>
@@ -8672,7 +9892,7 @@
           <w:rFonts w:ascii="Times New Roman" w:hAnsi="Times New Roman" w:cs="Times New Roman"/>
         </w:rPr>
       </w:pPr>
-      <w:bookmarkStart w:id="20" w:name="_Toc240118024"/>
+      <w:bookmarkStart w:id="20" w:name="_Toc240295601"/>
       <w:r>
         <w:rPr>
           <w:rFonts w:ascii="Times New Roman" w:hAnsi="Times New Roman" w:cs="Times New Roman"/>
@@ -8846,14 +10066,14 @@
           <w:lang w:eastAsia="en-KE"/>
         </w:rPr>
       </w:pPr>
-      <w:bookmarkStart w:id="21" w:name="_Toc240118794"/>
+      <w:bookmarkStart w:id="21" w:name="_Toc240295630"/>
       <w:r>
         <w:rPr>
           <w:rFonts w:ascii="Times New Roman" w:hAnsi="Times New Roman" w:cs="Times New Roman"/>
           <w:lang w:eastAsia="en-KE"/>
         </w:rPr>
         <w:lastRenderedPageBreak/>
-        <w:t>CHAPTER 3:</w:t>
+        <w:t>CHAPTER 3</w:t>
       </w:r>
       <w:bookmarkEnd w:id="21"/>
     </w:p>
@@ -8865,7 +10085,7 @@
           <w:lang w:eastAsia="en-KE"/>
         </w:rPr>
       </w:pPr>
-      <w:bookmarkStart w:id="22" w:name="_Toc240118795"/>
+      <w:bookmarkStart w:id="22" w:name="_Toc240295631"/>
       <w:r>
         <w:rPr>
           <w:rFonts w:ascii="Times New Roman" w:hAnsi="Times New Roman" w:cs="Times New Roman"/>
@@ -8878,7 +10098,7 @@
           <w:rFonts w:ascii="Times New Roman" w:hAnsi="Times New Roman" w:cs="Times New Roman"/>
           <w:lang w:eastAsia="en-KE"/>
         </w:rPr>
-        <w:t>DATA PREPARATION:</w:t>
+        <w:t>DATA PREPARATION</w:t>
       </w:r>
       <w:bookmarkEnd w:id="22"/>
     </w:p>
@@ -8911,13 +10131,13 @@
           <w:lang w:eastAsia="en-KE"/>
         </w:rPr>
       </w:pPr>
-      <w:bookmarkStart w:id="23" w:name="_Toc240118796"/>
+      <w:bookmarkStart w:id="23" w:name="_Toc240295632"/>
       <w:r>
         <w:rPr>
           <w:rFonts w:ascii="Times New Roman" w:hAnsi="Times New Roman" w:cs="Times New Roman"/>
           <w:lang w:eastAsia="en-KE"/>
         </w:rPr>
-        <w:t>3.1.1 IMPORTING LIBRARIES:</w:t>
+        <w:t>3.1.1 IMPORTING LIBRARIES</w:t>
       </w:r>
       <w:bookmarkEnd w:id="23"/>
     </w:p>
@@ -8986,7 +10206,7 @@
           <w:lang w:eastAsia="en-KE"/>
         </w:rPr>
         <w:drawing>
-          <wp:inline distT="0" distB="0" distL="0" distR="0" wp14:anchorId="14805C8C" wp14:editId="7ABA7BE5">
+          <wp:inline distT="0" distB="0" distL="0" distR="0" wp14:anchorId="136015D2" wp14:editId="6831D5E8">
             <wp:extent cx="5943600" cy="1340485"/>
             <wp:effectExtent l="0" t="0" r="0" b="0"/>
             <wp:docPr id="8" name="Picture 8"/>
@@ -9036,7 +10256,7 @@
           <w:lang w:eastAsia="en-KE"/>
         </w:rPr>
       </w:pPr>
-      <w:bookmarkStart w:id="24" w:name="_Toc240118025"/>
+      <w:bookmarkStart w:id="24" w:name="_Toc240295602"/>
       <w:r>
         <w:rPr>
           <w:rFonts w:ascii="Times New Roman" w:hAnsi="Times New Roman" w:cs="Times New Roman"/>
@@ -9098,13 +10318,13 @@
           <w:lang w:eastAsia="en-KE"/>
         </w:rPr>
       </w:pPr>
-      <w:bookmarkStart w:id="25" w:name="_Toc240118797"/>
+      <w:bookmarkStart w:id="25" w:name="_Toc240295633"/>
       <w:r>
         <w:rPr>
           <w:rFonts w:ascii="Times New Roman" w:hAnsi="Times New Roman" w:cs="Times New Roman"/>
           <w:lang w:eastAsia="en-KE"/>
         </w:rPr>
-        <w:t>3.1.2 LOAD THE DATASET:</w:t>
+        <w:t>3.1.2 LOAD THE DATASET</w:t>
       </w:r>
       <w:bookmarkEnd w:id="25"/>
     </w:p>
@@ -9217,7 +10437,7 @@
           <w:lang w:eastAsia="en-KE"/>
         </w:rPr>
         <w:drawing>
-          <wp:inline distT="0" distB="0" distL="0" distR="0" wp14:anchorId="4B4F600D" wp14:editId="1EB95E71">
+          <wp:inline distT="0" distB="0" distL="0" distR="0" wp14:anchorId="5AE81419" wp14:editId="1457F5BA">
             <wp:extent cx="5695950" cy="3110256"/>
             <wp:effectExtent l="0" t="0" r="0" b="0"/>
             <wp:docPr id="9" name="Picture 9"/>
@@ -9266,7 +10486,7 @@
           <w:rFonts w:ascii="Times New Roman" w:hAnsi="Times New Roman" w:cs="Times New Roman"/>
         </w:rPr>
       </w:pPr>
-      <w:bookmarkStart w:id="26" w:name="_Toc240118026"/>
+      <w:bookmarkStart w:id="26" w:name="_Toc240295603"/>
       <w:r>
         <w:rPr>
           <w:rFonts w:ascii="Times New Roman" w:hAnsi="Times New Roman" w:cs="Times New Roman"/>
@@ -9320,14 +10540,13 @@
           <w:lang w:eastAsia="en-KE"/>
         </w:rPr>
       </w:pPr>
-      <w:bookmarkStart w:id="27" w:name="_Toc240118798"/>
-      <w:r>
-        <w:rPr>
-          <w:rFonts w:ascii="Times New Roman" w:hAnsi="Times New Roman" w:cs="Times New Roman"/>
-          <w:lang w:eastAsia="en-KE"/>
+      <w:bookmarkStart w:id="27" w:name="_Toc240295634"/>
+      <w:r>
+        <w:rPr>
+          <w:rFonts w:ascii="Times New Roman" w:hAnsi="Times New Roman" w:cs="Times New Roman"/>
         </w:rPr>
         <w:lastRenderedPageBreak/>
-        <w:t>3.1.3 DATA CELANING:</w:t>
+        <w:t>3.1.3 DATA CLEANING</w:t>
       </w:r>
       <w:bookmarkEnd w:id="27"/>
     </w:p>
@@ -9364,7 +10583,7 @@
           <w:lang w:eastAsia="en-KE"/>
         </w:rPr>
         <w:drawing>
-          <wp:inline distT="0" distB="0" distL="0" distR="0" wp14:anchorId="22D8FAFE" wp14:editId="74908ECA">
+          <wp:inline distT="0" distB="0" distL="0" distR="0" wp14:anchorId="0D7A909A" wp14:editId="320A27FB">
             <wp:extent cx="5943600" cy="3076575"/>
             <wp:effectExtent l="0" t="0" r="0" b="9525"/>
             <wp:docPr id="11" name="Picture 11"/>
@@ -9413,7 +10632,7 @@
           <w:rFonts w:ascii="Times New Roman" w:hAnsi="Times New Roman" w:cs="Times New Roman"/>
         </w:rPr>
       </w:pPr>
-      <w:bookmarkStart w:id="28" w:name="_Toc240118027"/>
+      <w:bookmarkStart w:id="28" w:name="_Toc240295604"/>
       <w:r>
         <w:rPr>
           <w:rFonts w:ascii="Times New Roman" w:hAnsi="Times New Roman" w:cs="Times New Roman"/>
@@ -9468,11 +10687,15 @@
         </w:numPr>
         <w:rPr>
           <w:rFonts w:ascii="Times New Roman" w:hAnsi="Times New Roman" w:cs="Times New Roman"/>
-        </w:rPr>
-      </w:pPr>
-      <w:r>
-        <w:rPr>
-          <w:rFonts w:ascii="Times New Roman" w:hAnsi="Times New Roman" w:cs="Times New Roman"/>
+          <w:sz w:val="22"/>
+          <w:szCs w:val="22"/>
+        </w:rPr>
+      </w:pPr>
+      <w:r>
+        <w:rPr>
+          <w:rFonts w:ascii="Times New Roman" w:hAnsi="Times New Roman" w:cs="Times New Roman"/>
+          <w:sz w:val="22"/>
+          <w:szCs w:val="22"/>
         </w:rPr>
         <w:t>Records with missing or empty job titles are removed because the title is a key identifying field for a job posting.</w:t>
       </w:r>
@@ -9486,13 +10709,17 @@
         </w:numPr>
         <w:rPr>
           <w:rFonts w:ascii="Times New Roman" w:hAnsi="Times New Roman" w:cs="Times New Roman"/>
-        </w:rPr>
-      </w:pPr>
-      <w:r>
-        <w:rPr>
-          <w:rFonts w:ascii="Times New Roman" w:hAnsi="Times New Roman" w:cs="Times New Roman"/>
-        </w:rPr>
-        <w:t>Standardization created 59 duplicate rows; these duplicates were removed.</w:t>
+          <w:sz w:val="22"/>
+          <w:szCs w:val="22"/>
+        </w:rPr>
+      </w:pPr>
+      <w:r>
+        <w:rPr>
+          <w:rFonts w:ascii="Times New Roman" w:hAnsi="Times New Roman" w:cs="Times New Roman"/>
+          <w:sz w:val="22"/>
+          <w:szCs w:val="22"/>
+        </w:rPr>
+        <w:t>Two duplicate checks are performed at different stages. After standardization, 59 duplicate rows were identified in the prepared DataFrame and removed. Later, after merging the seven source datasets, the combined dataset contained 71,321 rows. An exact duplicate pass using title, company, location and description removed 1,019 records, leaving 70,302 integrated records for subsequent analysis and modelling.</w:t>
       </w:r>
     </w:p>
     <w:p>
@@ -9504,11 +10731,15 @@
         </w:numPr>
         <w:rPr>
           <w:rFonts w:ascii="Times New Roman" w:hAnsi="Times New Roman" w:cs="Times New Roman"/>
-        </w:rPr>
-      </w:pPr>
-      <w:r>
-        <w:rPr>
-          <w:rFonts w:ascii="Times New Roman" w:hAnsi="Times New Roman" w:cs="Times New Roman"/>
+          <w:sz w:val="22"/>
+          <w:szCs w:val="22"/>
+        </w:rPr>
+      </w:pPr>
+      <w:r>
+        <w:rPr>
+          <w:rFonts w:ascii="Times New Roman" w:hAnsi="Times New Roman" w:cs="Times New Roman"/>
+          <w:sz w:val="22"/>
+          <w:szCs w:val="22"/>
         </w:rPr>
         <w:t>The cleaned data is then checked again for missing values, data types, and duplicate records.</w:t>
       </w:r>
@@ -9528,13 +10759,12 @@
           <w:lang w:eastAsia="en-KE"/>
         </w:rPr>
       </w:pPr>
-      <w:bookmarkStart w:id="29" w:name="_Toc240118799"/>
-      <w:r>
-        <w:rPr>
-          <w:rFonts w:ascii="Times New Roman" w:hAnsi="Times New Roman" w:cs="Times New Roman"/>
-          <w:lang w:eastAsia="en-KE"/>
-        </w:rPr>
-        <w:t>3.1.4 COLUMN REMOVAL AND FORMAT STANDADIZATION:</w:t>
+      <w:bookmarkStart w:id="29" w:name="_Toc240295635"/>
+      <w:r>
+        <w:rPr>
+          <w:rFonts w:ascii="Times New Roman" w:hAnsi="Times New Roman" w:cs="Times New Roman"/>
+        </w:rPr>
+        <w:t>3.1.4 COLUMN REMOVAL AND FORMAT STANDARDIZATION</w:t>
       </w:r>
       <w:bookmarkEnd w:id="29"/>
     </w:p>
@@ -9572,7 +10802,7 @@
         </w:rPr>
         <w:lastRenderedPageBreak/>
         <w:drawing>
-          <wp:inline distT="0" distB="0" distL="0" distR="0" wp14:anchorId="5011544C" wp14:editId="14018EDD">
+          <wp:inline distT="0" distB="0" distL="0" distR="0" wp14:anchorId="4AAC9F53" wp14:editId="5B691682">
             <wp:extent cx="5940271" cy="2275200"/>
             <wp:effectExtent l="0" t="0" r="3810" b="0"/>
             <wp:docPr id="13" name="Picture 13"/>
@@ -9621,7 +10851,7 @@
           <w:rFonts w:ascii="Times New Roman" w:hAnsi="Times New Roman" w:cs="Times New Roman"/>
         </w:rPr>
       </w:pPr>
-      <w:bookmarkStart w:id="30" w:name="_Toc240118028"/>
+      <w:bookmarkStart w:id="30" w:name="_Toc240295605"/>
       <w:r>
         <w:rPr>
           <w:rFonts w:ascii="Times New Roman" w:hAnsi="Times New Roman" w:cs="Times New Roman"/>
@@ -9681,7 +10911,7 @@
           <w:rFonts w:ascii="Times New Roman" w:hAnsi="Times New Roman" w:cs="Times New Roman"/>
         </w:rPr>
       </w:pPr>
-      <w:bookmarkStart w:id="31" w:name="_Toc240118800"/>
+      <w:bookmarkStart w:id="31" w:name="_Toc240295636"/>
       <w:r>
         <w:rPr>
           <w:rFonts w:ascii="Times New Roman" w:hAnsi="Times New Roman" w:cs="Times New Roman"/>
@@ -9740,7 +10970,7 @@
           <w:szCs w:val="22"/>
         </w:rPr>
         <w:drawing>
-          <wp:inline distT="0" distB="0" distL="0" distR="0" wp14:anchorId="28619964" wp14:editId="2514C354">
+          <wp:inline distT="0" distB="0" distL="0" distR="0" wp14:anchorId="69914D85" wp14:editId="0657CE6C">
             <wp:extent cx="5943600" cy="1772285"/>
             <wp:effectExtent l="0" t="0" r="0" b="0"/>
             <wp:docPr id="15" name="Picture 15"/>
@@ -9789,7 +11019,7 @@
           <w:rFonts w:ascii="Times New Roman" w:hAnsi="Times New Roman" w:cs="Times New Roman"/>
         </w:rPr>
       </w:pPr>
-      <w:bookmarkStart w:id="32" w:name="_Toc240118029"/>
+      <w:bookmarkStart w:id="32" w:name="_Toc240295606"/>
       <w:r>
         <w:rPr>
           <w:rFonts w:ascii="Times New Roman" w:hAnsi="Times New Roman" w:cs="Times New Roman"/>
@@ -9842,12 +11072,12 @@
           <w:rFonts w:ascii="Times New Roman" w:hAnsi="Times New Roman" w:cs="Times New Roman"/>
         </w:rPr>
       </w:pPr>
-      <w:bookmarkStart w:id="33" w:name="_Toc240118801"/>
-      <w:r>
-        <w:rPr>
-          <w:rFonts w:ascii="Times New Roman" w:hAnsi="Times New Roman" w:cs="Times New Roman"/>
-        </w:rPr>
-        <w:t>3.1.6 FEATURE ENGINEERING:</w:t>
+      <w:bookmarkStart w:id="33" w:name="_Toc240295637"/>
+      <w:r>
+        <w:rPr>
+          <w:rFonts w:ascii="Times New Roman" w:hAnsi="Times New Roman" w:cs="Times New Roman"/>
+        </w:rPr>
+        <w:t>3.1.6 FEATURE ENGINEERING</w:t>
       </w:r>
       <w:bookmarkEnd w:id="33"/>
     </w:p>
@@ -9882,7 +11112,7 @@
         </w:rPr>
         <w:lastRenderedPageBreak/>
         <w:drawing>
-          <wp:inline distT="0" distB="0" distL="0" distR="0" wp14:anchorId="39AF4424" wp14:editId="04CC1F29">
+          <wp:inline distT="0" distB="0" distL="0" distR="0" wp14:anchorId="7196B64F" wp14:editId="3DDCF3EE">
             <wp:extent cx="5943600" cy="2705100"/>
             <wp:effectExtent l="0" t="0" r="0" b="0"/>
             <wp:docPr id="16" name="Picture 16"/>
@@ -9931,7 +11161,7 @@
           <w:rFonts w:ascii="Times New Roman" w:hAnsi="Times New Roman" w:cs="Times New Roman"/>
         </w:rPr>
       </w:pPr>
-      <w:bookmarkStart w:id="34" w:name="_Toc240118030"/>
+      <w:bookmarkStart w:id="34" w:name="_Toc240295607"/>
       <w:r>
         <w:rPr>
           <w:rFonts w:ascii="Times New Roman" w:hAnsi="Times New Roman" w:cs="Times New Roman"/>
@@ -9991,12 +11221,12 @@
           <w:rFonts w:ascii="Times New Roman" w:hAnsi="Times New Roman" w:cs="Times New Roman"/>
         </w:rPr>
       </w:pPr>
-      <w:bookmarkStart w:id="35" w:name="_Toc240118802"/>
-      <w:r>
-        <w:rPr>
-          <w:rFonts w:ascii="Times New Roman" w:hAnsi="Times New Roman" w:cs="Times New Roman"/>
-        </w:rPr>
-        <w:t>3.1.7 TEXT TRANSFORMATION FOR MODELLING:</w:t>
+      <w:bookmarkStart w:id="35" w:name="_Toc240295638"/>
+      <w:r>
+        <w:rPr>
+          <w:rFonts w:ascii="Times New Roman" w:hAnsi="Times New Roman" w:cs="Times New Roman"/>
+        </w:rPr>
+        <w:t>3.1.7 TEXT TRANSFORMATION FOR MODELLING</w:t>
       </w:r>
       <w:bookmarkEnd w:id="35"/>
     </w:p>
@@ -10030,7 +11260,7 @@
           <w:noProof/>
         </w:rPr>
         <w:drawing>
-          <wp:inline distT="0" distB="0" distL="0" distR="0" wp14:anchorId="759D9DD8" wp14:editId="2F5D797C">
+          <wp:inline distT="0" distB="0" distL="0" distR="0" wp14:anchorId="6086B56B" wp14:editId="2AEAC069">
             <wp:extent cx="5943600" cy="3150235"/>
             <wp:effectExtent l="0" t="0" r="0" b="0"/>
             <wp:docPr id="17" name="Picture 17"/>
@@ -10079,7 +11309,7 @@
           <w:rFonts w:ascii="Times New Roman" w:hAnsi="Times New Roman" w:cs="Times New Roman"/>
         </w:rPr>
       </w:pPr>
-      <w:bookmarkStart w:id="36" w:name="_Toc240118031"/>
+      <w:bookmarkStart w:id="36" w:name="_Toc240295608"/>
       <w:r>
         <w:rPr>
           <w:rFonts w:ascii="Times New Roman" w:hAnsi="Times New Roman" w:cs="Times New Roman"/>
@@ -10146,13 +11376,13 @@
           <w:rFonts w:ascii="Times New Roman" w:hAnsi="Times New Roman" w:cs="Times New Roman"/>
         </w:rPr>
       </w:pPr>
-      <w:bookmarkStart w:id="37" w:name="_Toc240118803"/>
+      <w:bookmarkStart w:id="37" w:name="_Toc240295639"/>
       <w:r>
         <w:rPr>
           <w:rFonts w:ascii="Times New Roman" w:hAnsi="Times New Roman" w:cs="Times New Roman"/>
         </w:rPr>
         <w:lastRenderedPageBreak/>
-        <w:t>3.1.8 EXPLORATORY DATA ANALYSIS:</w:t>
+        <w:t>3.1.8 EXPLORATORY DATA ANALYSIS</w:t>
       </w:r>
       <w:bookmarkEnd w:id="37"/>
     </w:p>
@@ -10261,7 +11491,7 @@
           <w:noProof/>
         </w:rPr>
         <w:drawing>
-          <wp:inline distT="0" distB="0" distL="0" distR="0" wp14:anchorId="6FE2BF17" wp14:editId="39B7F003">
+          <wp:inline distT="0" distB="0" distL="0" distR="0" wp14:anchorId="0AE43D43" wp14:editId="710EE0E5">
             <wp:extent cx="5752370" cy="3305175"/>
             <wp:effectExtent l="0" t="0" r="1270" b="0"/>
             <wp:docPr id="18" name="Picture 18"/>
@@ -10310,7 +11540,7 @@
           <w:rFonts w:ascii="Times New Roman" w:hAnsi="Times New Roman" w:cs="Times New Roman"/>
         </w:rPr>
       </w:pPr>
-      <w:bookmarkStart w:id="38" w:name="_Toc240118032"/>
+      <w:bookmarkStart w:id="38" w:name="_Toc240295609"/>
       <w:r>
         <w:rPr>
           <w:rFonts w:ascii="Times New Roman" w:hAnsi="Times New Roman" w:cs="Times New Roman"/>
@@ -10425,7 +11655,7 @@
         </w:rPr>
         <w:lastRenderedPageBreak/>
         <w:drawing>
-          <wp:inline distT="0" distB="0" distL="0" distR="0" wp14:anchorId="7921F7FD" wp14:editId="696C5D7A">
+          <wp:inline distT="0" distB="0" distL="0" distR="0" wp14:anchorId="62D69BD0" wp14:editId="5E2466AF">
             <wp:extent cx="5943600" cy="3924300"/>
             <wp:effectExtent l="0" t="0" r="0" b="0"/>
             <wp:docPr id="19" name="Picture 19"/>
@@ -10476,7 +11706,7 @@
           <w:szCs w:val="22"/>
         </w:rPr>
       </w:pPr>
-      <w:bookmarkStart w:id="39" w:name="_Toc240118033"/>
+      <w:bookmarkStart w:id="39" w:name="_Toc240295610"/>
       <w:r>
         <w:rPr>
           <w:rFonts w:ascii="Times New Roman" w:hAnsi="Times New Roman" w:cs="Times New Roman"/>
@@ -10581,7 +11811,7 @@
           <w:noProof/>
         </w:rPr>
         <w:drawing>
-          <wp:inline distT="0" distB="0" distL="0" distR="0" wp14:anchorId="4C72EE23" wp14:editId="6AB1F5CC">
+          <wp:inline distT="0" distB="0" distL="0" distR="0" wp14:anchorId="35842589" wp14:editId="29A0CA12">
             <wp:extent cx="5943600" cy="2721610"/>
             <wp:effectExtent l="0" t="0" r="0" b="2540"/>
             <wp:docPr id="20" name="Picture 20"/>
@@ -10630,7 +11860,7 @@
           <w:rFonts w:ascii="Times New Roman" w:hAnsi="Times New Roman" w:cs="Times New Roman"/>
         </w:rPr>
       </w:pPr>
-      <w:bookmarkStart w:id="40" w:name="_Toc240118034"/>
+      <w:bookmarkStart w:id="40" w:name="_Toc240295611"/>
       <w:r>
         <w:rPr>
           <w:rFonts w:ascii="Times New Roman" w:hAnsi="Times New Roman" w:cs="Times New Roman"/>
@@ -10683,13 +11913,13 @@
           <w:rFonts w:ascii="Times New Roman" w:hAnsi="Times New Roman" w:cs="Times New Roman"/>
         </w:rPr>
       </w:pPr>
-      <w:bookmarkStart w:id="41" w:name="_Toc240118804"/>
+      <w:bookmarkStart w:id="41" w:name="_Toc240295640"/>
       <w:r>
         <w:rPr>
           <w:rFonts w:ascii="Times New Roman" w:hAnsi="Times New Roman" w:cs="Times New Roman"/>
         </w:rPr>
         <w:lastRenderedPageBreak/>
-        <w:t>CHAPTER 4:</w:t>
+        <w:t>CHAPTER 4</w:t>
       </w:r>
       <w:bookmarkEnd w:id="41"/>
     </w:p>
@@ -10700,7 +11930,7 @@
           <w:rFonts w:ascii="Times New Roman" w:hAnsi="Times New Roman" w:cs="Times New Roman"/>
         </w:rPr>
       </w:pPr>
-      <w:bookmarkStart w:id="42" w:name="_Toc240118805"/>
+      <w:bookmarkStart w:id="42" w:name="_Toc240295641"/>
       <w:r>
         <w:rPr>
           <w:rFonts w:ascii="Times New Roman" w:hAnsi="Times New Roman" w:cs="Times New Roman"/>
@@ -10717,7 +11947,7 @@
         <w:rPr>
           <w:rFonts w:ascii="Times New Roman" w:hAnsi="Times New Roman" w:cs="Times New Roman"/>
         </w:rPr>
-        <w:t>ING:</w:t>
+        <w:t>ING</w:t>
       </w:r>
       <w:bookmarkEnd w:id="42"/>
     </w:p>
@@ -10745,12 +11975,12 @@
           <w:rFonts w:ascii="Times New Roman" w:hAnsi="Times New Roman" w:cs="Times New Roman"/>
         </w:rPr>
       </w:pPr>
-      <w:bookmarkStart w:id="43" w:name="_Toc240118806"/>
-      <w:r>
-        <w:rPr>
-          <w:rFonts w:ascii="Times New Roman" w:hAnsi="Times New Roman" w:cs="Times New Roman"/>
-        </w:rPr>
-        <w:t>4.2 MODELLING APPROACH:</w:t>
+      <w:bookmarkStart w:id="43" w:name="_Toc240295642"/>
+      <w:r>
+        <w:rPr>
+          <w:rFonts w:ascii="Times New Roman" w:hAnsi="Times New Roman" w:cs="Times New Roman"/>
+        </w:rPr>
+        <w:t>4.2 MODELLING APPROACH</w:t>
       </w:r>
       <w:bookmarkEnd w:id="43"/>
     </w:p>
@@ -10864,7 +12094,25 @@
           <w:sz w:val="22"/>
           <w:szCs w:val="22"/>
         </w:rPr>
-        <w:t xml:space="preserve"> Hybrid LinearSVC using the same hybrid feature representation.</w:t>
+        <w:t xml:space="preserve"> Hybrid </w:t>
+      </w:r>
+      <w:proofErr w:type="spellStart"/>
+      <w:r>
+        <w:rPr>
+          <w:rFonts w:ascii="Times New Roman" w:hAnsi="Times New Roman" w:cs="Times New Roman"/>
+          <w:sz w:val="22"/>
+          <w:szCs w:val="22"/>
+        </w:rPr>
+        <w:t>LinearSVC</w:t>
+      </w:r>
+      <w:proofErr w:type="spellEnd"/>
+      <w:r>
+        <w:rPr>
+          <w:rFonts w:ascii="Times New Roman" w:hAnsi="Times New Roman" w:cs="Times New Roman"/>
+          <w:sz w:val="22"/>
+          <w:szCs w:val="22"/>
+        </w:rPr>
+        <w:t xml:space="preserve"> using the same hybrid feature representation.</w:t>
       </w:r>
     </w:p>
     <w:p>
@@ -10896,7 +12144,25 @@
           <w:sz w:val="22"/>
           <w:szCs w:val="22"/>
         </w:rPr>
-        <w:t xml:space="preserve"> GridSearchCV is used to tune the strongest hybrid candidates.</w:t>
+        <w:t xml:space="preserve"> </w:t>
+      </w:r>
+      <w:proofErr w:type="spellStart"/>
+      <w:r>
+        <w:rPr>
+          <w:rFonts w:ascii="Times New Roman" w:hAnsi="Times New Roman" w:cs="Times New Roman"/>
+          <w:sz w:val="22"/>
+          <w:szCs w:val="22"/>
+        </w:rPr>
+        <w:t>GridSearchCV</w:t>
+      </w:r>
+      <w:proofErr w:type="spellEnd"/>
+      <w:r>
+        <w:rPr>
+          <w:rFonts w:ascii="Times New Roman" w:hAnsi="Times New Roman" w:cs="Times New Roman"/>
+          <w:sz w:val="22"/>
+          <w:szCs w:val="22"/>
+        </w:rPr>
+        <w:t xml:space="preserve"> is used to tune the strongest hybrid candidates.</w:t>
       </w:r>
     </w:p>
     <w:p>
@@ -10938,24 +12204,12 @@
           <w:rFonts w:ascii="Times New Roman" w:hAnsi="Times New Roman" w:cs="Times New Roman"/>
         </w:rPr>
       </w:pPr>
-      <w:bookmarkStart w:id="44" w:name="_Toc240118807"/>
-      <w:r>
-        <w:rPr>
-          <w:rFonts w:ascii="Times New Roman" w:hAnsi="Times New Roman" w:cs="Times New Roman"/>
-        </w:rPr>
-        <w:t xml:space="preserve">4.3 TRAGET </w:t>
-      </w:r>
-      <w:r>
-        <w:rPr>
-          <w:rFonts w:ascii="Times New Roman" w:hAnsi="Times New Roman" w:cs="Times New Roman"/>
-        </w:rPr>
-        <w:t>PREPARATION</w:t>
-      </w:r>
-      <w:r>
-        <w:rPr>
-          <w:rFonts w:ascii="Times New Roman" w:hAnsi="Times New Roman" w:cs="Times New Roman"/>
-        </w:rPr>
-        <w:t>:</w:t>
+      <w:bookmarkStart w:id="44" w:name="_Toc240295643"/>
+      <w:r>
+        <w:rPr>
+          <w:rFonts w:ascii="Times New Roman" w:hAnsi="Times New Roman" w:cs="Times New Roman"/>
+        </w:rPr>
+        <w:t>4.3 TARGET PREPARATION</w:t>
       </w:r>
       <w:bookmarkEnd w:id="44"/>
     </w:p>
@@ -11027,7 +12281,7 @@
           <w:szCs w:val="22"/>
         </w:rPr>
         <w:drawing>
-          <wp:inline distT="0" distB="0" distL="0" distR="0" wp14:anchorId="293C9A5F" wp14:editId="6CEB96F5">
+          <wp:inline distT="0" distB="0" distL="0" distR="0" wp14:anchorId="1874CB17" wp14:editId="539FEDD2">
             <wp:extent cx="5943600" cy="1964055"/>
             <wp:effectExtent l="0" t="0" r="0" b="0"/>
             <wp:docPr id="1" name="Picture 1"/>
@@ -11076,7 +12330,7 @@
           <w:rFonts w:ascii="Times New Roman" w:hAnsi="Times New Roman" w:cs="Times New Roman"/>
         </w:rPr>
       </w:pPr>
-      <w:bookmarkStart w:id="45" w:name="_Toc240118035"/>
+      <w:bookmarkStart w:id="45" w:name="_Toc240295612"/>
       <w:r>
         <w:rPr>
           <w:rFonts w:ascii="Times New Roman" w:hAnsi="Times New Roman" w:cs="Times New Roman"/>
@@ -11129,12 +12383,12 @@
           <w:rFonts w:ascii="Times New Roman" w:hAnsi="Times New Roman" w:cs="Times New Roman"/>
         </w:rPr>
       </w:pPr>
-      <w:bookmarkStart w:id="46" w:name="_Toc240118808"/>
-      <w:r>
-        <w:rPr>
-          <w:rFonts w:ascii="Times New Roman" w:hAnsi="Times New Roman" w:cs="Times New Roman"/>
-        </w:rPr>
-        <w:t>4.4 FIRST MODEL:</w:t>
+      <w:bookmarkStart w:id="46" w:name="_Toc240295644"/>
+      <w:r>
+        <w:rPr>
+          <w:rFonts w:ascii="Times New Roman" w:hAnsi="Times New Roman" w:cs="Times New Roman"/>
+        </w:rPr>
+        <w:t>4.4 FIRST MODEL</w:t>
       </w:r>
       <w:bookmarkEnd w:id="46"/>
     </w:p>
@@ -11168,7 +12422,7 @@
         </w:rPr>
         <w:lastRenderedPageBreak/>
         <w:drawing>
-          <wp:inline distT="0" distB="0" distL="0" distR="0" wp14:anchorId="5FFA8BB3" wp14:editId="2052E258">
+          <wp:inline distT="0" distB="0" distL="0" distR="0" wp14:anchorId="39738188" wp14:editId="1F3D1BFE">
             <wp:extent cx="5943600" cy="2019300"/>
             <wp:effectExtent l="0" t="0" r="0" b="0"/>
             <wp:docPr id="7" name="Picture 7"/>
@@ -11223,7 +12477,7 @@
           <w:noProof/>
         </w:rPr>
         <w:drawing>
-          <wp:inline distT="0" distB="0" distL="0" distR="0" wp14:anchorId="3FA938C2" wp14:editId="0196749F">
+          <wp:inline distT="0" distB="0" distL="0" distR="0" wp14:anchorId="0667B419" wp14:editId="5374C7DF">
             <wp:extent cx="5943600" cy="2228850"/>
             <wp:effectExtent l="0" t="0" r="0" b="0"/>
             <wp:docPr id="10" name="Picture 10"/>
@@ -11272,7 +12526,7 @@
           <w:rFonts w:ascii="Times New Roman" w:hAnsi="Times New Roman" w:cs="Times New Roman"/>
         </w:rPr>
       </w:pPr>
-      <w:bookmarkStart w:id="47" w:name="_Toc240118036"/>
+      <w:bookmarkStart w:id="47" w:name="_Toc240295613"/>
       <w:r>
         <w:rPr>
           <w:rFonts w:ascii="Times New Roman" w:hAnsi="Times New Roman" w:cs="Times New Roman"/>
@@ -11819,13 +13073,25 @@
           <w:rFonts w:ascii="Times New Roman" w:hAnsi="Times New Roman" w:cs="Times New Roman"/>
         </w:rPr>
       </w:pPr>
-      <w:bookmarkStart w:id="48" w:name="_Toc240118809"/>
+      <w:bookmarkStart w:id="48" w:name="_Toc240295645"/>
       <w:r>
         <w:rPr>
           <w:rFonts w:ascii="Times New Roman" w:hAnsi="Times New Roman" w:cs="Times New Roman"/>
         </w:rPr>
         <w:lastRenderedPageBreak/>
-        <w:t xml:space="preserve">4.2 </w:t>
+        <w:t>4.</w:t>
+      </w:r>
+      <w:r>
+        <w:rPr>
+          <w:rFonts w:ascii="Times New Roman" w:hAnsi="Times New Roman" w:cs="Times New Roman"/>
+        </w:rPr>
+        <w:t>5</w:t>
+      </w:r>
+      <w:r>
+        <w:rPr>
+          <w:rFonts w:ascii="Times New Roman" w:hAnsi="Times New Roman" w:cs="Times New Roman"/>
+        </w:rPr>
+        <w:t xml:space="preserve"> </w:t>
       </w:r>
       <w:r>
         <w:rPr>
@@ -11853,7 +13119,25 @@
           <w:sz w:val="22"/>
           <w:szCs w:val="22"/>
         </w:rPr>
-        <w:t>The validation results show that the hybrid approaches are competitive with the text-only baseline. Hybrid LinearSVC gives the strongest validation F1 and recall, while Hybrid Logistic Regression is particularly strong on ROC-AUC and PR-AUC. The notebook therefore carries both hybrid candidates forward to tuning</w:t>
+        <w:t xml:space="preserve">The validation results show that the hybrid approaches are competitive with the text-only baseline. Hybrid </w:t>
+      </w:r>
+      <w:proofErr w:type="spellStart"/>
+      <w:r>
+        <w:rPr>
+          <w:rFonts w:ascii="Times New Roman" w:hAnsi="Times New Roman" w:cs="Times New Roman"/>
+          <w:sz w:val="22"/>
+          <w:szCs w:val="22"/>
+        </w:rPr>
+        <w:t>LinearSVC</w:t>
+      </w:r>
+      <w:proofErr w:type="spellEnd"/>
+      <w:r>
+        <w:rPr>
+          <w:rFonts w:ascii="Times New Roman" w:hAnsi="Times New Roman" w:cs="Times New Roman"/>
+          <w:sz w:val="22"/>
+          <w:szCs w:val="22"/>
+        </w:rPr>
+        <w:t xml:space="preserve"> gives the strongest validation F1 and recall, while Hybrid Logistic Regression is particularly strong on ROC-AUC and PR-AUC. The notebook therefore carries both hybrid candidates forward to tuning</w:t>
       </w:r>
       <w:r>
         <w:rPr>
@@ -12479,8 +13763,16 @@
               <w:rPr>
                 <w:rFonts w:ascii="Times New Roman" w:hAnsi="Times New Roman" w:cs="Times New Roman"/>
               </w:rPr>
-              <w:t>Hybrid LinearSVC</w:t>
-            </w:r>
+              <w:t xml:space="preserve">Hybrid </w:t>
+            </w:r>
+            <w:proofErr w:type="spellStart"/>
+            <w:r>
+              <w:rPr>
+                <w:rFonts w:ascii="Times New Roman" w:hAnsi="Times New Roman" w:cs="Times New Roman"/>
+              </w:rPr>
+              <w:t>LinearSVC</w:t>
+            </w:r>
+            <w:proofErr w:type="spellEnd"/>
           </w:p>
         </w:tc>
         <w:tc>
@@ -12655,12 +13947,24 @@
           <w:rFonts w:ascii="Times New Roman" w:hAnsi="Times New Roman" w:cs="Times New Roman"/>
         </w:rPr>
       </w:pPr>
-      <w:bookmarkStart w:id="49" w:name="_Toc240118810"/>
-      <w:r>
-        <w:rPr>
-          <w:rFonts w:ascii="Times New Roman" w:hAnsi="Times New Roman" w:cs="Times New Roman"/>
-        </w:rPr>
-        <w:t>4.3 HYPERPARAMETER OPTIMIZATION:</w:t>
+      <w:bookmarkStart w:id="49" w:name="_Toc240295646"/>
+      <w:r>
+        <w:rPr>
+          <w:rFonts w:ascii="Times New Roman" w:hAnsi="Times New Roman" w:cs="Times New Roman"/>
+        </w:rPr>
+        <w:t>4.</w:t>
+      </w:r>
+      <w:r>
+        <w:rPr>
+          <w:rFonts w:ascii="Times New Roman" w:hAnsi="Times New Roman" w:cs="Times New Roman"/>
+        </w:rPr>
+        <w:t>6</w:t>
+      </w:r>
+      <w:r>
+        <w:rPr>
+          <w:rFonts w:ascii="Times New Roman" w:hAnsi="Times New Roman" w:cs="Times New Roman"/>
+        </w:rPr>
+        <w:t xml:space="preserve"> HYPERPARAMETER OPTIMIZATION</w:t>
       </w:r>
       <w:bookmarkEnd w:id="49"/>
     </w:p>
@@ -12678,7 +13982,25 @@
           <w:sz w:val="22"/>
           <w:szCs w:val="22"/>
         </w:rPr>
-        <w:t>The two strongest hybrid candidates are tuned using GridSearchCV with 5-fold cross-validation. The C parameter is varied for each model, and Average Precision (PR-AUC) is used as the optimization score so that tuning is aligned with the project’s focus on the fraud-risk class.</w:t>
+        <w:t xml:space="preserve">The two strongest hybrid candidates are tuned using </w:t>
+      </w:r>
+      <w:proofErr w:type="spellStart"/>
+      <w:r>
+        <w:rPr>
+          <w:rFonts w:ascii="Times New Roman" w:hAnsi="Times New Roman" w:cs="Times New Roman"/>
+          <w:sz w:val="22"/>
+          <w:szCs w:val="22"/>
+        </w:rPr>
+        <w:t>GridSearchCV</w:t>
+      </w:r>
+      <w:proofErr w:type="spellEnd"/>
+      <w:r>
+        <w:rPr>
+          <w:rFonts w:ascii="Times New Roman" w:hAnsi="Times New Roman" w:cs="Times New Roman"/>
+          <w:sz w:val="22"/>
+          <w:szCs w:val="22"/>
+        </w:rPr>
+        <w:t xml:space="preserve"> with 5-fold cross-validation. The C parameter is varied for each model, and Average Precision (PR-AUC) is used as the optimization score so that tuning is aligned with the project’s focus on the fraud-risk class.</w:t>
       </w:r>
     </w:p>
     <w:p>
@@ -12697,7 +14019,7 @@
           <w:szCs w:val="22"/>
         </w:rPr>
         <w:drawing>
-          <wp:inline distT="0" distB="0" distL="0" distR="0" wp14:anchorId="3C2167E7" wp14:editId="17DC0B5C">
+          <wp:inline distT="0" distB="0" distL="0" distR="0" wp14:anchorId="422496F8" wp14:editId="10C08396">
             <wp:extent cx="5943600" cy="2828925"/>
             <wp:effectExtent l="0" t="0" r="0" b="9525"/>
             <wp:docPr id="12" name="Picture 12"/>
@@ -12755,7 +14077,7 @@
         </w:rPr>
         <w:lastRenderedPageBreak/>
         <w:drawing>
-          <wp:inline distT="0" distB="0" distL="0" distR="0" wp14:anchorId="137B1228" wp14:editId="25F01AE0">
+          <wp:inline distT="0" distB="0" distL="0" distR="0" wp14:anchorId="4484BCA7" wp14:editId="33461E1F">
             <wp:extent cx="5943600" cy="2638425"/>
             <wp:effectExtent l="0" t="0" r="0" b="9525"/>
             <wp:docPr id="14" name="Picture 14"/>
@@ -12804,7 +14126,7 @@
           <w:rFonts w:ascii="Times New Roman" w:hAnsi="Times New Roman" w:cs="Times New Roman"/>
         </w:rPr>
       </w:pPr>
-      <w:bookmarkStart w:id="50" w:name="_Toc240118037"/>
+      <w:bookmarkStart w:id="50" w:name="_Toc240295614"/>
       <w:r>
         <w:rPr>
           <w:rFonts w:ascii="Times New Roman" w:hAnsi="Times New Roman" w:cs="Times New Roman"/>
@@ -13012,8 +14334,16 @@
               <w:rPr>
                 <w:rFonts w:ascii="Times New Roman" w:hAnsi="Times New Roman" w:cs="Times New Roman"/>
               </w:rPr>
-              <w:t>Hybrid LinearSVC</w:t>
-            </w:r>
+              <w:t xml:space="preserve">Hybrid </w:t>
+            </w:r>
+            <w:proofErr w:type="spellStart"/>
+            <w:r>
+              <w:rPr>
+                <w:rFonts w:ascii="Times New Roman" w:hAnsi="Times New Roman" w:cs="Times New Roman"/>
+              </w:rPr>
+              <w:t>LinearSVC</w:t>
+            </w:r>
+            <w:proofErr w:type="spellEnd"/>
           </w:p>
         </w:tc>
         <w:tc>
@@ -13230,12 +14560,24 @@
           <w:rFonts w:ascii="Times New Roman" w:hAnsi="Times New Roman" w:cs="Times New Roman"/>
         </w:rPr>
       </w:pPr>
-      <w:bookmarkStart w:id="51" w:name="_Toc240118811"/>
-      <w:r>
-        <w:rPr>
-          <w:rFonts w:ascii="Times New Roman" w:hAnsi="Times New Roman" w:cs="Times New Roman"/>
-        </w:rPr>
-        <w:t>4.4 PROBABILITY ANALYSIS AND THRESHOLD SELECTION:</w:t>
+      <w:bookmarkStart w:id="51" w:name="_Toc240295647"/>
+      <w:r>
+        <w:rPr>
+          <w:rFonts w:ascii="Times New Roman" w:hAnsi="Times New Roman" w:cs="Times New Roman"/>
+        </w:rPr>
+        <w:t>4.</w:t>
+      </w:r>
+      <w:r>
+        <w:rPr>
+          <w:rFonts w:ascii="Times New Roman" w:hAnsi="Times New Roman" w:cs="Times New Roman"/>
+        </w:rPr>
+        <w:t>7</w:t>
+      </w:r>
+      <w:r>
+        <w:rPr>
+          <w:rFonts w:ascii="Times New Roman" w:hAnsi="Times New Roman" w:cs="Times New Roman"/>
+        </w:rPr>
+        <w:t xml:space="preserve"> PROBABILITY ANALYSIS AND THRESHOLD SELECTION</w:t>
       </w:r>
       <w:bookmarkEnd w:id="51"/>
     </w:p>
@@ -13273,7 +14615,7 @@
         </w:rPr>
         <w:lastRenderedPageBreak/>
         <w:drawing>
-          <wp:inline distT="0" distB="0" distL="0" distR="0" wp14:anchorId="3D7536F7" wp14:editId="4B669679">
+          <wp:inline distT="0" distB="0" distL="0" distR="0" wp14:anchorId="23FE61BB" wp14:editId="70F80DEF">
             <wp:extent cx="6372225" cy="3724275"/>
             <wp:effectExtent l="0" t="0" r="9525" b="9525"/>
             <wp:docPr id="22" name="Picture 22"/>
@@ -13355,7 +14697,7 @@
           <w:szCs w:val="22"/>
         </w:rPr>
         <w:drawing>
-          <wp:inline distT="0" distB="0" distL="0" distR="0" wp14:anchorId="5CE57A03" wp14:editId="5578E77C">
+          <wp:inline distT="0" distB="0" distL="0" distR="0" wp14:anchorId="773B8334" wp14:editId="41256BFC">
             <wp:extent cx="5943600" cy="2889885"/>
             <wp:effectExtent l="0" t="0" r="0" b="5715"/>
             <wp:docPr id="23" name="Picture 23"/>
@@ -13406,7 +14748,7 @@
           <w:szCs w:val="22"/>
         </w:rPr>
       </w:pPr>
-      <w:bookmarkStart w:id="52" w:name="_Toc240118038"/>
+      <w:bookmarkStart w:id="52" w:name="_Toc240295615"/>
       <w:r>
         <w:rPr>
           <w:rFonts w:ascii="Times New Roman" w:hAnsi="Times New Roman" w:cs="Times New Roman"/>
@@ -13480,12 +14822,24 @@
           <w:rFonts w:ascii="Times New Roman" w:hAnsi="Times New Roman" w:cs="Times New Roman"/>
         </w:rPr>
       </w:pPr>
-      <w:bookmarkStart w:id="53" w:name="_Toc240118812"/>
-      <w:r>
-        <w:rPr>
-          <w:rFonts w:ascii="Times New Roman" w:hAnsi="Times New Roman" w:cs="Times New Roman"/>
-        </w:rPr>
-        <w:t>4.5 FINAL MODEL SELECTION:</w:t>
+      <w:bookmarkStart w:id="53" w:name="_Toc240295648"/>
+      <w:r>
+        <w:rPr>
+          <w:rFonts w:ascii="Times New Roman" w:hAnsi="Times New Roman" w:cs="Times New Roman"/>
+        </w:rPr>
+        <w:t>4.</w:t>
+      </w:r>
+      <w:r>
+        <w:rPr>
+          <w:rFonts w:ascii="Times New Roman" w:hAnsi="Times New Roman" w:cs="Times New Roman"/>
+        </w:rPr>
+        <w:t>8</w:t>
+      </w:r>
+      <w:r>
+        <w:rPr>
+          <w:rFonts w:ascii="Times New Roman" w:hAnsi="Times New Roman" w:cs="Times New Roman"/>
+        </w:rPr>
+        <w:t xml:space="preserve"> FINAL MODEL SELECTION</w:t>
       </w:r>
       <w:bookmarkEnd w:id="53"/>
     </w:p>
@@ -13503,7 +14857,43 @@
           <w:sz w:val="22"/>
           <w:szCs w:val="22"/>
         </w:rPr>
-        <w:t>The final candidates are the tuned Hybrid Logistic Regression and tuned Hybrid LinearSVC. LinearSVC has slightly higher validation F1 and Precision, but Logistic Regression has slightly higher ROC-AUC and PR-AUC and, importantly, provides calibrated probability estimates. The project needs probabilities for thresholding and ranking jobs by fraud risk. Logistic Regression also provides coefficients that can be inspected to explain which terms and structured signals push a prediction toward Fraud-risk.</w:t>
+        <w:t xml:space="preserve">The final candidates are the tuned Hybrid Logistic Regression and tuned Hybrid </w:t>
+      </w:r>
+      <w:proofErr w:type="spellStart"/>
+      <w:r>
+        <w:rPr>
+          <w:rFonts w:ascii="Times New Roman" w:hAnsi="Times New Roman" w:cs="Times New Roman"/>
+          <w:sz w:val="22"/>
+          <w:szCs w:val="22"/>
+        </w:rPr>
+        <w:t>LinearSVC</w:t>
+      </w:r>
+      <w:proofErr w:type="spellEnd"/>
+      <w:r>
+        <w:rPr>
+          <w:rFonts w:ascii="Times New Roman" w:hAnsi="Times New Roman" w:cs="Times New Roman"/>
+          <w:sz w:val="22"/>
+          <w:szCs w:val="22"/>
+        </w:rPr>
+        <w:t xml:space="preserve">. </w:t>
+      </w:r>
+      <w:proofErr w:type="spellStart"/>
+      <w:r>
+        <w:rPr>
+          <w:rFonts w:ascii="Times New Roman" w:hAnsi="Times New Roman" w:cs="Times New Roman"/>
+          <w:sz w:val="22"/>
+          <w:szCs w:val="22"/>
+        </w:rPr>
+        <w:t>LinearSVC</w:t>
+      </w:r>
+      <w:proofErr w:type="spellEnd"/>
+      <w:r>
+        <w:rPr>
+          <w:rFonts w:ascii="Times New Roman" w:hAnsi="Times New Roman" w:cs="Times New Roman"/>
+          <w:sz w:val="22"/>
+          <w:szCs w:val="22"/>
+        </w:rPr>
+        <w:t xml:space="preserve"> has slightly higher validation F1 and Precision, but Logistic Regression has slightly higher ROC-AUC and PR-AUC and, importantly, provides calibrated probability estimates. The project needs probabilities for thresholding and ranking jobs by fraud risk. Logistic Regression also provides coefficients that can be inspected to explain which terms and structured signals push a prediction toward Fraud-risk.</w:t>
       </w:r>
     </w:p>
     <w:p>
@@ -13519,7 +14909,7 @@
           <w:noProof/>
         </w:rPr>
         <w:drawing>
-          <wp:inline distT="0" distB="0" distL="0" distR="0" wp14:anchorId="21BD5FBD" wp14:editId="4E1F3EF5">
+          <wp:inline distT="0" distB="0" distL="0" distR="0" wp14:anchorId="53AC7365" wp14:editId="19D3C329">
             <wp:extent cx="5943600" cy="1009650"/>
             <wp:effectExtent l="0" t="0" r="0" b="0"/>
             <wp:docPr id="24" name="Picture 24"/>
@@ -13568,7 +14958,7 @@
           <w:rFonts w:ascii="Times New Roman" w:hAnsi="Times New Roman" w:cs="Times New Roman"/>
         </w:rPr>
       </w:pPr>
-      <w:bookmarkStart w:id="54" w:name="_Toc240118039"/>
+      <w:bookmarkStart w:id="54" w:name="_Toc240295616"/>
       <w:r>
         <w:rPr>
           <w:rFonts w:ascii="Times New Roman" w:hAnsi="Times New Roman" w:cs="Times New Roman"/>
@@ -13635,12 +15025,24 @@
           <w:rFonts w:ascii="Times New Roman" w:hAnsi="Times New Roman" w:cs="Times New Roman"/>
         </w:rPr>
       </w:pPr>
-      <w:bookmarkStart w:id="55" w:name="_Toc240118813"/>
-      <w:r>
-        <w:rPr>
-          <w:rFonts w:ascii="Times New Roman" w:hAnsi="Times New Roman" w:cs="Times New Roman"/>
-        </w:rPr>
-        <w:t>4.6 MODEL INTERPRETABILITY:</w:t>
+      <w:bookmarkStart w:id="55" w:name="_Toc240295649"/>
+      <w:r>
+        <w:rPr>
+          <w:rFonts w:ascii="Times New Roman" w:hAnsi="Times New Roman" w:cs="Times New Roman"/>
+        </w:rPr>
+        <w:t>4.</w:t>
+      </w:r>
+      <w:r>
+        <w:rPr>
+          <w:rFonts w:ascii="Times New Roman" w:hAnsi="Times New Roman" w:cs="Times New Roman"/>
+        </w:rPr>
+        <w:t>9</w:t>
+      </w:r>
+      <w:r>
+        <w:rPr>
+          <w:rFonts w:ascii="Times New Roman" w:hAnsi="Times New Roman" w:cs="Times New Roman"/>
+        </w:rPr>
+        <w:t xml:space="preserve"> MODEL INTERPRETABILITY</w:t>
       </w:r>
       <w:bookmarkEnd w:id="55"/>
     </w:p>
@@ -13658,7 +15060,7 @@
           <w:sz w:val="22"/>
           <w:szCs w:val="22"/>
         </w:rPr>
-        <w:t>Because the selected model is linear, its coefficients can be mapped back to the TF-IDF vocabulary and structured features. Positive coefficients push a posting toward Fraud-risk, while negative coefficients push it toward Legitimate.</w:t>
+        <w:t>Because the selected model is linear, its coefficients can be mapped back to the TF-IDF vocabulary and structured features. Positive coefficients push a posting toward Fraud-risk, while negative coefficients push it toward Legitimate. However, the training data is synthetic-heavy, so some highly weighted terms can reflect synthetic generator templates rather than genuine scam language. These coefficients are dataset-specific associations and should support human review rather than be treated as universal scam rules.</w:t>
       </w:r>
     </w:p>
     <w:p>
@@ -13674,7 +15076,7 @@
           <w:noProof/>
         </w:rPr>
         <w:drawing>
-          <wp:inline distT="0" distB="0" distL="0" distR="0" wp14:anchorId="54E1A220" wp14:editId="087600EA">
+          <wp:inline distT="0" distB="0" distL="0" distR="0" wp14:anchorId="6BF2AAB9" wp14:editId="578C6933">
             <wp:extent cx="5943600" cy="3069590"/>
             <wp:effectExtent l="0" t="0" r="0" b="0"/>
             <wp:docPr id="25" name="Picture 25"/>
@@ -13723,7 +15125,7 @@
           <w:rFonts w:ascii="Times New Roman" w:hAnsi="Times New Roman" w:cs="Times New Roman"/>
         </w:rPr>
       </w:pPr>
-      <w:bookmarkStart w:id="56" w:name="_Toc240118040"/>
+      <w:bookmarkStart w:id="56" w:name="_Toc240295617"/>
       <w:r>
         <w:rPr>
           <w:rFonts w:ascii="Times New Roman" w:hAnsi="Times New Roman" w:cs="Times New Roman"/>
@@ -13804,12 +15206,24 @@
           <w:rFonts w:ascii="Times New Roman" w:hAnsi="Times New Roman" w:cs="Times New Roman"/>
         </w:rPr>
       </w:pPr>
-      <w:bookmarkStart w:id="57" w:name="_Toc240118814"/>
-      <w:r>
-        <w:rPr>
-          <w:rFonts w:ascii="Times New Roman" w:hAnsi="Times New Roman" w:cs="Times New Roman"/>
-        </w:rPr>
-        <w:t>4.7 FINAL EVALUATION:</w:t>
+      <w:bookmarkStart w:id="57" w:name="_Toc240295650"/>
+      <w:r>
+        <w:rPr>
+          <w:rFonts w:ascii="Times New Roman" w:hAnsi="Times New Roman" w:cs="Times New Roman"/>
+        </w:rPr>
+        <w:t>4.</w:t>
+      </w:r>
+      <w:r>
+        <w:rPr>
+          <w:rFonts w:ascii="Times New Roman" w:hAnsi="Times New Roman" w:cs="Times New Roman"/>
+        </w:rPr>
+        <w:t>10</w:t>
+      </w:r>
+      <w:r>
+        <w:rPr>
+          <w:rFonts w:ascii="Times New Roman" w:hAnsi="Times New Roman" w:cs="Times New Roman"/>
+        </w:rPr>
+        <w:t xml:space="preserve"> FINAL EVALUATION</w:t>
       </w:r>
       <w:bookmarkEnd w:id="57"/>
     </w:p>
@@ -14883,13 +16297,12 @@
           <w:rFonts w:ascii="Times New Roman" w:hAnsi="Times New Roman" w:cs="Times New Roman"/>
         </w:rPr>
       </w:pPr>
-      <w:bookmarkStart w:id="58" w:name="_Toc240118815"/>
-      <w:r>
-        <w:rPr>
-          <w:rFonts w:ascii="Times New Roman" w:hAnsi="Times New Roman" w:cs="Times New Roman"/>
-        </w:rPr>
-        <w:lastRenderedPageBreak/>
-        <w:t>CHAPTER 5:</w:t>
+      <w:bookmarkStart w:id="58" w:name="_Toc240295651"/>
+      <w:r>
+        <w:rPr>
+          <w:rFonts w:ascii="Times New Roman" w:hAnsi="Times New Roman" w:cs="Times New Roman"/>
+        </w:rPr>
+        <w:t>CHAPTER 5</w:t>
       </w:r>
       <w:bookmarkEnd w:id="58"/>
     </w:p>
@@ -14900,12 +16313,12 @@
           <w:rFonts w:ascii="Times New Roman" w:hAnsi="Times New Roman" w:cs="Times New Roman"/>
         </w:rPr>
       </w:pPr>
-      <w:bookmarkStart w:id="59" w:name="_Toc240118816"/>
-      <w:r>
-        <w:rPr>
-          <w:rFonts w:ascii="Times New Roman" w:hAnsi="Times New Roman" w:cs="Times New Roman"/>
-        </w:rPr>
-        <w:t>5.1 EVALUATION:</w:t>
+      <w:bookmarkStart w:id="59" w:name="_Toc240295652"/>
+      <w:r>
+        <w:rPr>
+          <w:rFonts w:ascii="Times New Roman" w:hAnsi="Times New Roman" w:cs="Times New Roman"/>
+        </w:rPr>
+        <w:t>5.1 EVALUATION</w:t>
       </w:r>
       <w:bookmarkEnd w:id="59"/>
     </w:p>
@@ -14933,12 +16346,12 @@
           <w:rFonts w:ascii="Times New Roman" w:hAnsi="Times New Roman" w:cs="Times New Roman"/>
         </w:rPr>
       </w:pPr>
-      <w:bookmarkStart w:id="60" w:name="_Toc240118817"/>
-      <w:r>
-        <w:rPr>
-          <w:rFonts w:ascii="Times New Roman" w:hAnsi="Times New Roman" w:cs="Times New Roman"/>
-        </w:rPr>
-        <w:t>5.1.1 EVALUATION METRICS:</w:t>
+      <w:bookmarkStart w:id="60" w:name="_Toc240295653"/>
+      <w:r>
+        <w:rPr>
+          <w:rFonts w:ascii="Times New Roman" w:hAnsi="Times New Roman" w:cs="Times New Roman"/>
+        </w:rPr>
+        <w:t>5.1.1 EVALUATION METRICS</w:t>
       </w:r>
       <w:bookmarkEnd w:id="60"/>
     </w:p>
@@ -15648,12 +17061,12 @@
           <w:rFonts w:ascii="Times New Roman" w:hAnsi="Times New Roman" w:cs="Times New Roman"/>
         </w:rPr>
       </w:pPr>
-      <w:bookmarkStart w:id="61" w:name="_Toc240118818"/>
-      <w:r>
-        <w:rPr>
-          <w:rFonts w:ascii="Times New Roman" w:hAnsi="Times New Roman" w:cs="Times New Roman"/>
-        </w:rPr>
-        <w:t>5.1.2 VALIDATION EVALUATION:</w:t>
+      <w:bookmarkStart w:id="61" w:name="_Toc240295654"/>
+      <w:r>
+        <w:rPr>
+          <w:rFonts w:ascii="Times New Roman" w:hAnsi="Times New Roman" w:cs="Times New Roman"/>
+        </w:rPr>
+        <w:t>5.1.2 VALIDATION EVALUATION</w:t>
       </w:r>
       <w:bookmarkEnd w:id="61"/>
     </w:p>
@@ -16649,12 +18062,11 @@
           <w:rFonts w:ascii="Times New Roman" w:hAnsi="Times New Roman" w:cs="Times New Roman"/>
         </w:rPr>
       </w:pPr>
-      <w:bookmarkStart w:id="62" w:name="_Toc240118819"/>
-      <w:r>
-        <w:rPr>
-          <w:rFonts w:ascii="Times New Roman" w:hAnsi="Times New Roman" w:cs="Times New Roman"/>
-        </w:rPr>
-        <w:lastRenderedPageBreak/>
+      <w:bookmarkStart w:id="62" w:name="_Toc240295655"/>
+      <w:r>
+        <w:rPr>
+          <w:rFonts w:ascii="Times New Roman" w:hAnsi="Times New Roman" w:cs="Times New Roman"/>
+        </w:rPr>
         <w:t>5.1.3 THRESHOLD SELECTION</w:t>
       </w:r>
       <w:bookmarkEnd w:id="62"/>
@@ -16673,39 +18085,7 @@
           <w:sz w:val="22"/>
           <w:szCs w:val="22"/>
         </w:rPr>
-        <w:t xml:space="preserve">For the final Logistic Regression model, predictions were not fixed at the default 0.50 threshold. </w:t>
-      </w:r>
-      <w:r>
-        <w:rPr>
-          <w:rFonts w:ascii="Times New Roman" w:hAnsi="Times New Roman" w:cs="Times New Roman"/>
-          <w:sz w:val="22"/>
-          <w:szCs w:val="22"/>
-        </w:rPr>
-        <w:t>In t</w:t>
-      </w:r>
-      <w:r>
-        <w:rPr>
-          <w:rFonts w:ascii="Times New Roman" w:hAnsi="Times New Roman" w:cs="Times New Roman"/>
-          <w:sz w:val="22"/>
-          <w:szCs w:val="22"/>
-        </w:rPr>
-        <w:t>he notebook</w:t>
-      </w:r>
-      <w:r>
-        <w:rPr>
-          <w:rFonts w:ascii="Times New Roman" w:hAnsi="Times New Roman" w:cs="Times New Roman"/>
-          <w:sz w:val="22"/>
-          <w:szCs w:val="22"/>
-        </w:rPr>
-        <w:t>, we</w:t>
-      </w:r>
-      <w:r>
-        <w:rPr>
-          <w:rFonts w:ascii="Times New Roman" w:hAnsi="Times New Roman" w:cs="Times New Roman"/>
-          <w:sz w:val="22"/>
-          <w:szCs w:val="22"/>
-        </w:rPr>
-        <w:t xml:space="preserve"> examined precision, recall and F1 across several thresholds and selected the threshold that maximized validation F1. The selected threshold was 0.6047, with a validation F1-score of 0.9913. This threshold was then kept fixed for the final real-holdout evaluation.</w:t>
+        <w:t>For the final Logistic Regression model, predictions were not fixed at the default 0.50 threshold. In the notebook, we examined precision, recall and F1 across several thresholds and selected the threshold that maximized validation F1. The selected threshold was 0.6047, with a validation F1-score of 0.9913. This threshold was then kept fixed for the final real-holdout evaluation.</w:t>
       </w:r>
     </w:p>
     <w:p>
@@ -16723,7 +18103,7 @@
           <w:lang w:val="en-US"/>
         </w:rPr>
         <w:drawing>
-          <wp:inline distT="0" distB="0" distL="0" distR="0" wp14:anchorId="309C93ED" wp14:editId="52AD416B">
+          <wp:inline distT="0" distB="0" distL="0" distR="0" wp14:anchorId="40ACBC3E" wp14:editId="3DBE73E2">
             <wp:extent cx="5943600" cy="3248163"/>
             <wp:effectExtent l="0" t="0" r="0" b="9525"/>
             <wp:docPr id="26" name="Picture 26"/>
@@ -16773,7 +18153,7 @@
           <w:rFonts w:ascii="Times New Roman" w:hAnsi="Times New Roman" w:cs="Times New Roman"/>
         </w:rPr>
       </w:pPr>
-      <w:bookmarkStart w:id="63" w:name="_Toc240118820"/>
+      <w:bookmarkStart w:id="63" w:name="_Toc240295656"/>
       <w:r>
         <w:rPr>
           <w:rFonts w:ascii="Times New Roman" w:hAnsi="Times New Roman" w:cs="Times New Roman"/>
@@ -17274,6 +18654,7 @@
                 <w:sz w:val="22"/>
                 <w:szCs w:val="22"/>
               </w:rPr>
+              <w:lastRenderedPageBreak/>
               <w:t>PR-AUC</w:t>
             </w:r>
           </w:p>
@@ -17339,13 +18720,12 @@
           <w:rFonts w:ascii="Times New Roman" w:hAnsi="Times New Roman" w:cs="Times New Roman"/>
         </w:rPr>
       </w:pPr>
-      <w:bookmarkStart w:id="64" w:name="_Toc240118821"/>
-      <w:r>
-        <w:rPr>
-          <w:rFonts w:ascii="Times New Roman" w:hAnsi="Times New Roman" w:cs="Times New Roman"/>
-        </w:rPr>
-        <w:lastRenderedPageBreak/>
-        <w:t>5.1.5 AUC PERFORMANCE ACROSS MODELLING STAGE:</w:t>
+      <w:bookmarkStart w:id="64" w:name="_Toc240295657"/>
+      <w:r>
+        <w:rPr>
+          <w:rFonts w:ascii="Times New Roman" w:hAnsi="Times New Roman" w:cs="Times New Roman"/>
+        </w:rPr>
+        <w:t>5.1.5 AUC PERFORMANCE ACROSS MODELLING STAGE</w:t>
       </w:r>
       <w:bookmarkEnd w:id="64"/>
     </w:p>
@@ -17360,36 +18740,8 @@
       <w:r>
         <w:rPr>
           <w:rFonts w:ascii="Times New Roman" w:hAnsi="Times New Roman" w:cs="Times New Roman"/>
-          <w:sz w:val="22"/>
-          <w:szCs w:val="22"/>
-        </w:rPr>
-        <w:t>We</w:t>
-      </w:r>
-      <w:r>
-        <w:rPr>
-          <w:rFonts w:ascii="Times New Roman" w:hAnsi="Times New Roman" w:cs="Times New Roman"/>
-          <w:sz w:val="22"/>
-          <w:szCs w:val="22"/>
-        </w:rPr>
-        <w:t xml:space="preserve"> also </w:t>
-      </w:r>
-      <w:proofErr w:type="gramStart"/>
-      <w:r>
-        <w:rPr>
-          <w:rFonts w:ascii="Times New Roman" w:hAnsi="Times New Roman" w:cs="Times New Roman"/>
-          <w:sz w:val="22"/>
-          <w:szCs w:val="22"/>
-        </w:rPr>
-        <w:t>compares</w:t>
-      </w:r>
-      <w:proofErr w:type="gramEnd"/>
-      <w:r>
-        <w:rPr>
-          <w:rFonts w:ascii="Times New Roman" w:hAnsi="Times New Roman" w:cs="Times New Roman"/>
-          <w:sz w:val="22"/>
-          <w:szCs w:val="22"/>
-        </w:rPr>
-        <w:t xml:space="preserve"> ROC-AUC and PR-AUC on the real holdout as the modelling approach improves. Adding structured features produces a substantial improvement over TF-IDF alone, and tuning improves the final result further.</w:t>
+        </w:rPr>
+        <w:t>We also compare ROC-AUC and PR-AUC on the real holdout as the modelling approach improves. Adding structured features produces a substantial improvement over TF-IDF alone, and tuning improves the final result further.</w:t>
       </w:r>
     </w:p>
     <w:tbl>
@@ -17807,19 +19159,131 @@
     </w:p>
     <w:p>
       <w:pPr>
+        <w:pStyle w:val="Heading2"/>
+        <w:rPr>
+          <w:rFonts w:ascii="Times New Roman" w:hAnsi="Times New Roman" w:cs="Times New Roman"/>
+        </w:rPr>
+      </w:pPr>
+      <w:bookmarkStart w:id="65" w:name="_Toc240295658"/>
+      <w:r>
+        <w:rPr>
+          <w:rFonts w:ascii="Times New Roman" w:hAnsi="Times New Roman" w:cs="Times New Roman"/>
+        </w:rPr>
+        <w:t>5.1.6 LIMITATIONS</w:t>
+      </w:r>
+      <w:bookmarkEnd w:id="65"/>
+    </w:p>
+    <w:p>
+      <w:pPr>
+        <w:pStyle w:val="ListParagraph"/>
+        <w:rPr>
+          <w:rFonts w:ascii="Times New Roman" w:hAnsi="Times New Roman" w:cs="Times New Roman"/>
+          <w:sz w:val="22"/>
+          <w:szCs w:val="22"/>
+        </w:rPr>
+      </w:pPr>
+      <w:r>
+        <w:rPr>
+          <w:rFonts w:ascii="Times New Roman" w:hAnsi="Times New Roman" w:cs="Times New Roman"/>
+        </w:rPr>
+        <w:t xml:space="preserve">• </w:t>
+      </w:r>
+      <w:r>
+        <w:rPr>
+          <w:rFonts w:ascii="Times New Roman" w:hAnsi="Times New Roman" w:cs="Times New Roman"/>
+          <w:sz w:val="22"/>
+          <w:szCs w:val="22"/>
+        </w:rPr>
+        <w:t>OCR is not currently supported, so image-only screenshots of job advertisements cannot be reliably analysed.</w:t>
+      </w:r>
+    </w:p>
+    <w:p>
+      <w:pPr>
+        <w:pStyle w:val="ListParagraph"/>
+        <w:rPr>
+          <w:rFonts w:ascii="Times New Roman" w:hAnsi="Times New Roman" w:cs="Times New Roman"/>
+          <w:sz w:val="22"/>
+          <w:szCs w:val="22"/>
+        </w:rPr>
+      </w:pPr>
+      <w:r>
+        <w:rPr>
+          <w:rFonts w:ascii="Times New Roman" w:hAnsi="Times New Roman" w:cs="Times New Roman"/>
+          <w:sz w:val="22"/>
+          <w:szCs w:val="22"/>
+        </w:rPr>
+        <w:t>• The document input flow does not perform a strict document-type check, so a CV or other unrelated document may still receive a model result even though it is outside the intended job-posting use case.</w:t>
+      </w:r>
+    </w:p>
+    <w:p>
+      <w:pPr>
+        <w:pStyle w:val="ListParagraph"/>
+        <w:rPr>
+          <w:rFonts w:ascii="Times New Roman" w:hAnsi="Times New Roman" w:cs="Times New Roman"/>
+          <w:sz w:val="22"/>
+          <w:szCs w:val="22"/>
+        </w:rPr>
+      </w:pPr>
+      <w:r>
+        <w:rPr>
+          <w:rFonts w:ascii="Times New Roman" w:hAnsi="Times New Roman" w:cs="Times New Roman"/>
+          <w:sz w:val="22"/>
+          <w:szCs w:val="22"/>
+        </w:rPr>
+        <w:t>• Some Kenyan job-board websites use anti-scraping measures that can block automated retrieval, limiting the amount of real local data that can be collected.</w:t>
+      </w:r>
+    </w:p>
+    <w:p>
+      <w:pPr>
+        <w:pStyle w:val="ListParagraph"/>
+        <w:rPr>
+          <w:rFonts w:ascii="Times New Roman" w:hAnsi="Times New Roman" w:cs="Times New Roman"/>
+          <w:sz w:val="22"/>
+          <w:szCs w:val="22"/>
+        </w:rPr>
+      </w:pPr>
+      <w:r>
+        <w:rPr>
+          <w:rFonts w:ascii="Times New Roman" w:hAnsi="Times New Roman" w:cs="Times New Roman"/>
+          <w:sz w:val="22"/>
+          <w:szCs w:val="22"/>
+        </w:rPr>
+        <w:t>• The labelled training data is synthetic-heavy, while the scraped Kenyan job-board postings do not have ground-truth fraud labels. As a result, generalisation to independently confirmed Kenyan scam cases remains to be established.</w:t>
+      </w:r>
+    </w:p>
+    <w:p>
+      <w:pPr>
+        <w:pStyle w:val="ListParagraph"/>
+        <w:rPr>
+          <w:rFonts w:ascii="Times New Roman" w:hAnsi="Times New Roman" w:cs="Times New Roman"/>
+          <w:sz w:val="22"/>
+          <w:szCs w:val="22"/>
+        </w:rPr>
+      </w:pPr>
+      <w:r>
+        <w:rPr>
+          <w:rFonts w:ascii="Times New Roman" w:hAnsi="Times New Roman" w:cs="Times New Roman"/>
+          <w:sz w:val="22"/>
+          <w:szCs w:val="22"/>
+        </w:rPr>
+        <w:t>• The deployed application does not yet require user authentication.</w:t>
+      </w:r>
+    </w:p>
+    <w:p>
+      <w:pPr>
         <w:pStyle w:val="Heading1"/>
         <w:rPr>
           <w:rFonts w:ascii="Times New Roman" w:hAnsi="Times New Roman" w:cs="Times New Roman"/>
         </w:rPr>
       </w:pPr>
-      <w:bookmarkStart w:id="65" w:name="_Toc240118822"/>
-      <w:r>
-        <w:rPr>
-          <w:rFonts w:ascii="Times New Roman" w:hAnsi="Times New Roman" w:cs="Times New Roman"/>
-        </w:rPr>
-        <w:t>CHAPTER 6:</w:t>
-      </w:r>
-      <w:bookmarkEnd w:id="65"/>
+      <w:bookmarkStart w:id="66" w:name="_Toc240295659"/>
+      <w:r>
+        <w:rPr>
+          <w:rFonts w:ascii="Times New Roman" w:hAnsi="Times New Roman" w:cs="Times New Roman"/>
+        </w:rPr>
+        <w:t>CHAPTER 6</w:t>
+      </w:r>
+      <w:bookmarkEnd w:id="66"/>
     </w:p>
     <w:p>
       <w:pPr>
@@ -17828,139 +19292,1752 @@
           <w:rFonts w:ascii="Times New Roman" w:hAnsi="Times New Roman" w:cs="Times New Roman"/>
         </w:rPr>
       </w:pPr>
-      <w:bookmarkStart w:id="66" w:name="_Toc240118823"/>
+      <w:bookmarkStart w:id="67" w:name="_Toc240295660"/>
       <w:r>
         <w:rPr>
           <w:rFonts w:ascii="Times New Roman" w:hAnsi="Times New Roman" w:cs="Times New Roman"/>
         </w:rPr>
         <w:t>6.1 DEPLOYMENT</w:t>
       </w:r>
-      <w:bookmarkEnd w:id="66"/>
-    </w:p>
-    <w:p>
-      <w:pPr>
-        <w:rPr>
-          <w:rFonts w:ascii="Times New Roman" w:hAnsi="Times New Roman" w:cs="Times New Roman"/>
-        </w:rPr>
-      </w:pPr>
-    </w:p>
-    <w:p>
-      <w:pPr>
-        <w:rPr>
-          <w:rFonts w:ascii="Times New Roman" w:hAnsi="Times New Roman" w:cs="Times New Roman"/>
-        </w:rPr>
-      </w:pPr>
-    </w:p>
-    <w:p>
-      <w:pPr>
-        <w:rPr>
-          <w:rFonts w:ascii="Times New Roman" w:hAnsi="Times New Roman" w:cs="Times New Roman"/>
-        </w:rPr>
-      </w:pPr>
-    </w:p>
-    <w:p>
-      <w:pPr>
-        <w:rPr>
-          <w:rFonts w:ascii="Times New Roman" w:hAnsi="Times New Roman" w:cs="Times New Roman"/>
-        </w:rPr>
-      </w:pPr>
-    </w:p>
-    <w:p>
-      <w:pPr>
-        <w:rPr>
-          <w:rFonts w:ascii="Times New Roman" w:hAnsi="Times New Roman" w:cs="Times New Roman"/>
-        </w:rPr>
-      </w:pPr>
-    </w:p>
-    <w:p>
-      <w:pPr>
-        <w:rPr>
-          <w:rFonts w:ascii="Times New Roman" w:hAnsi="Times New Roman" w:cs="Times New Roman"/>
-        </w:rPr>
-      </w:pPr>
-    </w:p>
-    <w:p>
-      <w:pPr>
-        <w:rPr>
-          <w:rFonts w:ascii="Times New Roman" w:hAnsi="Times New Roman" w:cs="Times New Roman"/>
-        </w:rPr>
-      </w:pPr>
-    </w:p>
-    <w:p>
-      <w:pPr>
-        <w:rPr>
-          <w:rFonts w:ascii="Times New Roman" w:hAnsi="Times New Roman" w:cs="Times New Roman"/>
-        </w:rPr>
-      </w:pPr>
-    </w:p>
-    <w:p>
-      <w:pPr>
-        <w:rPr>
-          <w:rFonts w:ascii="Times New Roman" w:hAnsi="Times New Roman" w:cs="Times New Roman"/>
-        </w:rPr>
-      </w:pPr>
-    </w:p>
-    <w:p>
-      <w:pPr>
-        <w:rPr>
-          <w:rFonts w:ascii="Times New Roman" w:hAnsi="Times New Roman" w:cs="Times New Roman"/>
-        </w:rPr>
-      </w:pPr>
-    </w:p>
-    <w:p>
-      <w:pPr>
-        <w:rPr>
-          <w:rFonts w:ascii="Times New Roman" w:hAnsi="Times New Roman" w:cs="Times New Roman"/>
-        </w:rPr>
-      </w:pPr>
-    </w:p>
-    <w:p>
-      <w:pPr>
-        <w:rPr>
-          <w:rFonts w:ascii="Times New Roman" w:hAnsi="Times New Roman" w:cs="Times New Roman"/>
-        </w:rPr>
-      </w:pPr>
-    </w:p>
-    <w:p>
-      <w:pPr>
-        <w:rPr>
-          <w:rFonts w:ascii="Times New Roman" w:hAnsi="Times New Roman" w:cs="Times New Roman"/>
-        </w:rPr>
-      </w:pPr>
-    </w:p>
-    <w:p>
-      <w:pPr>
-        <w:rPr>
-          <w:rFonts w:ascii="Times New Roman" w:hAnsi="Times New Roman" w:cs="Times New Roman"/>
-        </w:rPr>
-      </w:pPr>
-    </w:p>
-    <w:p>
-      <w:pPr>
-        <w:rPr>
-          <w:rFonts w:ascii="Times New Roman" w:hAnsi="Times New Roman" w:cs="Times New Roman"/>
-        </w:rPr>
-      </w:pPr>
-    </w:p>
-    <w:p>
-      <w:pPr>
-        <w:rPr>
-          <w:rFonts w:ascii="Times New Roman" w:hAnsi="Times New Roman" w:cs="Times New Roman"/>
-        </w:rPr>
-      </w:pPr>
-    </w:p>
-    <w:p>
-      <w:pPr>
-        <w:pStyle w:val="Caption"/>
-        <w:rPr>
-          <w:rFonts w:ascii="Times New Roman" w:hAnsi="Times New Roman" w:cs="Times New Roman"/>
-        </w:rPr>
-      </w:pPr>
-    </w:p>
-    <w:p/>
-    <w:p/>
-    <w:p/>
-    <w:bookmarkStart w:id="67" w:name="_Toc240118824" w:displacedByCustomXml="next"/>
+      <w:r>
+        <w:rPr>
+          <w:rFonts w:ascii="Times New Roman" w:hAnsi="Times New Roman" w:cs="Times New Roman"/>
+        </w:rPr>
+        <w:t xml:space="preserve"> ARCHITECTURE</w:t>
+      </w:r>
+      <w:bookmarkEnd w:id="67"/>
+    </w:p>
+    <w:p>
+      <w:pPr>
+        <w:rPr>
+          <w:rFonts w:ascii="Times New Roman" w:hAnsi="Times New Roman" w:cs="Times New Roman"/>
+          <w:sz w:val="22"/>
+          <w:szCs w:val="22"/>
+        </w:rPr>
+      </w:pPr>
+      <w:r>
+        <w:rPr>
+          <w:rFonts w:ascii="Times New Roman" w:hAnsi="Times New Roman" w:cs="Times New Roman"/>
+          <w:sz w:val="22"/>
+          <w:szCs w:val="22"/>
+        </w:rPr>
+        <w:t>The system is deployed as three independently hosted components. This separation allows the interfaces to be updated without redeploying the prediction service, and allows the database to persist across application restarts.</w:t>
+      </w:r>
+    </w:p>
+    <w:tbl>
+      <w:tblPr>
+        <w:tblW w:w="0" w:type="auto"/>
+        <w:tblBorders>
+          <w:top w:val="single" w:sz="2" w:space="0" w:color="auto"/>
+          <w:left w:val="single" w:sz="2" w:space="0" w:color="auto"/>
+          <w:bottom w:val="single" w:sz="2" w:space="0" w:color="auto"/>
+          <w:right w:val="single" w:sz="2" w:space="0" w:color="auto"/>
+        </w:tblBorders>
+        <w:shd w:val="clear" w:color="auto" w:fill="FFFFFF"/>
+        <w:tblCellMar>
+          <w:left w:w="0" w:type="dxa"/>
+          <w:right w:w="0" w:type="dxa"/>
+        </w:tblCellMar>
+        <w:tblLook w:val="04A0" w:firstRow="1" w:lastRow="0" w:firstColumn="1" w:lastColumn="0" w:noHBand="0" w:noVBand="1"/>
+      </w:tblPr>
+      <w:tblGrid>
+        <w:gridCol w:w="2104"/>
+        <w:gridCol w:w="1059"/>
+        <w:gridCol w:w="4775"/>
+      </w:tblGrid>
+      <w:tr>
+        <w:tc>
+          <w:tcPr>
+            <w:tcW w:w="0" w:type="auto"/>
+            <w:tcBorders>
+              <w:top w:val="single" w:sz="4" w:space="0" w:color="000000"/>
+              <w:left w:val="single" w:sz="4" w:space="0" w:color="000000"/>
+              <w:bottom w:val="single" w:sz="4" w:space="0" w:color="000000"/>
+              <w:right w:val="single" w:sz="4" w:space="0" w:color="000000"/>
+            </w:tcBorders>
+            <w:shd w:val="clear" w:color="auto" w:fill="1F4E79"/>
+            <w:tcMar>
+              <w:top w:w="0" w:type="dxa"/>
+              <w:left w:w="108" w:type="dxa"/>
+              <w:bottom w:w="0" w:type="dxa"/>
+              <w:right w:w="108" w:type="dxa"/>
+            </w:tcMar>
+            <w:vAlign w:val="center"/>
+            <w:hideMark/>
+          </w:tcPr>
+          <w:p>
+            <w:pPr>
+              <w:rPr>
+                <w:rFonts w:ascii="Times New Roman" w:hAnsi="Times New Roman" w:cs="Times New Roman"/>
+                <w:sz w:val="22"/>
+                <w:szCs w:val="22"/>
+              </w:rPr>
+            </w:pPr>
+            <w:r>
+              <w:rPr>
+                <w:rFonts w:ascii="Times New Roman" w:hAnsi="Times New Roman" w:cs="Times New Roman"/>
+                <w:b/>
+                <w:bCs/>
+                <w:sz w:val="22"/>
+                <w:szCs w:val="22"/>
+              </w:rPr>
+              <w:t>Component</w:t>
+            </w:r>
+          </w:p>
+        </w:tc>
+        <w:tc>
+          <w:tcPr>
+            <w:tcW w:w="0" w:type="auto"/>
+            <w:tcBorders>
+              <w:top w:val="single" w:sz="4" w:space="0" w:color="000000"/>
+              <w:left w:val="nil"/>
+              <w:bottom w:val="single" w:sz="4" w:space="0" w:color="000000"/>
+              <w:right w:val="single" w:sz="4" w:space="0" w:color="000000"/>
+            </w:tcBorders>
+            <w:shd w:val="clear" w:color="auto" w:fill="1F4E79"/>
+            <w:tcMar>
+              <w:top w:w="0" w:type="dxa"/>
+              <w:left w:w="108" w:type="dxa"/>
+              <w:bottom w:w="0" w:type="dxa"/>
+              <w:right w:w="108" w:type="dxa"/>
+            </w:tcMar>
+            <w:vAlign w:val="center"/>
+            <w:hideMark/>
+          </w:tcPr>
+          <w:p>
+            <w:pPr>
+              <w:rPr>
+                <w:rFonts w:ascii="Times New Roman" w:hAnsi="Times New Roman" w:cs="Times New Roman"/>
+                <w:sz w:val="22"/>
+                <w:szCs w:val="22"/>
+              </w:rPr>
+            </w:pPr>
+            <w:r>
+              <w:rPr>
+                <w:rFonts w:ascii="Times New Roman" w:hAnsi="Times New Roman" w:cs="Times New Roman"/>
+                <w:b/>
+                <w:bCs/>
+                <w:sz w:val="22"/>
+                <w:szCs w:val="22"/>
+              </w:rPr>
+              <w:t>Platform</w:t>
+            </w:r>
+          </w:p>
+        </w:tc>
+        <w:tc>
+          <w:tcPr>
+            <w:tcW w:w="0" w:type="auto"/>
+            <w:tcBorders>
+              <w:top w:val="single" w:sz="4" w:space="0" w:color="000000"/>
+              <w:left w:val="nil"/>
+              <w:bottom w:val="single" w:sz="4" w:space="0" w:color="000000"/>
+              <w:right w:val="single" w:sz="4" w:space="0" w:color="000000"/>
+            </w:tcBorders>
+            <w:shd w:val="clear" w:color="auto" w:fill="1F4E79"/>
+            <w:tcMar>
+              <w:top w:w="0" w:type="dxa"/>
+              <w:left w:w="108" w:type="dxa"/>
+              <w:bottom w:w="0" w:type="dxa"/>
+              <w:right w:w="108" w:type="dxa"/>
+            </w:tcMar>
+            <w:vAlign w:val="center"/>
+            <w:hideMark/>
+          </w:tcPr>
+          <w:p>
+            <w:pPr>
+              <w:rPr>
+                <w:rFonts w:ascii="Times New Roman" w:hAnsi="Times New Roman" w:cs="Times New Roman"/>
+                <w:sz w:val="22"/>
+                <w:szCs w:val="22"/>
+              </w:rPr>
+            </w:pPr>
+            <w:r>
+              <w:rPr>
+                <w:rFonts w:ascii="Times New Roman" w:hAnsi="Times New Roman" w:cs="Times New Roman"/>
+                <w:b/>
+                <w:bCs/>
+                <w:sz w:val="22"/>
+                <w:szCs w:val="22"/>
+              </w:rPr>
+              <w:t>Purpose</w:t>
+            </w:r>
+          </w:p>
+        </w:tc>
+      </w:tr>
+      <w:tr>
+        <w:tc>
+          <w:tcPr>
+            <w:tcW w:w="0" w:type="auto"/>
+            <w:tcBorders>
+              <w:top w:val="nil"/>
+              <w:left w:val="single" w:sz="4" w:space="0" w:color="000000"/>
+              <w:bottom w:val="single" w:sz="4" w:space="0" w:color="000000"/>
+              <w:right w:val="single" w:sz="4" w:space="0" w:color="000000"/>
+            </w:tcBorders>
+            <w:shd w:val="clear" w:color="auto" w:fill="F3F6F9"/>
+            <w:tcMar>
+              <w:top w:w="0" w:type="dxa"/>
+              <w:left w:w="108" w:type="dxa"/>
+              <w:bottom w:w="0" w:type="dxa"/>
+              <w:right w:w="108" w:type="dxa"/>
+            </w:tcMar>
+            <w:vAlign w:val="center"/>
+            <w:hideMark/>
+          </w:tcPr>
+          <w:p>
+            <w:pPr>
+              <w:rPr>
+                <w:rFonts w:ascii="Times New Roman" w:hAnsi="Times New Roman" w:cs="Times New Roman"/>
+                <w:sz w:val="22"/>
+                <w:szCs w:val="22"/>
+              </w:rPr>
+            </w:pPr>
+            <w:r>
+              <w:rPr>
+                <w:rFonts w:ascii="Times New Roman" w:hAnsi="Times New Roman" w:cs="Times New Roman"/>
+                <w:sz w:val="22"/>
+                <w:szCs w:val="22"/>
+              </w:rPr>
+              <w:t>PostgreSQL database</w:t>
+            </w:r>
+          </w:p>
+        </w:tc>
+        <w:tc>
+          <w:tcPr>
+            <w:tcW w:w="0" w:type="auto"/>
+            <w:tcBorders>
+              <w:top w:val="nil"/>
+              <w:left w:val="nil"/>
+              <w:bottom w:val="single" w:sz="4" w:space="0" w:color="000000"/>
+              <w:right w:val="single" w:sz="4" w:space="0" w:color="000000"/>
+            </w:tcBorders>
+            <w:shd w:val="clear" w:color="auto" w:fill="F3F6F9"/>
+            <w:tcMar>
+              <w:top w:w="0" w:type="dxa"/>
+              <w:left w:w="108" w:type="dxa"/>
+              <w:bottom w:w="0" w:type="dxa"/>
+              <w:right w:w="108" w:type="dxa"/>
+            </w:tcMar>
+            <w:vAlign w:val="center"/>
+            <w:hideMark/>
+          </w:tcPr>
+          <w:p>
+            <w:pPr>
+              <w:rPr>
+                <w:rFonts w:ascii="Times New Roman" w:hAnsi="Times New Roman" w:cs="Times New Roman"/>
+                <w:sz w:val="22"/>
+                <w:szCs w:val="22"/>
+              </w:rPr>
+            </w:pPr>
+            <w:r>
+              <w:rPr>
+                <w:rFonts w:ascii="Times New Roman" w:hAnsi="Times New Roman" w:cs="Times New Roman"/>
+                <w:sz w:val="22"/>
+                <w:szCs w:val="22"/>
+              </w:rPr>
+              <w:t>Render</w:t>
+            </w:r>
+          </w:p>
+        </w:tc>
+        <w:tc>
+          <w:tcPr>
+            <w:tcW w:w="0" w:type="auto"/>
+            <w:tcBorders>
+              <w:top w:val="nil"/>
+              <w:left w:val="nil"/>
+              <w:bottom w:val="single" w:sz="4" w:space="0" w:color="000000"/>
+              <w:right w:val="single" w:sz="4" w:space="0" w:color="000000"/>
+            </w:tcBorders>
+            <w:shd w:val="clear" w:color="auto" w:fill="F3F6F9"/>
+            <w:tcMar>
+              <w:top w:w="0" w:type="dxa"/>
+              <w:left w:w="108" w:type="dxa"/>
+              <w:bottom w:w="0" w:type="dxa"/>
+              <w:right w:w="108" w:type="dxa"/>
+            </w:tcMar>
+            <w:vAlign w:val="center"/>
+            <w:hideMark/>
+          </w:tcPr>
+          <w:p>
+            <w:pPr>
+              <w:rPr>
+                <w:rFonts w:ascii="Times New Roman" w:hAnsi="Times New Roman" w:cs="Times New Roman"/>
+                <w:sz w:val="22"/>
+                <w:szCs w:val="22"/>
+              </w:rPr>
+            </w:pPr>
+            <w:r>
+              <w:rPr>
+                <w:rFonts w:ascii="Times New Roman" w:hAnsi="Times New Roman" w:cs="Times New Roman"/>
+                <w:sz w:val="22"/>
+                <w:szCs w:val="22"/>
+              </w:rPr>
+              <w:t>Stores referred review cases and the audit trail</w:t>
+            </w:r>
+          </w:p>
+        </w:tc>
+      </w:tr>
+      <w:tr>
+        <w:tc>
+          <w:tcPr>
+            <w:tcW w:w="0" w:type="auto"/>
+            <w:tcBorders>
+              <w:top w:val="nil"/>
+              <w:left w:val="single" w:sz="4" w:space="0" w:color="000000"/>
+              <w:bottom w:val="single" w:sz="4" w:space="0" w:color="000000"/>
+              <w:right w:val="single" w:sz="4" w:space="0" w:color="000000"/>
+            </w:tcBorders>
+            <w:shd w:val="clear" w:color="auto" w:fill="FFFFFF"/>
+            <w:tcMar>
+              <w:top w:w="0" w:type="dxa"/>
+              <w:left w:w="108" w:type="dxa"/>
+              <w:bottom w:w="0" w:type="dxa"/>
+              <w:right w:w="108" w:type="dxa"/>
+            </w:tcMar>
+            <w:vAlign w:val="center"/>
+            <w:hideMark/>
+          </w:tcPr>
+          <w:p>
+            <w:pPr>
+              <w:rPr>
+                <w:rFonts w:ascii="Times New Roman" w:hAnsi="Times New Roman" w:cs="Times New Roman"/>
+                <w:sz w:val="22"/>
+                <w:szCs w:val="22"/>
+              </w:rPr>
+            </w:pPr>
+            <w:r>
+              <w:rPr>
+                <w:rFonts w:ascii="Times New Roman" w:hAnsi="Times New Roman" w:cs="Times New Roman"/>
+                <w:sz w:val="22"/>
+                <w:szCs w:val="22"/>
+              </w:rPr>
+              <w:t>API service</w:t>
+            </w:r>
+          </w:p>
+        </w:tc>
+        <w:tc>
+          <w:tcPr>
+            <w:tcW w:w="0" w:type="auto"/>
+            <w:tcBorders>
+              <w:top w:val="nil"/>
+              <w:left w:val="nil"/>
+              <w:bottom w:val="single" w:sz="4" w:space="0" w:color="000000"/>
+              <w:right w:val="single" w:sz="4" w:space="0" w:color="000000"/>
+            </w:tcBorders>
+            <w:shd w:val="clear" w:color="auto" w:fill="FFFFFF"/>
+            <w:tcMar>
+              <w:top w:w="0" w:type="dxa"/>
+              <w:left w:w="108" w:type="dxa"/>
+              <w:bottom w:w="0" w:type="dxa"/>
+              <w:right w:w="108" w:type="dxa"/>
+            </w:tcMar>
+            <w:vAlign w:val="center"/>
+            <w:hideMark/>
+          </w:tcPr>
+          <w:p>
+            <w:pPr>
+              <w:rPr>
+                <w:rFonts w:ascii="Times New Roman" w:hAnsi="Times New Roman" w:cs="Times New Roman"/>
+                <w:sz w:val="22"/>
+                <w:szCs w:val="22"/>
+              </w:rPr>
+            </w:pPr>
+            <w:r>
+              <w:rPr>
+                <w:rFonts w:ascii="Times New Roman" w:hAnsi="Times New Roman" w:cs="Times New Roman"/>
+                <w:sz w:val="22"/>
+                <w:szCs w:val="22"/>
+              </w:rPr>
+              <w:t>Render</w:t>
+            </w:r>
+          </w:p>
+        </w:tc>
+        <w:tc>
+          <w:tcPr>
+            <w:tcW w:w="0" w:type="auto"/>
+            <w:tcBorders>
+              <w:top w:val="nil"/>
+              <w:left w:val="nil"/>
+              <w:bottom w:val="single" w:sz="4" w:space="0" w:color="000000"/>
+              <w:right w:val="single" w:sz="4" w:space="0" w:color="000000"/>
+            </w:tcBorders>
+            <w:shd w:val="clear" w:color="auto" w:fill="FFFFFF"/>
+            <w:tcMar>
+              <w:top w:w="0" w:type="dxa"/>
+              <w:left w:w="108" w:type="dxa"/>
+              <w:bottom w:w="0" w:type="dxa"/>
+              <w:right w:w="108" w:type="dxa"/>
+            </w:tcMar>
+            <w:vAlign w:val="center"/>
+            <w:hideMark/>
+          </w:tcPr>
+          <w:p>
+            <w:pPr>
+              <w:rPr>
+                <w:rFonts w:ascii="Times New Roman" w:hAnsi="Times New Roman" w:cs="Times New Roman"/>
+                <w:sz w:val="22"/>
+                <w:szCs w:val="22"/>
+              </w:rPr>
+            </w:pPr>
+            <w:r>
+              <w:rPr>
+                <w:rFonts w:ascii="Times New Roman" w:hAnsi="Times New Roman" w:cs="Times New Roman"/>
+                <w:sz w:val="22"/>
+                <w:szCs w:val="22"/>
+              </w:rPr>
+              <w:t>Hosts the assessment pipeline and review endpoints</w:t>
+            </w:r>
+          </w:p>
+        </w:tc>
+      </w:tr>
+      <w:tr>
+        <w:tc>
+          <w:tcPr>
+            <w:tcW w:w="0" w:type="auto"/>
+            <w:tcBorders>
+              <w:top w:val="nil"/>
+              <w:left w:val="single" w:sz="4" w:space="0" w:color="000000"/>
+              <w:bottom w:val="single" w:sz="4" w:space="0" w:color="000000"/>
+              <w:right w:val="single" w:sz="4" w:space="0" w:color="000000"/>
+            </w:tcBorders>
+            <w:shd w:val="clear" w:color="auto" w:fill="F3F6F9"/>
+            <w:tcMar>
+              <w:top w:w="0" w:type="dxa"/>
+              <w:left w:w="108" w:type="dxa"/>
+              <w:bottom w:w="0" w:type="dxa"/>
+              <w:right w:w="108" w:type="dxa"/>
+            </w:tcMar>
+            <w:vAlign w:val="center"/>
+            <w:hideMark/>
+          </w:tcPr>
+          <w:p>
+            <w:pPr>
+              <w:rPr>
+                <w:rFonts w:ascii="Times New Roman" w:hAnsi="Times New Roman" w:cs="Times New Roman"/>
+                <w:sz w:val="22"/>
+                <w:szCs w:val="22"/>
+              </w:rPr>
+            </w:pPr>
+            <w:r>
+              <w:rPr>
+                <w:rFonts w:ascii="Times New Roman" w:hAnsi="Times New Roman" w:cs="Times New Roman"/>
+                <w:sz w:val="22"/>
+                <w:szCs w:val="22"/>
+              </w:rPr>
+              <w:t>Job seeker interface</w:t>
+            </w:r>
+          </w:p>
+        </w:tc>
+        <w:tc>
+          <w:tcPr>
+            <w:tcW w:w="0" w:type="auto"/>
+            <w:tcBorders>
+              <w:top w:val="nil"/>
+              <w:left w:val="nil"/>
+              <w:bottom w:val="single" w:sz="4" w:space="0" w:color="000000"/>
+              <w:right w:val="single" w:sz="4" w:space="0" w:color="000000"/>
+            </w:tcBorders>
+            <w:shd w:val="clear" w:color="auto" w:fill="F3F6F9"/>
+            <w:tcMar>
+              <w:top w:w="0" w:type="dxa"/>
+              <w:left w:w="108" w:type="dxa"/>
+              <w:bottom w:w="0" w:type="dxa"/>
+              <w:right w:w="108" w:type="dxa"/>
+            </w:tcMar>
+            <w:vAlign w:val="center"/>
+            <w:hideMark/>
+          </w:tcPr>
+          <w:p>
+            <w:pPr>
+              <w:rPr>
+                <w:rFonts w:ascii="Times New Roman" w:hAnsi="Times New Roman" w:cs="Times New Roman"/>
+                <w:sz w:val="22"/>
+                <w:szCs w:val="22"/>
+              </w:rPr>
+            </w:pPr>
+            <w:proofErr w:type="spellStart"/>
+            <w:r>
+              <w:rPr>
+                <w:rFonts w:ascii="Times New Roman" w:hAnsi="Times New Roman" w:cs="Times New Roman"/>
+                <w:sz w:val="22"/>
+                <w:szCs w:val="22"/>
+              </w:rPr>
+              <w:t>Vercel</w:t>
+            </w:r>
+            <w:proofErr w:type="spellEnd"/>
+          </w:p>
+        </w:tc>
+        <w:tc>
+          <w:tcPr>
+            <w:tcW w:w="0" w:type="auto"/>
+            <w:tcBorders>
+              <w:top w:val="nil"/>
+              <w:left w:val="nil"/>
+              <w:bottom w:val="single" w:sz="4" w:space="0" w:color="000000"/>
+              <w:right w:val="single" w:sz="4" w:space="0" w:color="000000"/>
+            </w:tcBorders>
+            <w:shd w:val="clear" w:color="auto" w:fill="F3F6F9"/>
+            <w:tcMar>
+              <w:top w:w="0" w:type="dxa"/>
+              <w:left w:w="108" w:type="dxa"/>
+              <w:bottom w:w="0" w:type="dxa"/>
+              <w:right w:w="108" w:type="dxa"/>
+            </w:tcMar>
+            <w:vAlign w:val="center"/>
+            <w:hideMark/>
+          </w:tcPr>
+          <w:p>
+            <w:pPr>
+              <w:rPr>
+                <w:rFonts w:ascii="Times New Roman" w:hAnsi="Times New Roman" w:cs="Times New Roman"/>
+                <w:sz w:val="22"/>
+                <w:szCs w:val="22"/>
+              </w:rPr>
+            </w:pPr>
+            <w:r>
+              <w:rPr>
+                <w:rFonts w:ascii="Times New Roman" w:hAnsi="Times New Roman" w:cs="Times New Roman"/>
+                <w:sz w:val="22"/>
+                <w:szCs w:val="22"/>
+              </w:rPr>
+              <w:t>Public web interface for submitting listings</w:t>
+            </w:r>
+          </w:p>
+        </w:tc>
+      </w:tr>
+    </w:tbl>
+    <w:p>
+      <w:pPr>
+        <w:rPr>
+          <w:rFonts w:ascii="Times New Roman" w:hAnsi="Times New Roman" w:cs="Times New Roman"/>
+          <w:sz w:val="22"/>
+          <w:szCs w:val="22"/>
+        </w:rPr>
+      </w:pPr>
+      <w:r>
+        <w:rPr>
+          <w:rFonts w:ascii="Times New Roman" w:hAnsi="Times New Roman" w:cs="Times New Roman"/>
+          <w:sz w:val="22"/>
+          <w:szCs w:val="22"/>
+        </w:rPr>
+        <w:t>The API is the only component that communicates with the database. Both interfaces communicate exclusively with the API, which means the job seeker interface and the government dashboard read and write the same case records without any direct integration between them.</w:t>
+      </w:r>
+    </w:p>
+    <w:p>
+      <w:pPr>
+        <w:pStyle w:val="Heading2"/>
+        <w:rPr>
+          <w:rFonts w:ascii="Times New Roman" w:hAnsi="Times New Roman" w:cs="Times New Roman"/>
+        </w:rPr>
+      </w:pPr>
+      <w:bookmarkStart w:id="68" w:name="_Toc240295661"/>
+      <w:r>
+        <w:rPr>
+          <w:rFonts w:ascii="Times New Roman" w:hAnsi="Times New Roman" w:cs="Times New Roman"/>
+        </w:rPr>
+        <w:lastRenderedPageBreak/>
+        <w:t>6.2 LIVE DEPLOYMENT</w:t>
+      </w:r>
+      <w:bookmarkEnd w:id="68"/>
+    </w:p>
+    <w:tbl>
+      <w:tblPr>
+        <w:tblW w:w="0" w:type="auto"/>
+        <w:tblBorders>
+          <w:top w:val="single" w:sz="2" w:space="0" w:color="auto"/>
+          <w:left w:val="single" w:sz="2" w:space="0" w:color="auto"/>
+          <w:bottom w:val="single" w:sz="2" w:space="0" w:color="auto"/>
+          <w:right w:val="single" w:sz="2" w:space="0" w:color="auto"/>
+        </w:tblBorders>
+        <w:shd w:val="clear" w:color="auto" w:fill="FFFFFF"/>
+        <w:tblCellMar>
+          <w:left w:w="0" w:type="dxa"/>
+          <w:right w:w="0" w:type="dxa"/>
+        </w:tblCellMar>
+        <w:tblLook w:val="04A0" w:firstRow="1" w:lastRow="0" w:firstColumn="1" w:lastColumn="0" w:noHBand="0" w:noVBand="1"/>
+      </w:tblPr>
+      <w:tblGrid>
+        <w:gridCol w:w="2929"/>
+        <w:gridCol w:w="4212"/>
+      </w:tblGrid>
+      <w:tr>
+        <w:tc>
+          <w:tcPr>
+            <w:tcW w:w="0" w:type="auto"/>
+            <w:tcBorders>
+              <w:top w:val="single" w:sz="4" w:space="0" w:color="000000"/>
+              <w:left w:val="single" w:sz="4" w:space="0" w:color="000000"/>
+              <w:bottom w:val="single" w:sz="4" w:space="0" w:color="000000"/>
+              <w:right w:val="single" w:sz="4" w:space="0" w:color="000000"/>
+            </w:tcBorders>
+            <w:shd w:val="clear" w:color="auto" w:fill="1F4E79"/>
+            <w:tcMar>
+              <w:top w:w="0" w:type="dxa"/>
+              <w:left w:w="108" w:type="dxa"/>
+              <w:bottom w:w="0" w:type="dxa"/>
+              <w:right w:w="108" w:type="dxa"/>
+            </w:tcMar>
+            <w:vAlign w:val="center"/>
+            <w:hideMark/>
+          </w:tcPr>
+          <w:p>
+            <w:pPr>
+              <w:rPr>
+                <w:rFonts w:ascii="Times New Roman" w:hAnsi="Times New Roman" w:cs="Times New Roman"/>
+                <w:sz w:val="22"/>
+                <w:szCs w:val="22"/>
+              </w:rPr>
+            </w:pPr>
+            <w:r>
+              <w:rPr>
+                <w:rFonts w:ascii="Times New Roman" w:hAnsi="Times New Roman" w:cs="Times New Roman"/>
+                <w:b/>
+                <w:bCs/>
+                <w:sz w:val="22"/>
+                <w:szCs w:val="22"/>
+              </w:rPr>
+              <w:t>Component</w:t>
+            </w:r>
+          </w:p>
+        </w:tc>
+        <w:tc>
+          <w:tcPr>
+            <w:tcW w:w="0" w:type="auto"/>
+            <w:tcBorders>
+              <w:top w:val="single" w:sz="4" w:space="0" w:color="000000"/>
+              <w:left w:val="nil"/>
+              <w:bottom w:val="single" w:sz="4" w:space="0" w:color="000000"/>
+              <w:right w:val="single" w:sz="4" w:space="0" w:color="000000"/>
+            </w:tcBorders>
+            <w:shd w:val="clear" w:color="auto" w:fill="1F4E79"/>
+            <w:tcMar>
+              <w:top w:w="0" w:type="dxa"/>
+              <w:left w:w="108" w:type="dxa"/>
+              <w:bottom w:w="0" w:type="dxa"/>
+              <w:right w:w="108" w:type="dxa"/>
+            </w:tcMar>
+            <w:vAlign w:val="center"/>
+            <w:hideMark/>
+          </w:tcPr>
+          <w:p>
+            <w:pPr>
+              <w:rPr>
+                <w:rFonts w:ascii="Times New Roman" w:hAnsi="Times New Roman" w:cs="Times New Roman"/>
+                <w:sz w:val="22"/>
+                <w:szCs w:val="22"/>
+              </w:rPr>
+            </w:pPr>
+            <w:r>
+              <w:rPr>
+                <w:rFonts w:ascii="Times New Roman" w:hAnsi="Times New Roman" w:cs="Times New Roman"/>
+                <w:b/>
+                <w:bCs/>
+                <w:sz w:val="22"/>
+                <w:szCs w:val="22"/>
+              </w:rPr>
+              <w:t>URL</w:t>
+            </w:r>
+          </w:p>
+        </w:tc>
+      </w:tr>
+      <w:tr>
+        <w:tc>
+          <w:tcPr>
+            <w:tcW w:w="0" w:type="auto"/>
+            <w:tcBorders>
+              <w:top w:val="nil"/>
+              <w:left w:val="single" w:sz="4" w:space="0" w:color="000000"/>
+              <w:bottom w:val="single" w:sz="4" w:space="0" w:color="000000"/>
+              <w:right w:val="single" w:sz="4" w:space="0" w:color="000000"/>
+            </w:tcBorders>
+            <w:shd w:val="clear" w:color="auto" w:fill="F3F6F9"/>
+            <w:tcMar>
+              <w:top w:w="0" w:type="dxa"/>
+              <w:left w:w="108" w:type="dxa"/>
+              <w:bottom w:w="0" w:type="dxa"/>
+              <w:right w:w="108" w:type="dxa"/>
+            </w:tcMar>
+            <w:vAlign w:val="center"/>
+            <w:hideMark/>
+          </w:tcPr>
+          <w:p>
+            <w:pPr>
+              <w:rPr>
+                <w:rFonts w:ascii="Times New Roman" w:hAnsi="Times New Roman" w:cs="Times New Roman"/>
+                <w:sz w:val="22"/>
+                <w:szCs w:val="22"/>
+              </w:rPr>
+            </w:pPr>
+            <w:r>
+              <w:rPr>
+                <w:rFonts w:ascii="Times New Roman" w:hAnsi="Times New Roman" w:cs="Times New Roman"/>
+                <w:sz w:val="22"/>
+                <w:szCs w:val="22"/>
+              </w:rPr>
+              <w:t>Job seeker interface</w:t>
+            </w:r>
+          </w:p>
+        </w:tc>
+        <w:tc>
+          <w:tcPr>
+            <w:tcW w:w="0" w:type="auto"/>
+            <w:tcBorders>
+              <w:top w:val="nil"/>
+              <w:left w:val="nil"/>
+              <w:bottom w:val="single" w:sz="4" w:space="0" w:color="000000"/>
+              <w:right w:val="single" w:sz="4" w:space="0" w:color="000000"/>
+            </w:tcBorders>
+            <w:shd w:val="clear" w:color="auto" w:fill="F3F6F9"/>
+            <w:tcMar>
+              <w:top w:w="0" w:type="dxa"/>
+              <w:left w:w="108" w:type="dxa"/>
+              <w:bottom w:w="0" w:type="dxa"/>
+              <w:right w:w="108" w:type="dxa"/>
+            </w:tcMar>
+            <w:vAlign w:val="center"/>
+            <w:hideMark/>
+          </w:tcPr>
+          <w:p>
+            <w:pPr>
+              <w:rPr>
+                <w:rFonts w:ascii="Times New Roman" w:hAnsi="Times New Roman" w:cs="Times New Roman"/>
+                <w:sz w:val="22"/>
+                <w:szCs w:val="22"/>
+              </w:rPr>
+            </w:pPr>
+            <w:r>
+              <w:rPr>
+                <w:rFonts w:ascii="Times New Roman" w:hAnsi="Times New Roman" w:cs="Times New Roman"/>
+                <w:sz w:val="22"/>
+                <w:szCs w:val="22"/>
+              </w:rPr>
+              <w:t>https://job-scam-detection-five.vercel.app</w:t>
+            </w:r>
+          </w:p>
+        </w:tc>
+      </w:tr>
+      <w:tr>
+        <w:tc>
+          <w:tcPr>
+            <w:tcW w:w="0" w:type="auto"/>
+            <w:tcBorders>
+              <w:top w:val="nil"/>
+              <w:left w:val="single" w:sz="4" w:space="0" w:color="000000"/>
+              <w:bottom w:val="single" w:sz="4" w:space="0" w:color="000000"/>
+              <w:right w:val="single" w:sz="4" w:space="0" w:color="000000"/>
+            </w:tcBorders>
+            <w:shd w:val="clear" w:color="auto" w:fill="FFFFFF"/>
+            <w:tcMar>
+              <w:top w:w="0" w:type="dxa"/>
+              <w:left w:w="108" w:type="dxa"/>
+              <w:bottom w:w="0" w:type="dxa"/>
+              <w:right w:w="108" w:type="dxa"/>
+            </w:tcMar>
+            <w:vAlign w:val="center"/>
+            <w:hideMark/>
+          </w:tcPr>
+          <w:p>
+            <w:pPr>
+              <w:rPr>
+                <w:rFonts w:ascii="Times New Roman" w:hAnsi="Times New Roman" w:cs="Times New Roman"/>
+                <w:sz w:val="22"/>
+                <w:szCs w:val="22"/>
+              </w:rPr>
+            </w:pPr>
+            <w:r>
+              <w:rPr>
+                <w:rFonts w:ascii="Times New Roman" w:hAnsi="Times New Roman" w:cs="Times New Roman"/>
+                <w:sz w:val="22"/>
+                <w:szCs w:val="22"/>
+              </w:rPr>
+              <w:t>API service</w:t>
+            </w:r>
+          </w:p>
+        </w:tc>
+        <w:tc>
+          <w:tcPr>
+            <w:tcW w:w="0" w:type="auto"/>
+            <w:tcBorders>
+              <w:top w:val="nil"/>
+              <w:left w:val="nil"/>
+              <w:bottom w:val="single" w:sz="4" w:space="0" w:color="000000"/>
+              <w:right w:val="single" w:sz="4" w:space="0" w:color="000000"/>
+            </w:tcBorders>
+            <w:shd w:val="clear" w:color="auto" w:fill="FFFFFF"/>
+            <w:tcMar>
+              <w:top w:w="0" w:type="dxa"/>
+              <w:left w:w="108" w:type="dxa"/>
+              <w:bottom w:w="0" w:type="dxa"/>
+              <w:right w:w="108" w:type="dxa"/>
+            </w:tcMar>
+            <w:vAlign w:val="center"/>
+            <w:hideMark/>
+          </w:tcPr>
+          <w:p>
+            <w:pPr>
+              <w:rPr>
+                <w:rFonts w:ascii="Times New Roman" w:hAnsi="Times New Roman" w:cs="Times New Roman"/>
+                <w:sz w:val="22"/>
+                <w:szCs w:val="22"/>
+              </w:rPr>
+            </w:pPr>
+            <w:r>
+              <w:rPr>
+                <w:rFonts w:ascii="Times New Roman" w:hAnsi="Times New Roman" w:cs="Times New Roman"/>
+                <w:sz w:val="22"/>
+                <w:szCs w:val="22"/>
+              </w:rPr>
+              <w:t>https://job-scam-api-vbc3.onrender.com</w:t>
+            </w:r>
+          </w:p>
+        </w:tc>
+      </w:tr>
+      <w:tr>
+        <w:tc>
+          <w:tcPr>
+            <w:tcW w:w="0" w:type="auto"/>
+            <w:tcBorders>
+              <w:top w:val="nil"/>
+              <w:left w:val="single" w:sz="4" w:space="0" w:color="000000"/>
+              <w:bottom w:val="single" w:sz="4" w:space="0" w:color="000000"/>
+              <w:right w:val="single" w:sz="4" w:space="0" w:color="000000"/>
+            </w:tcBorders>
+            <w:shd w:val="clear" w:color="auto" w:fill="F3F6F9"/>
+            <w:tcMar>
+              <w:top w:w="0" w:type="dxa"/>
+              <w:left w:w="108" w:type="dxa"/>
+              <w:bottom w:w="0" w:type="dxa"/>
+              <w:right w:w="108" w:type="dxa"/>
+            </w:tcMar>
+            <w:vAlign w:val="center"/>
+            <w:hideMark/>
+          </w:tcPr>
+          <w:p>
+            <w:pPr>
+              <w:rPr>
+                <w:rFonts w:ascii="Times New Roman" w:hAnsi="Times New Roman" w:cs="Times New Roman"/>
+                <w:sz w:val="22"/>
+                <w:szCs w:val="22"/>
+              </w:rPr>
+            </w:pPr>
+            <w:r>
+              <w:rPr>
+                <w:rFonts w:ascii="Times New Roman" w:hAnsi="Times New Roman" w:cs="Times New Roman"/>
+                <w:sz w:val="22"/>
+                <w:szCs w:val="22"/>
+              </w:rPr>
+              <w:t>Interactive API documentation</w:t>
+            </w:r>
+          </w:p>
+        </w:tc>
+        <w:tc>
+          <w:tcPr>
+            <w:tcW w:w="0" w:type="auto"/>
+            <w:tcBorders>
+              <w:top w:val="nil"/>
+              <w:left w:val="nil"/>
+              <w:bottom w:val="single" w:sz="4" w:space="0" w:color="000000"/>
+              <w:right w:val="single" w:sz="4" w:space="0" w:color="000000"/>
+            </w:tcBorders>
+            <w:shd w:val="clear" w:color="auto" w:fill="F3F6F9"/>
+            <w:tcMar>
+              <w:top w:w="0" w:type="dxa"/>
+              <w:left w:w="108" w:type="dxa"/>
+              <w:bottom w:w="0" w:type="dxa"/>
+              <w:right w:w="108" w:type="dxa"/>
+            </w:tcMar>
+            <w:vAlign w:val="center"/>
+            <w:hideMark/>
+          </w:tcPr>
+          <w:p>
+            <w:pPr>
+              <w:rPr>
+                <w:rFonts w:ascii="Times New Roman" w:hAnsi="Times New Roman" w:cs="Times New Roman"/>
+                <w:sz w:val="22"/>
+                <w:szCs w:val="22"/>
+              </w:rPr>
+            </w:pPr>
+            <w:r>
+              <w:rPr>
+                <w:rFonts w:ascii="Times New Roman" w:hAnsi="Times New Roman" w:cs="Times New Roman"/>
+                <w:sz w:val="22"/>
+                <w:szCs w:val="22"/>
+              </w:rPr>
+              <w:t>https://job-scam-api-vbc3.onrender.com/docs</w:t>
+            </w:r>
+          </w:p>
+        </w:tc>
+      </w:tr>
+    </w:tbl>
+    <w:p>
+      <w:pPr>
+        <w:rPr>
+          <w:rFonts w:ascii="Times New Roman" w:hAnsi="Times New Roman" w:cs="Times New Roman"/>
+        </w:rPr>
+      </w:pPr>
+    </w:p>
+    <w:p>
+      <w:pPr>
+        <w:pStyle w:val="Heading2"/>
+        <w:rPr>
+          <w:rFonts w:ascii="Times New Roman" w:hAnsi="Times New Roman" w:cs="Times New Roman"/>
+        </w:rPr>
+      </w:pPr>
+      <w:bookmarkStart w:id="69" w:name="_Toc240295662"/>
+      <w:r>
+        <w:rPr>
+          <w:rFonts w:ascii="Times New Roman" w:hAnsi="Times New Roman" w:cs="Times New Roman"/>
+        </w:rPr>
+        <w:t>6.3 INFRUSTRUCTURE CONFIGURATION</w:t>
+      </w:r>
+      <w:bookmarkEnd w:id="69"/>
+    </w:p>
+    <w:p>
+      <w:pPr>
+        <w:rPr>
+          <w:rFonts w:ascii="Times New Roman" w:hAnsi="Times New Roman" w:cs="Times New Roman"/>
+          <w:sz w:val="22"/>
+          <w:szCs w:val="22"/>
+        </w:rPr>
+      </w:pPr>
+      <w:r>
+        <w:rPr>
+          <w:rFonts w:ascii="Times New Roman" w:hAnsi="Times New Roman" w:cs="Times New Roman"/>
+          <w:sz w:val="22"/>
+          <w:szCs w:val="22"/>
+        </w:rPr>
+        <w:t xml:space="preserve">Infrastructure is defined declaratively in </w:t>
+      </w:r>
+      <w:proofErr w:type="spellStart"/>
+      <w:proofErr w:type="gramStart"/>
+      <w:r>
+        <w:rPr>
+          <w:rFonts w:ascii="Times New Roman" w:hAnsi="Times New Roman" w:cs="Times New Roman"/>
+          <w:sz w:val="22"/>
+          <w:szCs w:val="22"/>
+        </w:rPr>
+        <w:t>render.yaml</w:t>
+      </w:r>
+      <w:proofErr w:type="spellEnd"/>
+      <w:proofErr w:type="gramEnd"/>
+      <w:r>
+        <w:rPr>
+          <w:rFonts w:ascii="Times New Roman" w:hAnsi="Times New Roman" w:cs="Times New Roman"/>
+          <w:sz w:val="22"/>
+          <w:szCs w:val="22"/>
+        </w:rPr>
+        <w:t xml:space="preserve"> at the repository root, which specifies the web service, the PostgreSQL instance, the Python runtime version, the build and start commands, and the health check path. Committing this configuration to version control means the deployment can be reproduced from the repository rather than reconstructed from manual dashboard settings.</w:t>
+      </w:r>
+    </w:p>
+    <w:p>
+      <w:pPr>
+        <w:rPr>
+          <w:rFonts w:ascii="Times New Roman" w:hAnsi="Times New Roman" w:cs="Times New Roman"/>
+          <w:sz w:val="22"/>
+          <w:szCs w:val="22"/>
+        </w:rPr>
+      </w:pPr>
+      <w:r>
+        <w:rPr>
+          <w:rFonts w:ascii="Times New Roman" w:hAnsi="Times New Roman" w:cs="Times New Roman"/>
+          <w:sz w:val="22"/>
+          <w:szCs w:val="22"/>
+        </w:rPr>
+        <w:t>PostgreSQL was selected over SQLite for deployment because Render's filesystem is ephemeral. A file-based database would be discarded on every restart and every redeployment, taking all referred cases with it, and the government dashboard would show an empty queue after any deployment</w:t>
+      </w:r>
+      <w:r>
+        <w:rPr>
+          <w:rFonts w:ascii="Times New Roman" w:hAnsi="Times New Roman" w:cs="Times New Roman"/>
+          <w:sz w:val="22"/>
+          <w:szCs w:val="22"/>
+        </w:rPr>
+        <w:t>.</w:t>
+      </w:r>
+    </w:p>
+    <w:p>
+      <w:pPr>
+        <w:pStyle w:val="Heading2"/>
+        <w:rPr>
+          <w:rFonts w:ascii="Times New Roman" w:hAnsi="Times New Roman" w:cs="Times New Roman"/>
+        </w:rPr>
+      </w:pPr>
+      <w:bookmarkStart w:id="70" w:name="_Toc240295663"/>
+      <w:r>
+        <w:rPr>
+          <w:rFonts w:ascii="Times New Roman" w:hAnsi="Times New Roman" w:cs="Times New Roman"/>
+        </w:rPr>
+        <w:t>6.4 ENVIRONMENT CONFIGURATION</w:t>
+      </w:r>
+      <w:bookmarkEnd w:id="70"/>
+    </w:p>
+    <w:tbl>
+      <w:tblPr>
+        <w:tblW w:w="0" w:type="auto"/>
+        <w:tblBorders>
+          <w:top w:val="single" w:sz="2" w:space="0" w:color="auto"/>
+          <w:left w:val="single" w:sz="2" w:space="0" w:color="auto"/>
+          <w:bottom w:val="single" w:sz="2" w:space="0" w:color="auto"/>
+          <w:right w:val="single" w:sz="2" w:space="0" w:color="auto"/>
+        </w:tblBorders>
+        <w:shd w:val="clear" w:color="auto" w:fill="FFFFFF"/>
+        <w:tblCellMar>
+          <w:left w:w="0" w:type="dxa"/>
+          <w:right w:w="0" w:type="dxa"/>
+        </w:tblCellMar>
+        <w:tblLook w:val="04A0" w:firstRow="1" w:lastRow="0" w:firstColumn="1" w:lastColumn="0" w:noHBand="0" w:noVBand="1"/>
+      </w:tblPr>
+      <w:tblGrid>
+        <w:gridCol w:w="2135"/>
+        <w:gridCol w:w="1963"/>
+        <w:gridCol w:w="4927"/>
+      </w:tblGrid>
+      <w:tr>
+        <w:tc>
+          <w:tcPr>
+            <w:tcW w:w="0" w:type="auto"/>
+            <w:tcBorders>
+              <w:top w:val="single" w:sz="4" w:space="0" w:color="000000"/>
+              <w:left w:val="single" w:sz="4" w:space="0" w:color="000000"/>
+              <w:bottom w:val="single" w:sz="4" w:space="0" w:color="000000"/>
+              <w:right w:val="single" w:sz="4" w:space="0" w:color="000000"/>
+            </w:tcBorders>
+            <w:shd w:val="clear" w:color="auto" w:fill="1F4E79"/>
+            <w:tcMar>
+              <w:top w:w="0" w:type="dxa"/>
+              <w:left w:w="108" w:type="dxa"/>
+              <w:bottom w:w="0" w:type="dxa"/>
+              <w:right w:w="108" w:type="dxa"/>
+            </w:tcMar>
+            <w:vAlign w:val="center"/>
+            <w:hideMark/>
+          </w:tcPr>
+          <w:p>
+            <w:pPr>
+              <w:rPr>
+                <w:rFonts w:ascii="Times New Roman" w:hAnsi="Times New Roman" w:cs="Times New Roman"/>
+                <w:sz w:val="22"/>
+                <w:szCs w:val="22"/>
+              </w:rPr>
+            </w:pPr>
+            <w:r>
+              <w:rPr>
+                <w:rFonts w:ascii="Times New Roman" w:hAnsi="Times New Roman" w:cs="Times New Roman"/>
+                <w:b/>
+                <w:bCs/>
+                <w:sz w:val="22"/>
+                <w:szCs w:val="22"/>
+              </w:rPr>
+              <w:t>Variable</w:t>
+            </w:r>
+          </w:p>
+        </w:tc>
+        <w:tc>
+          <w:tcPr>
+            <w:tcW w:w="0" w:type="auto"/>
+            <w:tcBorders>
+              <w:top w:val="single" w:sz="4" w:space="0" w:color="000000"/>
+              <w:left w:val="nil"/>
+              <w:bottom w:val="single" w:sz="4" w:space="0" w:color="000000"/>
+              <w:right w:val="single" w:sz="4" w:space="0" w:color="000000"/>
+            </w:tcBorders>
+            <w:shd w:val="clear" w:color="auto" w:fill="1F4E79"/>
+            <w:tcMar>
+              <w:top w:w="0" w:type="dxa"/>
+              <w:left w:w="108" w:type="dxa"/>
+              <w:bottom w:w="0" w:type="dxa"/>
+              <w:right w:w="108" w:type="dxa"/>
+            </w:tcMar>
+            <w:vAlign w:val="center"/>
+            <w:hideMark/>
+          </w:tcPr>
+          <w:p>
+            <w:pPr>
+              <w:rPr>
+                <w:rFonts w:ascii="Times New Roman" w:hAnsi="Times New Roman" w:cs="Times New Roman"/>
+                <w:sz w:val="22"/>
+                <w:szCs w:val="22"/>
+              </w:rPr>
+            </w:pPr>
+            <w:r>
+              <w:rPr>
+                <w:rFonts w:ascii="Times New Roman" w:hAnsi="Times New Roman" w:cs="Times New Roman"/>
+                <w:b/>
+                <w:bCs/>
+                <w:sz w:val="22"/>
+                <w:szCs w:val="22"/>
+              </w:rPr>
+              <w:t>Component</w:t>
+            </w:r>
+          </w:p>
+        </w:tc>
+        <w:tc>
+          <w:tcPr>
+            <w:tcW w:w="0" w:type="auto"/>
+            <w:tcBorders>
+              <w:top w:val="single" w:sz="4" w:space="0" w:color="000000"/>
+              <w:left w:val="nil"/>
+              <w:bottom w:val="single" w:sz="4" w:space="0" w:color="000000"/>
+              <w:right w:val="single" w:sz="4" w:space="0" w:color="000000"/>
+            </w:tcBorders>
+            <w:shd w:val="clear" w:color="auto" w:fill="1F4E79"/>
+            <w:tcMar>
+              <w:top w:w="0" w:type="dxa"/>
+              <w:left w:w="108" w:type="dxa"/>
+              <w:bottom w:w="0" w:type="dxa"/>
+              <w:right w:w="108" w:type="dxa"/>
+            </w:tcMar>
+            <w:vAlign w:val="center"/>
+            <w:hideMark/>
+          </w:tcPr>
+          <w:p>
+            <w:pPr>
+              <w:rPr>
+                <w:rFonts w:ascii="Times New Roman" w:hAnsi="Times New Roman" w:cs="Times New Roman"/>
+                <w:sz w:val="22"/>
+                <w:szCs w:val="22"/>
+              </w:rPr>
+            </w:pPr>
+            <w:r>
+              <w:rPr>
+                <w:rFonts w:ascii="Times New Roman" w:hAnsi="Times New Roman" w:cs="Times New Roman"/>
+                <w:b/>
+                <w:bCs/>
+                <w:sz w:val="22"/>
+                <w:szCs w:val="22"/>
+              </w:rPr>
+              <w:t>Purpose</w:t>
+            </w:r>
+          </w:p>
+        </w:tc>
+      </w:tr>
+      <w:tr>
+        <w:tc>
+          <w:tcPr>
+            <w:tcW w:w="0" w:type="auto"/>
+            <w:tcBorders>
+              <w:top w:val="nil"/>
+              <w:left w:val="single" w:sz="4" w:space="0" w:color="000000"/>
+              <w:bottom w:val="single" w:sz="4" w:space="0" w:color="000000"/>
+              <w:right w:val="single" w:sz="4" w:space="0" w:color="000000"/>
+            </w:tcBorders>
+            <w:shd w:val="clear" w:color="auto" w:fill="F3F6F9"/>
+            <w:tcMar>
+              <w:top w:w="0" w:type="dxa"/>
+              <w:left w:w="108" w:type="dxa"/>
+              <w:bottom w:w="0" w:type="dxa"/>
+              <w:right w:w="108" w:type="dxa"/>
+            </w:tcMar>
+            <w:vAlign w:val="center"/>
+            <w:hideMark/>
+          </w:tcPr>
+          <w:p>
+            <w:pPr>
+              <w:rPr>
+                <w:rFonts w:ascii="Times New Roman" w:hAnsi="Times New Roman" w:cs="Times New Roman"/>
+                <w:sz w:val="22"/>
+                <w:szCs w:val="22"/>
+              </w:rPr>
+            </w:pPr>
+            <w:r>
+              <w:rPr>
+                <w:rFonts w:ascii="Times New Roman" w:hAnsi="Times New Roman" w:cs="Times New Roman"/>
+                <w:sz w:val="22"/>
+                <w:szCs w:val="22"/>
+              </w:rPr>
+              <w:t>DATABASE_URL</w:t>
+            </w:r>
+          </w:p>
+        </w:tc>
+        <w:tc>
+          <w:tcPr>
+            <w:tcW w:w="0" w:type="auto"/>
+            <w:tcBorders>
+              <w:top w:val="nil"/>
+              <w:left w:val="nil"/>
+              <w:bottom w:val="single" w:sz="4" w:space="0" w:color="000000"/>
+              <w:right w:val="single" w:sz="4" w:space="0" w:color="000000"/>
+            </w:tcBorders>
+            <w:shd w:val="clear" w:color="auto" w:fill="F3F6F9"/>
+            <w:tcMar>
+              <w:top w:w="0" w:type="dxa"/>
+              <w:left w:w="108" w:type="dxa"/>
+              <w:bottom w:w="0" w:type="dxa"/>
+              <w:right w:w="108" w:type="dxa"/>
+            </w:tcMar>
+            <w:vAlign w:val="center"/>
+            <w:hideMark/>
+          </w:tcPr>
+          <w:p>
+            <w:pPr>
+              <w:rPr>
+                <w:rFonts w:ascii="Times New Roman" w:hAnsi="Times New Roman" w:cs="Times New Roman"/>
+                <w:sz w:val="22"/>
+                <w:szCs w:val="22"/>
+              </w:rPr>
+            </w:pPr>
+            <w:r>
+              <w:rPr>
+                <w:rFonts w:ascii="Times New Roman" w:hAnsi="Times New Roman" w:cs="Times New Roman"/>
+                <w:sz w:val="22"/>
+                <w:szCs w:val="22"/>
+              </w:rPr>
+              <w:t>API</w:t>
+            </w:r>
+          </w:p>
+        </w:tc>
+        <w:tc>
+          <w:tcPr>
+            <w:tcW w:w="0" w:type="auto"/>
+            <w:tcBorders>
+              <w:top w:val="nil"/>
+              <w:left w:val="nil"/>
+              <w:bottom w:val="single" w:sz="4" w:space="0" w:color="000000"/>
+              <w:right w:val="single" w:sz="4" w:space="0" w:color="000000"/>
+            </w:tcBorders>
+            <w:shd w:val="clear" w:color="auto" w:fill="F3F6F9"/>
+            <w:tcMar>
+              <w:top w:w="0" w:type="dxa"/>
+              <w:left w:w="108" w:type="dxa"/>
+              <w:bottom w:w="0" w:type="dxa"/>
+              <w:right w:w="108" w:type="dxa"/>
+            </w:tcMar>
+            <w:vAlign w:val="center"/>
+            <w:hideMark/>
+          </w:tcPr>
+          <w:p>
+            <w:pPr>
+              <w:rPr>
+                <w:rFonts w:ascii="Times New Roman" w:hAnsi="Times New Roman" w:cs="Times New Roman"/>
+                <w:sz w:val="22"/>
+                <w:szCs w:val="22"/>
+              </w:rPr>
+            </w:pPr>
+            <w:r>
+              <w:rPr>
+                <w:rFonts w:ascii="Times New Roman" w:hAnsi="Times New Roman" w:cs="Times New Roman"/>
+                <w:sz w:val="22"/>
+                <w:szCs w:val="22"/>
+              </w:rPr>
+              <w:t>PostgreSQL connection string, injected automatically</w:t>
+            </w:r>
+          </w:p>
+        </w:tc>
+      </w:tr>
+      <w:tr>
+        <w:tc>
+          <w:tcPr>
+            <w:tcW w:w="0" w:type="auto"/>
+            <w:tcBorders>
+              <w:top w:val="nil"/>
+              <w:left w:val="single" w:sz="4" w:space="0" w:color="000000"/>
+              <w:bottom w:val="single" w:sz="4" w:space="0" w:color="000000"/>
+              <w:right w:val="single" w:sz="4" w:space="0" w:color="000000"/>
+            </w:tcBorders>
+            <w:shd w:val="clear" w:color="auto" w:fill="FFFFFF"/>
+            <w:tcMar>
+              <w:top w:w="0" w:type="dxa"/>
+              <w:left w:w="108" w:type="dxa"/>
+              <w:bottom w:w="0" w:type="dxa"/>
+              <w:right w:w="108" w:type="dxa"/>
+            </w:tcMar>
+            <w:vAlign w:val="center"/>
+            <w:hideMark/>
+          </w:tcPr>
+          <w:p>
+            <w:pPr>
+              <w:rPr>
+                <w:rFonts w:ascii="Times New Roman" w:hAnsi="Times New Roman" w:cs="Times New Roman"/>
+                <w:sz w:val="22"/>
+                <w:szCs w:val="22"/>
+              </w:rPr>
+            </w:pPr>
+            <w:r>
+              <w:rPr>
+                <w:rFonts w:ascii="Times New Roman" w:hAnsi="Times New Roman" w:cs="Times New Roman"/>
+                <w:sz w:val="22"/>
+                <w:szCs w:val="22"/>
+              </w:rPr>
+              <w:t>CORS_ORIGINS</w:t>
+            </w:r>
+          </w:p>
+        </w:tc>
+        <w:tc>
+          <w:tcPr>
+            <w:tcW w:w="0" w:type="auto"/>
+            <w:tcBorders>
+              <w:top w:val="nil"/>
+              <w:left w:val="nil"/>
+              <w:bottom w:val="single" w:sz="4" w:space="0" w:color="000000"/>
+              <w:right w:val="single" w:sz="4" w:space="0" w:color="000000"/>
+            </w:tcBorders>
+            <w:shd w:val="clear" w:color="auto" w:fill="FFFFFF"/>
+            <w:tcMar>
+              <w:top w:w="0" w:type="dxa"/>
+              <w:left w:w="108" w:type="dxa"/>
+              <w:bottom w:w="0" w:type="dxa"/>
+              <w:right w:w="108" w:type="dxa"/>
+            </w:tcMar>
+            <w:vAlign w:val="center"/>
+            <w:hideMark/>
+          </w:tcPr>
+          <w:p>
+            <w:pPr>
+              <w:rPr>
+                <w:rFonts w:ascii="Times New Roman" w:hAnsi="Times New Roman" w:cs="Times New Roman"/>
+                <w:sz w:val="22"/>
+                <w:szCs w:val="22"/>
+              </w:rPr>
+            </w:pPr>
+            <w:r>
+              <w:rPr>
+                <w:rFonts w:ascii="Times New Roman" w:hAnsi="Times New Roman" w:cs="Times New Roman"/>
+                <w:sz w:val="22"/>
+                <w:szCs w:val="22"/>
+              </w:rPr>
+              <w:t>API</w:t>
+            </w:r>
+          </w:p>
+        </w:tc>
+        <w:tc>
+          <w:tcPr>
+            <w:tcW w:w="0" w:type="auto"/>
+            <w:tcBorders>
+              <w:top w:val="nil"/>
+              <w:left w:val="nil"/>
+              <w:bottom w:val="single" w:sz="4" w:space="0" w:color="000000"/>
+              <w:right w:val="single" w:sz="4" w:space="0" w:color="000000"/>
+            </w:tcBorders>
+            <w:shd w:val="clear" w:color="auto" w:fill="FFFFFF"/>
+            <w:tcMar>
+              <w:top w:w="0" w:type="dxa"/>
+              <w:left w:w="108" w:type="dxa"/>
+              <w:bottom w:w="0" w:type="dxa"/>
+              <w:right w:w="108" w:type="dxa"/>
+            </w:tcMar>
+            <w:vAlign w:val="center"/>
+            <w:hideMark/>
+          </w:tcPr>
+          <w:p>
+            <w:pPr>
+              <w:rPr>
+                <w:rFonts w:ascii="Times New Roman" w:hAnsi="Times New Roman" w:cs="Times New Roman"/>
+                <w:sz w:val="22"/>
+                <w:szCs w:val="22"/>
+              </w:rPr>
+            </w:pPr>
+            <w:r>
+              <w:rPr>
+                <w:rFonts w:ascii="Times New Roman" w:hAnsi="Times New Roman" w:cs="Times New Roman"/>
+                <w:sz w:val="22"/>
+                <w:szCs w:val="22"/>
+              </w:rPr>
+              <w:t>Comma-separated list of permitted frontend origins</w:t>
+            </w:r>
+          </w:p>
+        </w:tc>
+      </w:tr>
+      <w:tr>
+        <w:tc>
+          <w:tcPr>
+            <w:tcW w:w="0" w:type="auto"/>
+            <w:tcBorders>
+              <w:top w:val="nil"/>
+              <w:left w:val="single" w:sz="4" w:space="0" w:color="000000"/>
+              <w:bottom w:val="single" w:sz="4" w:space="0" w:color="000000"/>
+              <w:right w:val="single" w:sz="4" w:space="0" w:color="000000"/>
+            </w:tcBorders>
+            <w:shd w:val="clear" w:color="auto" w:fill="F3F6F9"/>
+            <w:tcMar>
+              <w:top w:w="0" w:type="dxa"/>
+              <w:left w:w="108" w:type="dxa"/>
+              <w:bottom w:w="0" w:type="dxa"/>
+              <w:right w:w="108" w:type="dxa"/>
+            </w:tcMar>
+            <w:vAlign w:val="center"/>
+            <w:hideMark/>
+          </w:tcPr>
+          <w:p>
+            <w:pPr>
+              <w:rPr>
+                <w:rFonts w:ascii="Times New Roman" w:hAnsi="Times New Roman" w:cs="Times New Roman"/>
+                <w:sz w:val="22"/>
+                <w:szCs w:val="22"/>
+              </w:rPr>
+            </w:pPr>
+            <w:r>
+              <w:rPr>
+                <w:rFonts w:ascii="Times New Roman" w:hAnsi="Times New Roman" w:cs="Times New Roman"/>
+                <w:sz w:val="22"/>
+                <w:szCs w:val="22"/>
+              </w:rPr>
+              <w:t>JWT_SECRET_KEY</w:t>
+            </w:r>
+          </w:p>
+        </w:tc>
+        <w:tc>
+          <w:tcPr>
+            <w:tcW w:w="0" w:type="auto"/>
+            <w:tcBorders>
+              <w:top w:val="nil"/>
+              <w:left w:val="nil"/>
+              <w:bottom w:val="single" w:sz="4" w:space="0" w:color="000000"/>
+              <w:right w:val="single" w:sz="4" w:space="0" w:color="000000"/>
+            </w:tcBorders>
+            <w:shd w:val="clear" w:color="auto" w:fill="F3F6F9"/>
+            <w:tcMar>
+              <w:top w:w="0" w:type="dxa"/>
+              <w:left w:w="108" w:type="dxa"/>
+              <w:bottom w:w="0" w:type="dxa"/>
+              <w:right w:w="108" w:type="dxa"/>
+            </w:tcMar>
+            <w:vAlign w:val="center"/>
+            <w:hideMark/>
+          </w:tcPr>
+          <w:p>
+            <w:pPr>
+              <w:rPr>
+                <w:rFonts w:ascii="Times New Roman" w:hAnsi="Times New Roman" w:cs="Times New Roman"/>
+                <w:sz w:val="22"/>
+                <w:szCs w:val="22"/>
+              </w:rPr>
+            </w:pPr>
+            <w:r>
+              <w:rPr>
+                <w:rFonts w:ascii="Times New Roman" w:hAnsi="Times New Roman" w:cs="Times New Roman"/>
+                <w:sz w:val="22"/>
+                <w:szCs w:val="22"/>
+              </w:rPr>
+              <w:t>API</w:t>
+            </w:r>
+          </w:p>
+        </w:tc>
+        <w:tc>
+          <w:tcPr>
+            <w:tcW w:w="0" w:type="auto"/>
+            <w:tcBorders>
+              <w:top w:val="nil"/>
+              <w:left w:val="nil"/>
+              <w:bottom w:val="single" w:sz="4" w:space="0" w:color="000000"/>
+              <w:right w:val="single" w:sz="4" w:space="0" w:color="000000"/>
+            </w:tcBorders>
+            <w:shd w:val="clear" w:color="auto" w:fill="F3F6F9"/>
+            <w:tcMar>
+              <w:top w:w="0" w:type="dxa"/>
+              <w:left w:w="108" w:type="dxa"/>
+              <w:bottom w:w="0" w:type="dxa"/>
+              <w:right w:w="108" w:type="dxa"/>
+            </w:tcMar>
+            <w:vAlign w:val="center"/>
+            <w:hideMark/>
+          </w:tcPr>
+          <w:p>
+            <w:pPr>
+              <w:rPr>
+                <w:rFonts w:ascii="Times New Roman" w:hAnsi="Times New Roman" w:cs="Times New Roman"/>
+                <w:sz w:val="22"/>
+                <w:szCs w:val="22"/>
+              </w:rPr>
+            </w:pPr>
+            <w:r>
+              <w:rPr>
+                <w:rFonts w:ascii="Times New Roman" w:hAnsi="Times New Roman" w:cs="Times New Roman"/>
+                <w:sz w:val="22"/>
+                <w:szCs w:val="22"/>
+              </w:rPr>
+              <w:t>Signing key for reviewer authentication tokens</w:t>
+            </w:r>
+          </w:p>
+        </w:tc>
+      </w:tr>
+      <w:tr>
+        <w:tc>
+          <w:tcPr>
+            <w:tcW w:w="0" w:type="auto"/>
+            <w:tcBorders>
+              <w:top w:val="nil"/>
+              <w:left w:val="single" w:sz="4" w:space="0" w:color="000000"/>
+              <w:bottom w:val="single" w:sz="4" w:space="0" w:color="000000"/>
+              <w:right w:val="single" w:sz="4" w:space="0" w:color="000000"/>
+            </w:tcBorders>
+            <w:shd w:val="clear" w:color="auto" w:fill="FFFFFF"/>
+            <w:tcMar>
+              <w:top w:w="0" w:type="dxa"/>
+              <w:left w:w="108" w:type="dxa"/>
+              <w:bottom w:w="0" w:type="dxa"/>
+              <w:right w:w="108" w:type="dxa"/>
+            </w:tcMar>
+            <w:vAlign w:val="center"/>
+            <w:hideMark/>
+          </w:tcPr>
+          <w:p>
+            <w:pPr>
+              <w:rPr>
+                <w:rFonts w:ascii="Times New Roman" w:hAnsi="Times New Roman" w:cs="Times New Roman"/>
+                <w:sz w:val="22"/>
+                <w:szCs w:val="22"/>
+              </w:rPr>
+            </w:pPr>
+            <w:r>
+              <w:rPr>
+                <w:rFonts w:ascii="Times New Roman" w:hAnsi="Times New Roman" w:cs="Times New Roman"/>
+                <w:sz w:val="22"/>
+                <w:szCs w:val="22"/>
+              </w:rPr>
+              <w:t>VITE_API_URL</w:t>
+            </w:r>
+          </w:p>
+        </w:tc>
+        <w:tc>
+          <w:tcPr>
+            <w:tcW w:w="0" w:type="auto"/>
+            <w:tcBorders>
+              <w:top w:val="nil"/>
+              <w:left w:val="nil"/>
+              <w:bottom w:val="single" w:sz="4" w:space="0" w:color="000000"/>
+              <w:right w:val="single" w:sz="4" w:space="0" w:color="000000"/>
+            </w:tcBorders>
+            <w:shd w:val="clear" w:color="auto" w:fill="FFFFFF"/>
+            <w:tcMar>
+              <w:top w:w="0" w:type="dxa"/>
+              <w:left w:w="108" w:type="dxa"/>
+              <w:bottom w:w="0" w:type="dxa"/>
+              <w:right w:w="108" w:type="dxa"/>
+            </w:tcMar>
+            <w:vAlign w:val="center"/>
+            <w:hideMark/>
+          </w:tcPr>
+          <w:p>
+            <w:pPr>
+              <w:rPr>
+                <w:rFonts w:ascii="Times New Roman" w:hAnsi="Times New Roman" w:cs="Times New Roman"/>
+                <w:sz w:val="22"/>
+                <w:szCs w:val="22"/>
+              </w:rPr>
+            </w:pPr>
+            <w:r>
+              <w:rPr>
+                <w:rFonts w:ascii="Times New Roman" w:hAnsi="Times New Roman" w:cs="Times New Roman"/>
+                <w:sz w:val="22"/>
+                <w:szCs w:val="22"/>
+              </w:rPr>
+              <w:t>Job seeker interface</w:t>
+            </w:r>
+          </w:p>
+        </w:tc>
+        <w:tc>
+          <w:tcPr>
+            <w:tcW w:w="0" w:type="auto"/>
+            <w:tcBorders>
+              <w:top w:val="nil"/>
+              <w:left w:val="nil"/>
+              <w:bottom w:val="single" w:sz="4" w:space="0" w:color="000000"/>
+              <w:right w:val="single" w:sz="4" w:space="0" w:color="000000"/>
+            </w:tcBorders>
+            <w:shd w:val="clear" w:color="auto" w:fill="FFFFFF"/>
+            <w:tcMar>
+              <w:top w:w="0" w:type="dxa"/>
+              <w:left w:w="108" w:type="dxa"/>
+              <w:bottom w:w="0" w:type="dxa"/>
+              <w:right w:w="108" w:type="dxa"/>
+            </w:tcMar>
+            <w:vAlign w:val="center"/>
+            <w:hideMark/>
+          </w:tcPr>
+          <w:p>
+            <w:pPr>
+              <w:rPr>
+                <w:rFonts w:ascii="Times New Roman" w:hAnsi="Times New Roman" w:cs="Times New Roman"/>
+                <w:sz w:val="22"/>
+                <w:szCs w:val="22"/>
+              </w:rPr>
+            </w:pPr>
+            <w:r>
+              <w:rPr>
+                <w:rFonts w:ascii="Times New Roman" w:hAnsi="Times New Roman" w:cs="Times New Roman"/>
+                <w:sz w:val="22"/>
+                <w:szCs w:val="22"/>
+              </w:rPr>
+              <w:t xml:space="preserve">API base URL, </w:t>
+            </w:r>
+            <w:proofErr w:type="spellStart"/>
+            <w:r>
+              <w:rPr>
+                <w:rFonts w:ascii="Times New Roman" w:hAnsi="Times New Roman" w:cs="Times New Roman"/>
+                <w:sz w:val="22"/>
+                <w:szCs w:val="22"/>
+              </w:rPr>
+              <w:t>inlined</w:t>
+            </w:r>
+            <w:proofErr w:type="spellEnd"/>
+            <w:r>
+              <w:rPr>
+                <w:rFonts w:ascii="Times New Roman" w:hAnsi="Times New Roman" w:cs="Times New Roman"/>
+                <w:sz w:val="22"/>
+                <w:szCs w:val="22"/>
+              </w:rPr>
+              <w:t xml:space="preserve"> at build time</w:t>
+            </w:r>
+          </w:p>
+        </w:tc>
+      </w:tr>
+    </w:tbl>
+    <w:p>
+      <w:pPr>
+        <w:rPr>
+          <w:rFonts w:ascii="Times New Roman" w:hAnsi="Times New Roman" w:cs="Times New Roman"/>
+          <w:sz w:val="22"/>
+          <w:szCs w:val="22"/>
+        </w:rPr>
+      </w:pPr>
+      <w:r>
+        <w:rPr>
+          <w:rFonts w:ascii="Times New Roman" w:hAnsi="Times New Roman" w:cs="Times New Roman"/>
+          <w:sz w:val="22"/>
+          <w:szCs w:val="22"/>
+        </w:rPr>
+        <w:t>Cross-origin resource sharing is restricted to known frontend origins rather than permitting all origins, so the deployed API only accepts browser requests from the project's own interfaces.</w:t>
+      </w:r>
+    </w:p>
+    <w:p>
+      <w:pPr>
+        <w:rPr>
+          <w:rFonts w:ascii="Times New Roman" w:hAnsi="Times New Roman" w:cs="Times New Roman"/>
+          <w:sz w:val="22"/>
+          <w:szCs w:val="22"/>
+        </w:rPr>
+      </w:pPr>
+      <w:r>
+        <w:rPr>
+          <w:rFonts w:ascii="Times New Roman" w:hAnsi="Times New Roman" w:cs="Times New Roman"/>
+          <w:sz w:val="22"/>
+          <w:szCs w:val="22"/>
+        </w:rPr>
+        <w:t xml:space="preserve">Two adjustments were required for the hosted environment. Render supplies connection strings using the postgres:// scheme, which </w:t>
+      </w:r>
+      <w:proofErr w:type="spellStart"/>
+      <w:r>
+        <w:rPr>
+          <w:rFonts w:ascii="Times New Roman" w:hAnsi="Times New Roman" w:cs="Times New Roman"/>
+          <w:sz w:val="22"/>
+          <w:szCs w:val="22"/>
+        </w:rPr>
+        <w:t>SQLAlchemy</w:t>
+      </w:r>
+      <w:proofErr w:type="spellEnd"/>
+      <w:r>
+        <w:rPr>
+          <w:rFonts w:ascii="Times New Roman" w:hAnsi="Times New Roman" w:cs="Times New Roman"/>
+          <w:sz w:val="22"/>
+          <w:szCs w:val="22"/>
+        </w:rPr>
+        <w:t xml:space="preserve"> 2.0 no longer recognizes, so the configuration layer rewrites this to postgresql:// at load time. Permitted origins are read as comma-separated text rather than a JSON array, since deployment dashboards accept plain text more reliably.</w:t>
+      </w:r>
+    </w:p>
+    <w:p>
+      <w:pPr>
+        <w:pStyle w:val="Heading2"/>
+        <w:rPr>
+          <w:rFonts w:ascii="Times New Roman" w:hAnsi="Times New Roman" w:cs="Times New Roman"/>
+        </w:rPr>
+      </w:pPr>
+      <w:bookmarkStart w:id="71" w:name="_Toc240295664"/>
+      <w:r>
+        <w:rPr>
+          <w:rFonts w:ascii="Times New Roman" w:hAnsi="Times New Roman" w:cs="Times New Roman"/>
+        </w:rPr>
+        <w:t>6.5 DEPLOYMENT VERIFICATION</w:t>
+      </w:r>
+      <w:bookmarkEnd w:id="71"/>
+    </w:p>
+    <w:p>
+      <w:pPr>
+        <w:rPr>
+          <w:rFonts w:ascii="Times New Roman" w:hAnsi="Times New Roman" w:cs="Times New Roman"/>
+          <w:sz w:val="22"/>
+          <w:szCs w:val="22"/>
+        </w:rPr>
+      </w:pPr>
+      <w:r>
+        <w:rPr>
+          <w:rFonts w:ascii="Times New Roman" w:hAnsi="Times New Roman" w:cs="Times New Roman"/>
+          <w:sz w:val="22"/>
+          <w:szCs w:val="22"/>
+        </w:rPr>
+        <w:t>Following deployment, the pipeline was verified end to end against the hosted service. A listing naming a blacklisted recruitment agency and requesting an upfront mobile money payment returned a high-risk assessment with a blacklisted verification status, three supporting reasons, and a generated case identifier. The referred case was then retrieved through the case queue endpoint, confirming that the assessment pipeline, registry verification, and database persistence all function correctly in the hosted environment.</w:t>
+      </w:r>
+    </w:p>
+    <w:p>
+      <w:pPr>
+        <w:pStyle w:val="Heading2"/>
+        <w:rPr>
+          <w:rFonts w:ascii="Times New Roman" w:hAnsi="Times New Roman" w:cs="Times New Roman"/>
+        </w:rPr>
+      </w:pPr>
+      <w:bookmarkStart w:id="72" w:name="_Toc240295665"/>
+      <w:r>
+        <w:rPr>
+          <w:rFonts w:ascii="Times New Roman" w:hAnsi="Times New Roman" w:cs="Times New Roman"/>
+        </w:rPr>
+        <w:t>6.6 DEPLOYMENT CONSTRAINTS</w:t>
+      </w:r>
+      <w:bookmarkEnd w:id="72"/>
+    </w:p>
+    <w:p>
+      <w:pPr>
+        <w:rPr>
+          <w:rFonts w:ascii="Times New Roman" w:hAnsi="Times New Roman" w:cs="Times New Roman"/>
+          <w:sz w:val="22"/>
+          <w:szCs w:val="22"/>
+        </w:rPr>
+      </w:pPr>
+      <w:r>
+        <w:rPr>
+          <w:rFonts w:ascii="Times New Roman" w:hAnsi="Times New Roman" w:cs="Times New Roman"/>
+          <w:sz w:val="22"/>
+          <w:szCs w:val="22"/>
+        </w:rPr>
+        <w:t xml:space="preserve">The deployment uses free hosting tiers, which impose two limitations relevant to </w:t>
+      </w:r>
+      <w:proofErr w:type="spellStart"/>
+      <w:proofErr w:type="gramStart"/>
+      <w:r>
+        <w:rPr>
+          <w:rFonts w:ascii="Times New Roman" w:hAnsi="Times New Roman" w:cs="Times New Roman"/>
+          <w:sz w:val="22"/>
+          <w:szCs w:val="22"/>
+        </w:rPr>
+        <w:t>demonstration.The</w:t>
+      </w:r>
+      <w:proofErr w:type="spellEnd"/>
+      <w:proofErr w:type="gramEnd"/>
+      <w:r>
+        <w:rPr>
+          <w:rFonts w:ascii="Times New Roman" w:hAnsi="Times New Roman" w:cs="Times New Roman"/>
+          <w:sz w:val="22"/>
+          <w:szCs w:val="22"/>
+        </w:rPr>
+        <w:t xml:space="preserve"> API service is suspended after fifteen minutes without traffic, and the first request following suspension takes approximately fifty seconds while the service restarts. Subsequent requests respond normally. The service should therefore be accessed shortly before any live demonstration.</w:t>
+      </w:r>
+    </w:p>
+    <w:p>
+      <w:pPr>
+        <w:rPr>
+          <w:rFonts w:ascii="Times New Roman" w:hAnsi="Times New Roman" w:cs="Times New Roman"/>
+          <w:sz w:val="22"/>
+          <w:szCs w:val="22"/>
+        </w:rPr>
+      </w:pPr>
+      <w:r>
+        <w:rPr>
+          <w:rFonts w:ascii="Times New Roman" w:hAnsi="Times New Roman" w:cs="Times New Roman"/>
+          <w:sz w:val="22"/>
+          <w:szCs w:val="22"/>
+        </w:rPr>
+        <w:lastRenderedPageBreak/>
+        <w:t>The database instance is subject to a thirty-day retention limit under the free tier. This is acceptable for a capstone demonstration but would require a paid tier for any sustained operation.</w:t>
+      </w:r>
+    </w:p>
+    <w:bookmarkStart w:id="73" w:name="_Toc240295666" w:displacedByCustomXml="next"/>
     <w:sdt>
       <w:sdtPr>
         <w:rPr>
@@ -17996,7 +21073,7 @@
             </w:rPr>
             <w:t>References</w:t>
           </w:r>
-          <w:bookmarkEnd w:id="67"/>
+          <w:bookmarkEnd w:id="73"/>
         </w:p>
         <w:sdt>
           <w:sdtPr>
@@ -18010,8 +21087,8 @@
             <w:p>
               <w:pPr>
                 <w:pStyle w:val="Bibliography"/>
-                <w:ind w:left="720" w:hanging="720"/>
                 <w:rPr>
+                  <w:rFonts w:ascii="Times New Roman" w:hAnsi="Times New Roman" w:cs="Times New Roman"/>
                   <w:noProof/>
                   <w:sz w:val="24"/>
                   <w:szCs w:val="24"/>
@@ -18037,12 +21114,14 @@
               </w:r>
               <w:r>
                 <w:rPr>
+                  <w:rFonts w:ascii="Times New Roman" w:hAnsi="Times New Roman" w:cs="Times New Roman"/>
                   <w:noProof/>
                 </w:rPr>
                 <w:t xml:space="preserve">Commission, F. T. (2024). </w:t>
               </w:r>
               <w:r>
                 <w:rPr>
+                  <w:rFonts w:ascii="Times New Roman" w:hAnsi="Times New Roman" w:cs="Times New Roman"/>
                   <w:i/>
                   <w:iCs/>
                   <w:noProof/>
@@ -18051,6 +21130,7 @@
               </w:r>
               <w:r>
                 <w:rPr>
+                  <w:rFonts w:ascii="Times New Roman" w:hAnsi="Times New Roman" w:cs="Times New Roman"/>
                   <w:noProof/>
                 </w:rPr>
                 <w:t xml:space="preserve"> Federal Trade Commission. From https://www.ftc.gov/news-events/news/press-releases/2025/03/new-ftc-data-show-big-jump-reported-losses-fraud-125-billion-2024?</w:t>
@@ -18061,17 +21141,20 @@
                 <w:pStyle w:val="Bibliography"/>
                 <w:ind w:left="720" w:hanging="720"/>
                 <w:rPr>
+                  <w:rFonts w:ascii="Times New Roman" w:hAnsi="Times New Roman" w:cs="Times New Roman"/>
                   <w:noProof/>
                 </w:rPr>
               </w:pPr>
               <w:r>
                 <w:rPr>
+                  <w:rFonts w:ascii="Times New Roman" w:hAnsi="Times New Roman" w:cs="Times New Roman"/>
                   <w:noProof/>
                 </w:rPr>
                 <w:t xml:space="preserve">DCI. (2025). </w:t>
               </w:r>
               <w:r>
                 <w:rPr>
+                  <w:rFonts w:ascii="Times New Roman" w:hAnsi="Times New Roman" w:cs="Times New Roman"/>
                   <w:i/>
                   <w:iCs/>
                   <w:noProof/>
@@ -18080,6 +21163,7 @@
               </w:r>
               <w:r>
                 <w:rPr>
+                  <w:rFonts w:ascii="Times New Roman" w:hAnsi="Times New Roman" w:cs="Times New Roman"/>
                   <w:noProof/>
                 </w:rPr>
                 <w:t xml:space="preserve"> Minisrry Of Interior and National Administration. Nairobi: DCI. From https://www.dci.go.ke/fraudulent-recruitment-drive-thwarted-arrest-suspects?</w:t>
@@ -18090,17 +21174,20 @@
                 <w:pStyle w:val="Bibliography"/>
                 <w:ind w:left="720" w:hanging="720"/>
                 <w:rPr>
+                  <w:rFonts w:ascii="Times New Roman" w:hAnsi="Times New Roman" w:cs="Times New Roman"/>
                   <w:noProof/>
                 </w:rPr>
               </w:pPr>
               <w:r>
                 <w:rPr>
+                  <w:rFonts w:ascii="Times New Roman" w:hAnsi="Times New Roman" w:cs="Times New Roman"/>
                   <w:noProof/>
                 </w:rPr>
                 <w:t xml:space="preserve">KNBS. (2018). </w:t>
               </w:r>
               <w:r>
                 <w:rPr>
+                  <w:rFonts w:ascii="Times New Roman" w:hAnsi="Times New Roman" w:cs="Times New Roman"/>
                   <w:i/>
                   <w:iCs/>
                   <w:noProof/>
@@ -18109,6 +21196,7 @@
               </w:r>
               <w:r>
                 <w:rPr>
+                  <w:rFonts w:ascii="Times New Roman" w:hAnsi="Times New Roman" w:cs="Times New Roman"/>
                   <w:noProof/>
                 </w:rPr>
                 <w:t xml:space="preserve"> Nairobi: KNBS. From https://www.knbs.or.ke/caution-against-fake-job-advertisement-on-the-2019-kenya-population-and-housing-census/</w:t>
@@ -18119,17 +21207,20 @@
                 <w:pStyle w:val="Bibliography"/>
                 <w:ind w:left="720" w:hanging="720"/>
                 <w:rPr>
+                  <w:rFonts w:ascii="Times New Roman" w:hAnsi="Times New Roman" w:cs="Times New Roman"/>
                   <w:noProof/>
                 </w:rPr>
               </w:pPr>
               <w:r>
                 <w:rPr>
+                  <w:rFonts w:ascii="Times New Roman" w:hAnsi="Times New Roman" w:cs="Times New Roman"/>
                   <w:noProof/>
                 </w:rPr>
                 <w:t xml:space="preserve">KRA. (2026). </w:t>
               </w:r>
               <w:r>
                 <w:rPr>
+                  <w:rFonts w:ascii="Times New Roman" w:hAnsi="Times New Roman" w:cs="Times New Roman"/>
                   <w:i/>
                   <w:iCs/>
                   <w:noProof/>
@@ -18138,6 +21229,7 @@
               </w:r>
               <w:r>
                 <w:rPr>
+                  <w:rFonts w:ascii="Times New Roman" w:hAnsi="Times New Roman" w:cs="Times New Roman"/>
                   <w:noProof/>
                 </w:rPr>
                 <w:t xml:space="preserve"> Nairobi: KRA. From https://www.kra.go.ke/news-center/public-notices/586-recruitment-fraud?</w:t>
@@ -18148,17 +21240,20 @@
                 <w:pStyle w:val="Bibliography"/>
                 <w:ind w:left="720" w:hanging="720"/>
                 <w:rPr>
+                  <w:rFonts w:ascii="Times New Roman" w:hAnsi="Times New Roman" w:cs="Times New Roman"/>
                   <w:noProof/>
                 </w:rPr>
               </w:pPr>
               <w:r>
                 <w:rPr>
+                  <w:rFonts w:ascii="Times New Roman" w:hAnsi="Times New Roman" w:cs="Times New Roman"/>
                   <w:noProof/>
                 </w:rPr>
                 <w:t xml:space="preserve">NITA. (2026). </w:t>
               </w:r>
               <w:r>
                 <w:rPr>
+                  <w:rFonts w:ascii="Times New Roman" w:hAnsi="Times New Roman" w:cs="Times New Roman"/>
                   <w:i/>
                   <w:iCs/>
                   <w:noProof/>
@@ -18167,6 +21262,7 @@
               </w:r>
               <w:r>
                 <w:rPr>
+                  <w:rFonts w:ascii="Times New Roman" w:hAnsi="Times New Roman" w:cs="Times New Roman"/>
                   <w:noProof/>
                 </w:rPr>
                 <w:t xml:space="preserve"> Nairobi: National Industrial Training Authority. From https://nita.go.ke/media-centre/notices.html?</w:t>
@@ -18204,7 +21300,9 @@
       <w:footerReference w:type="default" r:id="rId33"/>
       <w:pgSz w:w="12240" w:h="15840"/>
       <w:pgMar w:top="1440" w:right="1440" w:bottom="1440" w:left="1440" w:header="708" w:footer="708" w:gutter="0"/>
+      <w:pgNumType w:start="0"/>
       <w:cols w:space="708"/>
+      <w:titlePg/>
       <w:docGrid w:linePitch="360"/>
     </w:sectPr>
   </w:body>
@@ -19921,7 +23019,6 @@
   <w:style w:type="character" w:default="1" w:styleId="DefaultParagraphFont">
     <w:name w:val="Default Paragraph Font"/>
     <w:uiPriority w:val="1"/>
-    <w:semiHidden/>
     <w:unhideWhenUsed/>
   </w:style>
   <w:style w:type="table" w:default="1" w:styleId="TableNormal">
